--- a/skillcrush-styles/internal-document-styles/Skillcrush_Lesson_Outline_Template.docx
+++ b/skillcrush-styles/internal-document-styles/Skillcrush_Lesson_Outline_Template.docx
@@ -1,276 +1,373 @@
 
 <file path=word/document.xml><?xml version="1.0" encoding="utf-8"?>
-<w:document xmlns:wpc="http://schemas.microsoft.com/office/word/2010/wordprocessingCanvas" xmlns:mc="http://schemas.openxmlformats.org/markup-compatibility/2006" xmlns:o="urn:schemas-microsoft-com:office:office" xmlns:r="http://schemas.openxmlformats.org/officeDocument/2006/relationships" xmlns:m="http://schemas.openxmlformats.org/officeDocument/2006/math" xmlns:v="urn:schemas-microsoft-com:vml" xmlns:wp14="http://schemas.microsoft.com/office/word/2010/wordprocessingDrawing" xmlns:wp="http://schemas.openxmlformats.org/drawingml/2006/wordprocessingDrawing" xmlns:w10="urn:schemas-microsoft-com:office:word" xmlns:w="http://schemas.openxmlformats.org/wordprocessingml/2006/main" xmlns:w14="http://schemas.microsoft.com/office/word/2010/wordml" xmlns:w15="http://schemas.microsoft.com/office/word/2012/wordml" xmlns:wpg="http://schemas.microsoft.com/office/word/2010/wordprocessingGroup" xmlns:wpi="http://schemas.microsoft.com/office/word/2010/wordprocessingInk" xmlns:wne="http://schemas.microsoft.com/office/word/2006/wordml" xmlns:wps="http://schemas.microsoft.com/office/word/2010/wordprocessingShape" xmlns:cx="http://schemas.microsoft.com/office/drawing/2014/chartex" xmlns:cx1="http://schemas.microsoft.com/office/drawing/2015/9/8/chartex" xmlns:cx2="http://schemas.microsoft.com/office/drawing/2015/10/21/chartex" xmlns:cx3="http://schemas.microsoft.com/office/drawing/2016/5/9/chartex" xmlns:cx4="http://schemas.microsoft.com/office/drawing/2016/5/10/chartex" xmlns:cx5="http://schemas.microsoft.com/office/drawing/2016/5/11/chartex" xmlns:cx6="http://schemas.microsoft.com/office/drawing/2016/5/12/chartex" xmlns:cx7="http://schemas.microsoft.com/office/drawing/2016/5/13/chartex" xmlns:cx8="http://schemas.microsoft.com/office/drawing/2016/5/14/chartex" xmlns:aink="http://schemas.microsoft.com/office/drawing/2016/ink" xmlns:am3d="http://schemas.microsoft.com/office/drawing/2017/model3d" xmlns:w16cex="http://schemas.microsoft.com/office/word/2018/wordml/cex" xmlns:w16cid="http://schemas.microsoft.com/office/word/2016/wordml/cid" xmlns:w16="http://schemas.microsoft.com/office/word/2018/wordml" xmlns:w16sdtdh="http://schemas.microsoft.com/office/word/2020/wordml/sdtdatahash" xmlns:w16se="http://schemas.microsoft.com/office/word/2015/wordml/symex" mc:Ignorable="w14 w15 wp14">
+<w:document xmlns:mc="http://schemas.openxmlformats.org/markup-compatibility/2006" xmlns:o="urn:schemas-microsoft-com:office:office" xmlns:r="http://schemas.openxmlformats.org/officeDocument/2006/relationships" xmlns:m="http://schemas.openxmlformats.org/officeDocument/2006/math" xmlns:v="urn:schemas-microsoft-com:vml" xmlns:wp="http://schemas.openxmlformats.org/drawingml/2006/wordprocessingDrawing" xmlns:w10="urn:schemas-microsoft-com:office:word" xmlns:w="http://schemas.openxmlformats.org/wordprocessingml/2006/main" xmlns:wne="http://schemas.microsoft.com/office/word/2006/wordml" xmlns:sl="http://schemas.openxmlformats.org/schemaLibrary/2006/main" xmlns:a="http://schemas.openxmlformats.org/drawingml/2006/main" xmlns:pic="http://schemas.openxmlformats.org/drawingml/2006/picture" xmlns:c="http://schemas.openxmlformats.org/drawingml/2006/chart" xmlns:lc="http://schemas.openxmlformats.org/drawingml/2006/lockedCanvas" xmlns:dgm="http://schemas.openxmlformats.org/drawingml/2006/diagram" xmlns:wps="http://schemas.microsoft.com/office/word/2010/wordprocessingShape" xmlns:wpg="http://schemas.microsoft.com/office/word/2010/wordprocessingGroup" xmlns:w14="http://schemas.microsoft.com/office/word/2010/wordml" xmlns:w15="http://schemas.microsoft.com/office/word/2012/wordml" xmlns:w16="http://schemas.microsoft.com/office/word/2018/wordml" xmlns:w16cex="http://schemas.microsoft.com/office/word/2018/wordml/cex" xmlns:w16cid="http://schemas.microsoft.com/office/word/2016/wordml/cid" xmlns="http://schemas.microsoft.com/office/tasks/2019/documenttasks" xmlns:cr="http://schemas.microsoft.com/office/comments/2020/reactions">
   <w:body>
     <w:p>
       <w:pPr>
         <w:pStyle w:val="Heading1"/>
-        <w:spacing w:after="160" w:before="0"/>
+        <w:spacing w:after="160" w:before="0" w:lineRule="auto"/>
+        <w:rPr/>
       </w:pPr>
       <w:r>
         <w:rPr>
           <w:rFonts w:ascii="Montserrat" w:cs="Montserrat" w:eastAsia="Montserrat" w:hAnsi="Montserrat"/>
-          <w:b/>
-          <w:bCs/>
-          <w:color w:val="F86D58"/>
+          <w:b w:val="1"/>
+          <w:bCs w:val="1"/>
+          <w:color w:val="f86d58"/>
           <w:sz w:val="38"/>
           <w:szCs w:val="38"/>
+          <w:rtl w:val="0"/>
         </w:rPr>
         <w:t xml:space="preserve">Lesson Title: Subtitle</w:t>
+      </w:r>
+      <w:r>
+        <w:rPr>
+          <w:rtl w:val="0"/>
+        </w:rPr>
       </w:r>
     </w:p>
     <w:tbl>
       <w:tblPr>
-        <w:tblW w:type="dxa" w:w="9360"/>
+        <w:tblStyle w:val="Table1"/>
+        <w:tblW w:w="9360.0" w:type="dxa"/>
+        <w:jc w:val="left"/>
         <w:tblBorders>
-          <w:top w:val="single" w:color="auto" w:sz="4"/>
-          <w:left w:val="single" w:color="auto" w:sz="4"/>
-          <w:bottom w:val="single" w:color="auto" w:sz="4"/>
-          <w:right w:val="single" w:color="auto" w:sz="4"/>
-          <w:insideH w:val="single" w:color="auto" w:sz="4"/>
-          <w:insideV w:val="single" w:color="auto" w:sz="4"/>
+          <w:top w:color="000000" w:space="0" w:sz="4" w:val="single"/>
+          <w:left w:color="000000" w:space="0" w:sz="4" w:val="single"/>
+          <w:bottom w:color="000000" w:space="0" w:sz="4" w:val="single"/>
+          <w:right w:color="000000" w:space="0" w:sz="4" w:val="single"/>
+          <w:insideH w:color="000000" w:space="0" w:sz="4" w:val="single"/>
+          <w:insideV w:color="000000" w:space="0" w:sz="4" w:val="single"/>
         </w:tblBorders>
+        <w:tblLayout w:type="fixed"/>
+        <w:tblLook w:val="0000"/>
       </w:tblPr>
       <w:tblGrid>
         <w:gridCol w:w="2000"/>
         <w:gridCol w:w="7360"/>
+        <w:tblGridChange w:id="0">
+          <w:tblGrid>
+            <w:gridCol w:w="2000"/>
+            <w:gridCol w:w="7360"/>
+          </w:tblGrid>
+        </w:tblGridChange>
       </w:tblGrid>
       <w:tr>
+        <w:trPr>
+          <w:cantSplit w:val="0"/>
+          <w:tblHeader w:val="0"/>
+        </w:trPr>
         <w:tc>
           <w:tcPr>
-            <w:tcW w:type="dxa" w:w="2000"/>
             <w:tcBorders>
-              <w:top w:val="single" w:color="000000" w:sz="4"/>
-              <w:left w:val="single" w:color="000000" w:sz="4"/>
-              <w:bottom w:val="single" w:color="000000" w:sz="4"/>
-              <w:right w:val="single" w:color="000000" w:sz="4"/>
+              <w:top w:color="000000" w:space="0" w:sz="4" w:val="single"/>
+              <w:left w:color="000000" w:space="0" w:sz="4" w:val="single"/>
+              <w:bottom w:color="000000" w:space="0" w:sz="4" w:val="single"/>
+              <w:right w:color="000000" w:space="0" w:sz="4" w:val="single"/>
             </w:tcBorders>
-            <w:shd w:fill="FFFFFF" w:val="clear"/>
+            <w:shd w:fill="ffffff" w:val="clear"/>
             <w:tcMar>
-              <w:top w:type="dxa" w:w="80"/>
-              <w:left w:type="dxa" w:w="140"/>
-              <w:bottom w:type="dxa" w:w="80"/>
-              <w:right w:type="dxa" w:w="140"/>
+              <w:top w:w="80.0" w:type="dxa"/>
+              <w:left w:w="140.0" w:type="dxa"/>
+              <w:bottom w:w="80.0" w:type="dxa"/>
+              <w:right w:w="140.0" w:type="dxa"/>
             </w:tcMar>
           </w:tcPr>
           <w:p>
+            <w:pPr>
+              <w:rPr/>
+            </w:pPr>
             <w:r>
               <w:rPr>
                 <w:rFonts w:ascii="Open Sans" w:cs="Open Sans" w:eastAsia="Open Sans" w:hAnsi="Open Sans"/>
                 <w:color w:val="333333"/>
                 <w:sz w:val="20"/>
                 <w:szCs w:val="20"/>
+                <w:rtl w:val="0"/>
               </w:rPr>
               <w:t xml:space="preserve">Placement</w:t>
+            </w:r>
+            <w:r>
+              <w:rPr>
+                <w:rtl w:val="0"/>
+              </w:rPr>
             </w:r>
           </w:p>
         </w:tc>
         <w:tc>
           <w:tcPr>
-            <w:tcW w:type="dxa" w:w="7360"/>
             <w:tcBorders>
-              <w:top w:val="single" w:color="000000" w:sz="4"/>
-              <w:left w:val="single" w:color="000000" w:sz="4"/>
-              <w:bottom w:val="single" w:color="000000" w:sz="4"/>
-              <w:right w:val="single" w:color="000000" w:sz="4"/>
+              <w:top w:color="000000" w:space="0" w:sz="4" w:val="single"/>
+              <w:left w:color="000000" w:space="0" w:sz="4" w:val="single"/>
+              <w:bottom w:color="000000" w:space="0" w:sz="4" w:val="single"/>
+              <w:right w:color="000000" w:space="0" w:sz="4" w:val="single"/>
             </w:tcBorders>
-            <w:shd w:fill="FFFFFF" w:val="clear"/>
+            <w:shd w:fill="ffffff" w:val="clear"/>
             <w:tcMar>
-              <w:top w:type="dxa" w:w="80"/>
-              <w:left w:type="dxa" w:w="140"/>
-              <w:bottom w:type="dxa" w:w="80"/>
-              <w:right w:type="dxa" w:w="140"/>
+              <w:top w:w="80.0" w:type="dxa"/>
+              <w:left w:w="140.0" w:type="dxa"/>
+              <w:bottom w:w="80.0" w:type="dxa"/>
+              <w:right w:w="140.0" w:type="dxa"/>
             </w:tcMar>
           </w:tcPr>
           <w:p>
+            <w:pPr>
+              <w:rPr/>
+            </w:pPr>
             <w:r>
               <w:rPr>
                 <w:rFonts w:ascii="Open Sans" w:cs="Open Sans" w:eastAsia="Open Sans" w:hAnsi="Open Sans"/>
                 <w:color w:val="333333"/>
                 <w:sz w:val="20"/>
                 <w:szCs w:val="20"/>
+                <w:rtl w:val="0"/>
               </w:rPr>
               <w:t xml:space="preserve">After [Previous Lesson], before [Next Lesson]</w:t>
+            </w:r>
+            <w:r>
+              <w:rPr>
+                <w:rtl w:val="0"/>
+              </w:rPr>
             </w:r>
           </w:p>
         </w:tc>
       </w:tr>
       <w:tr>
+        <w:trPr>
+          <w:cantSplit w:val="0"/>
+          <w:tblHeader w:val="0"/>
+        </w:trPr>
         <w:tc>
           <w:tcPr>
-            <w:tcW w:type="dxa" w:w="2000"/>
             <w:tcBorders>
-              <w:top w:val="single" w:color="000000" w:sz="4"/>
-              <w:left w:val="single" w:color="000000" w:sz="4"/>
-              <w:bottom w:val="single" w:color="000000" w:sz="4"/>
-              <w:right w:val="single" w:color="000000" w:sz="4"/>
+              <w:top w:color="000000" w:space="0" w:sz="4" w:val="single"/>
+              <w:left w:color="000000" w:space="0" w:sz="4" w:val="single"/>
+              <w:bottom w:color="000000" w:space="0" w:sz="4" w:val="single"/>
+              <w:right w:color="000000" w:space="0" w:sz="4" w:val="single"/>
             </w:tcBorders>
-            <w:shd w:fill="EEFAF8" w:val="clear"/>
+            <w:shd w:fill="eefaf8" w:val="clear"/>
             <w:tcMar>
-              <w:top w:type="dxa" w:w="80"/>
-              <w:left w:type="dxa" w:w="140"/>
-              <w:bottom w:type="dxa" w:w="80"/>
-              <w:right w:type="dxa" w:w="140"/>
+              <w:top w:w="80.0" w:type="dxa"/>
+              <w:left w:w="140.0" w:type="dxa"/>
+              <w:bottom w:w="80.0" w:type="dxa"/>
+              <w:right w:w="140.0" w:type="dxa"/>
             </w:tcMar>
           </w:tcPr>
           <w:p>
+            <w:pPr>
+              <w:rPr/>
+            </w:pPr>
             <w:r>
               <w:rPr>
                 <w:rFonts w:ascii="Open Sans" w:cs="Open Sans" w:eastAsia="Open Sans" w:hAnsi="Open Sans"/>
                 <w:color w:val="333333"/>
                 <w:sz w:val="20"/>
                 <w:szCs w:val="20"/>
+                <w:rtl w:val="0"/>
               </w:rPr>
               <w:t xml:space="preserve">Format</w:t>
+            </w:r>
+            <w:r>
+              <w:rPr>
+                <w:rtl w:val="0"/>
+              </w:rPr>
             </w:r>
           </w:p>
         </w:tc>
         <w:tc>
           <w:tcPr>
-            <w:tcW w:type="dxa" w:w="7360"/>
             <w:tcBorders>
-              <w:top w:val="single" w:color="000000" w:sz="4"/>
-              <w:left w:val="single" w:color="000000" w:sz="4"/>
-              <w:bottom w:val="single" w:color="000000" w:sz="4"/>
-              <w:right w:val="single" w:color="000000" w:sz="4"/>
+              <w:top w:color="000000" w:space="0" w:sz="4" w:val="single"/>
+              <w:left w:color="000000" w:space="0" w:sz="4" w:val="single"/>
+              <w:bottom w:color="000000" w:space="0" w:sz="4" w:val="single"/>
+              <w:right w:color="000000" w:space="0" w:sz="4" w:val="single"/>
             </w:tcBorders>
-            <w:shd w:fill="EEFAF8" w:val="clear"/>
+            <w:shd w:fill="eefaf8" w:val="clear"/>
             <w:tcMar>
-              <w:top w:type="dxa" w:w="80"/>
-              <w:left w:type="dxa" w:w="140"/>
-              <w:bottom w:type="dxa" w:w="80"/>
-              <w:right w:type="dxa" w:w="140"/>
+              <w:top w:w="80.0" w:type="dxa"/>
+              <w:left w:w="140.0" w:type="dxa"/>
+              <w:bottom w:w="80.0" w:type="dxa"/>
+              <w:right w:w="140.0" w:type="dxa"/>
             </w:tcMar>
           </w:tcPr>
           <w:p>
+            <w:pPr>
+              <w:rPr/>
+            </w:pPr>
             <w:r>
               <w:rPr>
                 <w:rFonts w:ascii="Open Sans" w:cs="Open Sans" w:eastAsia="Open Sans" w:hAnsi="Open Sans"/>
                 <w:color w:val="333333"/>
                 <w:sz w:val="20"/>
                 <w:szCs w:val="20"/>
+                <w:rtl w:val="0"/>
               </w:rPr>
-              <w:t xml:space="preserve">[X] Read Steps, [X] Download Step, [X] Challenge Steps</w:t>
+              <w:t xml:space="preserve">[X] Read Steps, [X] Download Step, [X] Challenge Steps, Quiz Step</w:t>
+            </w:r>
+            <w:r>
+              <w:rPr>
+                <w:rtl w:val="0"/>
+              </w:rPr>
             </w:r>
           </w:p>
         </w:tc>
       </w:tr>
       <w:tr>
+        <w:trPr>
+          <w:cantSplit w:val="0"/>
+          <w:tblHeader w:val="0"/>
+        </w:trPr>
         <w:tc>
           <w:tcPr>
-            <w:tcW w:type="dxa" w:w="2000"/>
             <w:tcBorders>
-              <w:top w:val="single" w:color="000000" w:sz="4"/>
-              <w:left w:val="single" w:color="000000" w:sz="4"/>
-              <w:bottom w:val="single" w:color="000000" w:sz="4"/>
-              <w:right w:val="single" w:color="000000" w:sz="4"/>
+              <w:top w:color="000000" w:space="0" w:sz="4" w:val="single"/>
+              <w:left w:color="000000" w:space="0" w:sz="4" w:val="single"/>
+              <w:bottom w:color="000000" w:space="0" w:sz="4" w:val="single"/>
+              <w:right w:color="000000" w:space="0" w:sz="4" w:val="single"/>
             </w:tcBorders>
-            <w:shd w:fill="FFFFFF" w:val="clear"/>
+            <w:shd w:fill="ffffff" w:val="clear"/>
             <w:tcMar>
-              <w:top w:type="dxa" w:w="80"/>
-              <w:left w:type="dxa" w:w="140"/>
-              <w:bottom w:type="dxa" w:w="80"/>
-              <w:right w:type="dxa" w:w="140"/>
+              <w:top w:w="80.0" w:type="dxa"/>
+              <w:left w:w="140.0" w:type="dxa"/>
+              <w:bottom w:w="80.0" w:type="dxa"/>
+              <w:right w:w="140.0" w:type="dxa"/>
             </w:tcMar>
           </w:tcPr>
           <w:p>
+            <w:pPr>
+              <w:rPr/>
+            </w:pPr>
             <w:r>
               <w:rPr>
                 <w:rFonts w:ascii="Open Sans" w:cs="Open Sans" w:eastAsia="Open Sans" w:hAnsi="Open Sans"/>
                 <w:color w:val="333333"/>
                 <w:sz w:val="20"/>
                 <w:szCs w:val="20"/>
+                <w:rtl w:val="0"/>
               </w:rPr>
               <w:t xml:space="preserve">Deliverables</w:t>
+            </w:r>
+            <w:r>
+              <w:rPr>
+                <w:rtl w:val="0"/>
+              </w:rPr>
             </w:r>
           </w:p>
         </w:tc>
         <w:tc>
           <w:tcPr>
-            <w:tcW w:type="dxa" w:w="7360"/>
             <w:tcBorders>
-              <w:top w:val="single" w:color="000000" w:sz="4"/>
-              <w:left w:val="single" w:color="000000" w:sz="4"/>
-              <w:bottom w:val="single" w:color="000000" w:sz="4"/>
-              <w:right w:val="single" w:color="000000" w:sz="4"/>
+              <w:top w:color="000000" w:space="0" w:sz="4" w:val="single"/>
+              <w:left w:color="000000" w:space="0" w:sz="4" w:val="single"/>
+              <w:bottom w:color="000000" w:space="0" w:sz="4" w:val="single"/>
+              <w:right w:color="000000" w:space="0" w:sz="4" w:val="single"/>
             </w:tcBorders>
-            <w:shd w:fill="FFFFFF" w:val="clear"/>
+            <w:shd w:fill="ffffff" w:val="clear"/>
             <w:tcMar>
-              <w:top w:type="dxa" w:w="80"/>
-              <w:left w:type="dxa" w:w="140"/>
-              <w:bottom w:type="dxa" w:w="80"/>
-              <w:right w:type="dxa" w:w="140"/>
+              <w:top w:w="80.0" w:type="dxa"/>
+              <w:left w:w="140.0" w:type="dxa"/>
+              <w:bottom w:w="80.0" w:type="dxa"/>
+              <w:right w:w="140.0" w:type="dxa"/>
             </w:tcMar>
           </w:tcPr>
           <w:p>
+            <w:pPr>
+              <w:rPr/>
+            </w:pPr>
             <w:r>
               <w:rPr>
                 <w:rFonts w:ascii="Open Sans" w:cs="Open Sans" w:eastAsia="Open Sans" w:hAnsi="Open Sans"/>
                 <w:color w:val="333333"/>
                 <w:sz w:val="20"/>
                 <w:szCs w:val="20"/>
+                <w:rtl w:val="0"/>
               </w:rPr>
               <w:t xml:space="preserve">[Deliverable 1], [Deliverable 2]</w:t>
+            </w:r>
+            <w:r>
+              <w:rPr>
+                <w:rtl w:val="0"/>
+              </w:rPr>
             </w:r>
           </w:p>
         </w:tc>
       </w:tr>
       <w:tr>
+        <w:trPr>
+          <w:cantSplit w:val="0"/>
+          <w:tblHeader w:val="0"/>
+        </w:trPr>
         <w:tc>
           <w:tcPr>
-            <w:tcW w:type="dxa" w:w="2000"/>
             <w:tcBorders>
-              <w:top w:val="single" w:color="000000" w:sz="4"/>
-              <w:left w:val="single" w:color="000000" w:sz="4"/>
-              <w:bottom w:val="single" w:color="000000" w:sz="4"/>
-              <w:right w:val="single" w:color="000000" w:sz="4"/>
+              <w:top w:color="000000" w:space="0" w:sz="4" w:val="single"/>
+              <w:left w:color="000000" w:space="0" w:sz="4" w:val="single"/>
+              <w:bottom w:color="000000" w:space="0" w:sz="4" w:val="single"/>
+              <w:right w:color="000000" w:space="0" w:sz="4" w:val="single"/>
             </w:tcBorders>
-            <w:shd w:fill="EEFAF8" w:val="clear"/>
+            <w:shd w:fill="eefaf8" w:val="clear"/>
             <w:tcMar>
-              <w:top w:type="dxa" w:w="80"/>
-              <w:left w:type="dxa" w:w="140"/>
-              <w:bottom w:type="dxa" w:w="80"/>
-              <w:right w:type="dxa" w:w="140"/>
+              <w:top w:w="80.0" w:type="dxa"/>
+              <w:left w:w="140.0" w:type="dxa"/>
+              <w:bottom w:w="80.0" w:type="dxa"/>
+              <w:right w:w="140.0" w:type="dxa"/>
             </w:tcMar>
           </w:tcPr>
           <w:p>
+            <w:pPr>
+              <w:rPr/>
+            </w:pPr>
             <w:r>
               <w:rPr>
                 <w:rFonts w:ascii="Open Sans" w:cs="Open Sans" w:eastAsia="Open Sans" w:hAnsi="Open Sans"/>
                 <w:color w:val="333333"/>
                 <w:sz w:val="20"/>
                 <w:szCs w:val="20"/>
+                <w:rtl w:val="0"/>
               </w:rPr>
               <w:t xml:space="preserve">CLAUDE.md Level</w:t>
+            </w:r>
+            <w:r>
+              <w:rPr>
+                <w:rtl w:val="0"/>
+              </w:rPr>
             </w:r>
           </w:p>
         </w:tc>
         <w:tc>
           <w:tcPr>
-            <w:tcW w:type="dxa" w:w="7360"/>
             <w:tcBorders>
-              <w:top w:val="single" w:color="000000" w:sz="4"/>
-              <w:left w:val="single" w:color="000000" w:sz="4"/>
-              <w:bottom w:val="single" w:color="000000" w:sz="4"/>
-              <w:right w:val="single" w:color="000000" w:sz="4"/>
+              <w:top w:color="000000" w:space="0" w:sz="4" w:val="single"/>
+              <w:left w:color="000000" w:space="0" w:sz="4" w:val="single"/>
+              <w:bottom w:color="000000" w:space="0" w:sz="4" w:val="single"/>
+              <w:right w:color="000000" w:space="0" w:sz="4" w:val="single"/>
             </w:tcBorders>
-            <w:shd w:fill="EEFAF8" w:val="clear"/>
+            <w:shd w:fill="eefaf8" w:val="clear"/>
             <w:tcMar>
-              <w:top w:type="dxa" w:w="80"/>
-              <w:left w:type="dxa" w:w="140"/>
-              <w:bottom w:type="dxa" w:w="80"/>
-              <w:right w:type="dxa" w:w="140"/>
+              <w:top w:w="80.0" w:type="dxa"/>
+              <w:left w:w="140.0" w:type="dxa"/>
+              <w:bottom w:w="80.0" w:type="dxa"/>
+              <w:right w:w="140.0" w:type="dxa"/>
             </w:tcMar>
           </w:tcPr>
           <w:p>
+            <w:pPr>
+              <w:rPr/>
+            </w:pPr>
             <w:r>
               <w:rPr>
                 <w:rFonts w:ascii="Open Sans" w:cs="Open Sans" w:eastAsia="Open Sans" w:hAnsi="Open Sans"/>
                 <w:color w:val="333333"/>
                 <w:sz w:val="20"/>
                 <w:szCs w:val="20"/>
+                <w:rtl w:val="0"/>
               </w:rPr>
               <w:t xml:space="preserve">Newbie / Junior / Mid</w:t>
+            </w:r>
+            <w:r>
+              <w:rPr>
+                <w:rtl w:val="0"/>
+              </w:rPr>
             </w:r>
           </w:p>
         </w:tc>
@@ -278,571 +375,1055 @@
     </w:tbl>
     <w:p>
       <w:pPr>
-        <w:spacing w:after="80" w:before="0"/>
-      </w:pPr>
-    </w:p>
-    <w:p>
-      <w:pPr>
-        <w:spacing w:after="80" w:before="0"/>
-      </w:pPr>
+        <w:spacing w:after="80" w:before="0" w:lineRule="auto"/>
+        <w:rPr/>
+      </w:pPr>
+      <w:r>
+        <w:rPr>
+          <w:rtl w:val="0"/>
+        </w:rPr>
+      </w:r>
+    </w:p>
+    <w:p>
+      <w:pPr>
+        <w:spacing w:after="80" w:before="0" w:lineRule="auto"/>
+        <w:rPr/>
+      </w:pPr>
+      <w:r>
+        <w:rPr>
+          <w:rtl w:val="0"/>
+        </w:rPr>
+      </w:r>
     </w:p>
     <w:p>
       <w:pPr>
         <w:pBdr>
-          <w:bottom w:val="single" w:color="CCCCCC" w:sz="4" w:space="1"/>
+          <w:bottom w:color="cccccc" w:space="1" w:sz="4" w:val="single"/>
         </w:pBdr>
-        <w:spacing w:after="120" w:before="120"/>
-      </w:pPr>
+        <w:spacing w:after="120" w:before="120" w:lineRule="auto"/>
+        <w:rPr/>
+      </w:pPr>
+      <w:r>
+        <w:rPr>
+          <w:rtl w:val="0"/>
+        </w:rPr>
+      </w:r>
     </w:p>
     <w:p>
       <w:pPr>
         <w:pStyle w:val="Heading2"/>
-        <w:spacing w:after="100" w:before="280"/>
+        <w:spacing w:after="100" w:before="280" w:lineRule="auto"/>
+        <w:rPr/>
       </w:pPr>
       <w:r>
         <w:rPr>
           <w:rFonts w:ascii="Montserrat" w:cs="Montserrat" w:eastAsia="Montserrat" w:hAnsi="Montserrat"/>
-          <w:b/>
-          <w:bCs/>
-          <w:color w:val="743FFD"/>
+          <w:b w:val="1"/>
+          <w:bCs w:val="1"/>
+          <w:color w:val="743ffd"/>
           <w:sz w:val="32"/>
           <w:szCs w:val="32"/>
+          <w:rtl w:val="0"/>
         </w:rPr>
         <w:t xml:space="preserve">Learning Goals &amp; Objectives</w:t>
       </w:r>
+      <w:r>
+        <w:rPr>
+          <w:rtl w:val="0"/>
+        </w:rPr>
+      </w:r>
     </w:p>
     <w:p>
       <w:pPr>
         <w:pStyle w:val="Heading3"/>
-        <w:spacing w:after="80" w:before="200"/>
+        <w:spacing w:after="80" w:before="200" w:lineRule="auto"/>
+        <w:rPr/>
       </w:pPr>
       <w:r>
         <w:rPr>
           <w:rFonts w:ascii="Montserrat" w:cs="Montserrat" w:eastAsia="Montserrat" w:hAnsi="Montserrat"/>
-          <w:b/>
-          <w:bCs/>
+          <w:b w:val="1"/>
+          <w:bCs w:val="1"/>
           <w:color w:val="666666"/>
           <w:sz w:val="24"/>
           <w:szCs w:val="24"/>
+          <w:rtl w:val="0"/>
         </w:rPr>
         <w:t xml:space="preserve">Lesson Goal</w:t>
       </w:r>
-    </w:p>
-    <w:p>
-      <w:pPr>
-        <w:spacing w:after="80" w:before="0"/>
+      <w:r>
+        <w:rPr>
+          <w:rtl w:val="0"/>
+        </w:rPr>
+      </w:r>
+    </w:p>
+    <w:p>
+      <w:pPr>
+        <w:spacing w:after="80" w:before="0" w:lineRule="auto"/>
+        <w:rPr/>
       </w:pPr>
       <w:r>
         <w:rPr>
           <w:rFonts w:ascii="Open Sans" w:cs="Open Sans" w:eastAsia="Open Sans" w:hAnsi="Open Sans"/>
-          <w:i/>
-          <w:iCs/>
+          <w:i w:val="1"/>
+          <w:iCs w:val="1"/>
           <w:color w:val="666666"/>
           <w:sz w:val="20"/>
           <w:szCs w:val="20"/>
+          <w:rtl w:val="0"/>
         </w:rPr>
         <w:t xml:space="preserve">[One sentence: students will [do/build/develop] X by [doing Y].]</w:t>
       </w:r>
+      <w:r>
+        <w:rPr>
+          <w:rtl w:val="0"/>
+        </w:rPr>
+      </w:r>
     </w:p>
     <w:p>
       <w:pPr>
         <w:pStyle w:val="Heading3"/>
-        <w:spacing w:after="80" w:before="200"/>
+        <w:spacing w:after="80" w:before="200" w:lineRule="auto"/>
+        <w:rPr/>
       </w:pPr>
       <w:r>
         <w:rPr>
           <w:rFonts w:ascii="Montserrat" w:cs="Montserrat" w:eastAsia="Montserrat" w:hAnsi="Montserrat"/>
-          <w:b/>
-          <w:bCs/>
+          <w:b w:val="1"/>
+          <w:bCs w:val="1"/>
           <w:color w:val="666666"/>
           <w:sz w:val="24"/>
           <w:szCs w:val="24"/>
+          <w:rtl w:val="0"/>
         </w:rPr>
         <w:t xml:space="preserve">Learning Objectives</w:t>
       </w:r>
-    </w:p>
-    <w:p>
-      <w:pPr>
-        <w:spacing w:after="80" w:before="0"/>
+      <w:r>
+        <w:rPr>
+          <w:rtl w:val="0"/>
+        </w:rPr>
+      </w:r>
+    </w:p>
+    <w:p>
+      <w:pPr>
+        <w:spacing w:after="80" w:before="0" w:lineRule="auto"/>
+        <w:rPr/>
       </w:pPr>
       <w:r>
         <w:rPr>
           <w:rFonts w:ascii="Open Sans" w:cs="Open Sans" w:eastAsia="Open Sans" w:hAnsi="Open Sans"/>
-          <w:i w:val="false"/>
-          <w:iCs w:val="false"/>
+          <w:i w:val="0"/>
+          <w:iCs w:val="0"/>
           <w:color w:val="333333"/>
           <w:sz w:val="20"/>
           <w:szCs w:val="20"/>
+          <w:rtl w:val="0"/>
         </w:rPr>
         <w:t xml:space="preserve">By the end of this lesson, students will be able to:</w:t>
       </w:r>
-    </w:p>
-    <w:p>
-      <w:pPr>
-        <w:spacing w:after="80" w:before="0"/>
-      </w:pPr>
+      <w:r>
+        <w:rPr>
+          <w:rtl w:val="0"/>
+        </w:rPr>
+      </w:r>
+    </w:p>
+    <w:p>
+      <w:pPr>
+        <w:spacing w:after="80" w:before="0" w:lineRule="auto"/>
+        <w:rPr/>
+      </w:pPr>
+      <w:r>
+        <w:rPr>
+          <w:rtl w:val="0"/>
+        </w:rPr>
+      </w:r>
     </w:p>
     <w:p>
       <w:pPr>
         <w:pStyle w:val="Heading4"/>
-        <w:spacing w:after="60" w:before="160"/>
+        <w:spacing w:after="60" w:before="160" w:lineRule="auto"/>
+        <w:rPr/>
       </w:pPr>
       <w:r>
         <w:rPr>
           <w:rFonts w:ascii="Montserrat" w:cs="Montserrat" w:eastAsia="Montserrat" w:hAnsi="Montserrat"/>
-          <w:b/>
-          <w:bCs/>
+          <w:b w:val="1"/>
+          <w:bCs w:val="1"/>
           <w:color w:val="666666"/>
           <w:sz w:val="20"/>
           <w:szCs w:val="20"/>
+          <w:rtl w:val="0"/>
         </w:rPr>
         <w:t xml:space="preserve">Knowledge</w:t>
       </w:r>
-    </w:p>
-    <w:p>
-      <w:pPr>
-        <w:pStyle w:val="ListParagraph"/>
+      <w:r>
+        <w:rPr>
+          <w:rtl w:val="0"/>
+        </w:rPr>
+      </w:r>
+    </w:p>
+    <w:p>
+      <w:pPr>
+        <w:keepNext w:val="0"/>
+        <w:keepLines w:val="0"/>
+        <w:pageBreakBefore w:val="0"/>
+        <w:widowControl w:val="1"/>
         <w:numPr>
           <w:ilvl w:val="0"/>
-          <w:numId w:val="2"/>
+          <w:numId w:val="1"/>
         </w:numPr>
-        <w:spacing w:after="40" w:before="40"/>
+        <w:pBdr>
+          <w:top w:space="0" w:sz="0" w:val="nil"/>
+          <w:left w:space="0" w:sz="0" w:val="nil"/>
+          <w:bottom w:space="0" w:sz="0" w:val="nil"/>
+          <w:right w:space="0" w:sz="0" w:val="nil"/>
+          <w:between w:space="0" w:sz="0" w:val="nil"/>
+        </w:pBdr>
+        <w:shd w:fill="auto" w:val="clear"/>
+        <w:spacing w:after="40" w:before="40" w:line="240" w:lineRule="auto"/>
+        <w:ind w:left="720" w:right="0" w:hanging="360"/>
+        <w:jc w:val="left"/>
+        <w:rPr/>
       </w:pPr>
       <w:r>
         <w:rPr>
           <w:rFonts w:ascii="Open Sans" w:cs="Open Sans" w:eastAsia="Open Sans" w:hAnsi="Open Sans"/>
+          <w:b w:val="0"/>
+          <w:bCs w:val="0"/>
+          <w:i w:val="0"/>
+          <w:iCs w:val="0"/>
+          <w:smallCaps w:val="0"/>
+          <w:strike w:val="0"/>
           <w:color w:val="333333"/>
           <w:sz w:val="20"/>
           <w:szCs w:val="20"/>
+          <w:u w:val="none"/>
+          <w:shd w:fill="auto" w:val="clear"/>
+          <w:vertAlign w:val="baseline"/>
+          <w:rtl w:val="0"/>
         </w:rPr>
         <w:t xml:space="preserve">[Knowledge objective 1]</w:t>
       </w:r>
     </w:p>
     <w:p>
       <w:pPr>
-        <w:pStyle w:val="ListParagraph"/>
+        <w:keepNext w:val="0"/>
+        <w:keepLines w:val="0"/>
+        <w:pageBreakBefore w:val="0"/>
+        <w:widowControl w:val="1"/>
         <w:numPr>
           <w:ilvl w:val="0"/>
-          <w:numId w:val="2"/>
+          <w:numId w:val="1"/>
         </w:numPr>
-        <w:spacing w:after="40" w:before="40"/>
+        <w:pBdr>
+          <w:top w:space="0" w:sz="0" w:val="nil"/>
+          <w:left w:space="0" w:sz="0" w:val="nil"/>
+          <w:bottom w:space="0" w:sz="0" w:val="nil"/>
+          <w:right w:space="0" w:sz="0" w:val="nil"/>
+          <w:between w:space="0" w:sz="0" w:val="nil"/>
+        </w:pBdr>
+        <w:shd w:fill="auto" w:val="clear"/>
+        <w:spacing w:after="40" w:before="40" w:line="240" w:lineRule="auto"/>
+        <w:ind w:left="720" w:right="0" w:hanging="360"/>
+        <w:jc w:val="left"/>
+        <w:rPr/>
       </w:pPr>
       <w:r>
         <w:rPr>
           <w:rFonts w:ascii="Open Sans" w:cs="Open Sans" w:eastAsia="Open Sans" w:hAnsi="Open Sans"/>
+          <w:b w:val="0"/>
+          <w:bCs w:val="0"/>
+          <w:i w:val="0"/>
+          <w:iCs w:val="0"/>
+          <w:smallCaps w:val="0"/>
+          <w:strike w:val="0"/>
           <w:color w:val="333333"/>
           <w:sz w:val="20"/>
           <w:szCs w:val="20"/>
+          <w:u w:val="none"/>
+          <w:shd w:fill="auto" w:val="clear"/>
+          <w:vertAlign w:val="baseline"/>
+          <w:rtl w:val="0"/>
         </w:rPr>
         <w:t xml:space="preserve">[Knowledge objective 2]</w:t>
       </w:r>
     </w:p>
     <w:p>
       <w:pPr>
-        <w:pStyle w:val="ListParagraph"/>
+        <w:keepNext w:val="0"/>
+        <w:keepLines w:val="0"/>
+        <w:pageBreakBefore w:val="0"/>
+        <w:widowControl w:val="1"/>
         <w:numPr>
           <w:ilvl w:val="0"/>
-          <w:numId w:val="2"/>
+          <w:numId w:val="1"/>
         </w:numPr>
-        <w:spacing w:after="40" w:before="40"/>
+        <w:pBdr>
+          <w:top w:space="0" w:sz="0" w:val="nil"/>
+          <w:left w:space="0" w:sz="0" w:val="nil"/>
+          <w:bottom w:space="0" w:sz="0" w:val="nil"/>
+          <w:right w:space="0" w:sz="0" w:val="nil"/>
+          <w:between w:space="0" w:sz="0" w:val="nil"/>
+        </w:pBdr>
+        <w:shd w:fill="auto" w:val="clear"/>
+        <w:spacing w:after="40" w:before="40" w:line="240" w:lineRule="auto"/>
+        <w:ind w:left="720" w:right="0" w:hanging="360"/>
+        <w:jc w:val="left"/>
+        <w:rPr/>
       </w:pPr>
       <w:r>
         <w:rPr>
           <w:rFonts w:ascii="Open Sans" w:cs="Open Sans" w:eastAsia="Open Sans" w:hAnsi="Open Sans"/>
+          <w:b w:val="0"/>
+          <w:bCs w:val="0"/>
+          <w:i w:val="0"/>
+          <w:iCs w:val="0"/>
+          <w:smallCaps w:val="0"/>
+          <w:strike w:val="0"/>
           <w:color w:val="333333"/>
           <w:sz w:val="20"/>
           <w:szCs w:val="20"/>
+          <w:u w:val="none"/>
+          <w:shd w:fill="auto" w:val="clear"/>
+          <w:vertAlign w:val="baseline"/>
+          <w:rtl w:val="0"/>
         </w:rPr>
         <w:t xml:space="preserve">[Knowledge objective 3]</w:t>
       </w:r>
     </w:p>
     <w:p>
       <w:pPr>
-        <w:spacing w:after="80" w:before="0"/>
-      </w:pPr>
+        <w:spacing w:after="80" w:before="0" w:lineRule="auto"/>
+        <w:rPr/>
+      </w:pPr>
+      <w:r>
+        <w:rPr>
+          <w:rtl w:val="0"/>
+        </w:rPr>
+      </w:r>
     </w:p>
     <w:p>
       <w:pPr>
         <w:pStyle w:val="Heading4"/>
-        <w:spacing w:after="60" w:before="160"/>
+        <w:spacing w:after="60" w:before="160" w:lineRule="auto"/>
+        <w:rPr/>
       </w:pPr>
       <w:r>
         <w:rPr>
           <w:rFonts w:ascii="Montserrat" w:cs="Montserrat" w:eastAsia="Montserrat" w:hAnsi="Montserrat"/>
-          <w:b/>
-          <w:bCs/>
+          <w:b w:val="1"/>
+          <w:bCs w:val="1"/>
           <w:color w:val="666666"/>
           <w:sz w:val="20"/>
           <w:szCs w:val="20"/>
+          <w:rtl w:val="0"/>
         </w:rPr>
         <w:t xml:space="preserve">Skills</w:t>
       </w:r>
-    </w:p>
-    <w:p>
-      <w:pPr>
-        <w:pStyle w:val="ListParagraph"/>
+      <w:r>
+        <w:rPr>
+          <w:rtl w:val="0"/>
+        </w:rPr>
+      </w:r>
+    </w:p>
+    <w:p>
+      <w:pPr>
+        <w:keepNext w:val="0"/>
+        <w:keepLines w:val="0"/>
+        <w:pageBreakBefore w:val="0"/>
+        <w:widowControl w:val="1"/>
         <w:numPr>
           <w:ilvl w:val="0"/>
-          <w:numId w:val="2"/>
+          <w:numId w:val="1"/>
         </w:numPr>
-        <w:spacing w:after="40" w:before="40"/>
+        <w:pBdr>
+          <w:top w:space="0" w:sz="0" w:val="nil"/>
+          <w:left w:space="0" w:sz="0" w:val="nil"/>
+          <w:bottom w:space="0" w:sz="0" w:val="nil"/>
+          <w:right w:space="0" w:sz="0" w:val="nil"/>
+          <w:between w:space="0" w:sz="0" w:val="nil"/>
+        </w:pBdr>
+        <w:shd w:fill="auto" w:val="clear"/>
+        <w:spacing w:after="40" w:before="40" w:line="240" w:lineRule="auto"/>
+        <w:ind w:left="720" w:right="0" w:hanging="360"/>
+        <w:jc w:val="left"/>
+        <w:rPr/>
       </w:pPr>
       <w:r>
         <w:rPr>
           <w:rFonts w:ascii="Open Sans" w:cs="Open Sans" w:eastAsia="Open Sans" w:hAnsi="Open Sans"/>
+          <w:b w:val="0"/>
+          <w:bCs w:val="0"/>
+          <w:i w:val="0"/>
+          <w:iCs w:val="0"/>
+          <w:smallCaps w:val="0"/>
+          <w:strike w:val="0"/>
           <w:color w:val="333333"/>
           <w:sz w:val="20"/>
           <w:szCs w:val="20"/>
+          <w:u w:val="none"/>
+          <w:shd w:fill="auto" w:val="clear"/>
+          <w:vertAlign w:val="baseline"/>
+          <w:rtl w:val="0"/>
         </w:rPr>
         <w:t xml:space="preserve">[Skill objective 1]</w:t>
       </w:r>
     </w:p>
     <w:p>
       <w:pPr>
-        <w:pStyle w:val="ListParagraph"/>
+        <w:keepNext w:val="0"/>
+        <w:keepLines w:val="0"/>
+        <w:pageBreakBefore w:val="0"/>
+        <w:widowControl w:val="1"/>
         <w:numPr>
           <w:ilvl w:val="0"/>
-          <w:numId w:val="2"/>
+          <w:numId w:val="1"/>
         </w:numPr>
-        <w:spacing w:after="40" w:before="40"/>
+        <w:pBdr>
+          <w:top w:space="0" w:sz="0" w:val="nil"/>
+          <w:left w:space="0" w:sz="0" w:val="nil"/>
+          <w:bottom w:space="0" w:sz="0" w:val="nil"/>
+          <w:right w:space="0" w:sz="0" w:val="nil"/>
+          <w:between w:space="0" w:sz="0" w:val="nil"/>
+        </w:pBdr>
+        <w:shd w:fill="auto" w:val="clear"/>
+        <w:spacing w:after="40" w:before="40" w:line="240" w:lineRule="auto"/>
+        <w:ind w:left="720" w:right="0" w:hanging="360"/>
+        <w:jc w:val="left"/>
+        <w:rPr/>
       </w:pPr>
       <w:r>
         <w:rPr>
           <w:rFonts w:ascii="Open Sans" w:cs="Open Sans" w:eastAsia="Open Sans" w:hAnsi="Open Sans"/>
+          <w:b w:val="0"/>
+          <w:bCs w:val="0"/>
+          <w:i w:val="0"/>
+          <w:iCs w:val="0"/>
+          <w:smallCaps w:val="0"/>
+          <w:strike w:val="0"/>
           <w:color w:val="333333"/>
           <w:sz w:val="20"/>
           <w:szCs w:val="20"/>
+          <w:u w:val="none"/>
+          <w:shd w:fill="auto" w:val="clear"/>
+          <w:vertAlign w:val="baseline"/>
+          <w:rtl w:val="0"/>
         </w:rPr>
         <w:t xml:space="preserve">[Skill objective 2]</w:t>
       </w:r>
     </w:p>
     <w:p>
       <w:pPr>
-        <w:pStyle w:val="ListParagraph"/>
+        <w:keepNext w:val="0"/>
+        <w:keepLines w:val="0"/>
+        <w:pageBreakBefore w:val="0"/>
+        <w:widowControl w:val="1"/>
         <w:numPr>
           <w:ilvl w:val="0"/>
-          <w:numId w:val="2"/>
+          <w:numId w:val="1"/>
         </w:numPr>
-        <w:spacing w:after="40" w:before="40"/>
+        <w:pBdr>
+          <w:top w:space="0" w:sz="0" w:val="nil"/>
+          <w:left w:space="0" w:sz="0" w:val="nil"/>
+          <w:bottom w:space="0" w:sz="0" w:val="nil"/>
+          <w:right w:space="0" w:sz="0" w:val="nil"/>
+          <w:between w:space="0" w:sz="0" w:val="nil"/>
+        </w:pBdr>
+        <w:shd w:fill="auto" w:val="clear"/>
+        <w:spacing w:after="40" w:before="40" w:line="240" w:lineRule="auto"/>
+        <w:ind w:left="720" w:right="0" w:hanging="360"/>
+        <w:jc w:val="left"/>
+        <w:rPr/>
       </w:pPr>
       <w:r>
         <w:rPr>
           <w:rFonts w:ascii="Open Sans" w:cs="Open Sans" w:eastAsia="Open Sans" w:hAnsi="Open Sans"/>
+          <w:b w:val="0"/>
+          <w:bCs w:val="0"/>
+          <w:i w:val="0"/>
+          <w:iCs w:val="0"/>
+          <w:smallCaps w:val="0"/>
+          <w:strike w:val="0"/>
           <w:color w:val="333333"/>
           <w:sz w:val="20"/>
           <w:szCs w:val="20"/>
+          <w:u w:val="none"/>
+          <w:shd w:fill="auto" w:val="clear"/>
+          <w:vertAlign w:val="baseline"/>
+          <w:rtl w:val="0"/>
         </w:rPr>
         <w:t xml:space="preserve">[Skill objective 3]</w:t>
       </w:r>
     </w:p>
     <w:p>
       <w:pPr>
-        <w:spacing w:after="80" w:before="0"/>
-      </w:pPr>
+        <w:spacing w:after="80" w:before="0" w:lineRule="auto"/>
+        <w:rPr/>
+      </w:pPr>
+      <w:r>
+        <w:rPr>
+          <w:rtl w:val="0"/>
+        </w:rPr>
+      </w:r>
     </w:p>
     <w:p>
       <w:pPr>
         <w:pStyle w:val="Heading4"/>
-        <w:spacing w:after="60" w:before="160"/>
+        <w:spacing w:after="60" w:before="160" w:lineRule="auto"/>
+        <w:rPr/>
       </w:pPr>
       <w:r>
         <w:rPr>
           <w:rFonts w:ascii="Montserrat" w:cs="Montserrat" w:eastAsia="Montserrat" w:hAnsi="Montserrat"/>
-          <w:b/>
-          <w:bCs/>
+          <w:b w:val="1"/>
+          <w:bCs w:val="1"/>
           <w:color w:val="666666"/>
           <w:sz w:val="20"/>
           <w:szCs w:val="20"/>
+          <w:rtl w:val="0"/>
         </w:rPr>
         <w:t xml:space="preserve">Mindset and Habits</w:t>
       </w:r>
-    </w:p>
-    <w:p>
-      <w:pPr>
-        <w:pStyle w:val="ListParagraph"/>
+      <w:r>
+        <w:rPr>
+          <w:rtl w:val="0"/>
+        </w:rPr>
+      </w:r>
+    </w:p>
+    <w:p>
+      <w:pPr>
+        <w:keepNext w:val="0"/>
+        <w:keepLines w:val="0"/>
+        <w:pageBreakBefore w:val="0"/>
+        <w:widowControl w:val="1"/>
         <w:numPr>
           <w:ilvl w:val="0"/>
-          <w:numId w:val="2"/>
+          <w:numId w:val="1"/>
         </w:numPr>
-        <w:spacing w:after="40" w:before="40"/>
+        <w:pBdr>
+          <w:top w:space="0" w:sz="0" w:val="nil"/>
+          <w:left w:space="0" w:sz="0" w:val="nil"/>
+          <w:bottom w:space="0" w:sz="0" w:val="nil"/>
+          <w:right w:space="0" w:sz="0" w:val="nil"/>
+          <w:between w:space="0" w:sz="0" w:val="nil"/>
+        </w:pBdr>
+        <w:shd w:fill="auto" w:val="clear"/>
+        <w:spacing w:after="40" w:before="40" w:line="240" w:lineRule="auto"/>
+        <w:ind w:left="720" w:right="0" w:hanging="360"/>
+        <w:jc w:val="left"/>
+        <w:rPr/>
       </w:pPr>
       <w:r>
         <w:rPr>
           <w:rFonts w:ascii="Open Sans" w:cs="Open Sans" w:eastAsia="Open Sans" w:hAnsi="Open Sans"/>
+          <w:b w:val="0"/>
+          <w:bCs w:val="0"/>
+          <w:i w:val="0"/>
+          <w:iCs w:val="0"/>
+          <w:smallCaps w:val="0"/>
+          <w:strike w:val="0"/>
           <w:color w:val="333333"/>
           <w:sz w:val="20"/>
           <w:szCs w:val="20"/>
+          <w:u w:val="none"/>
+          <w:shd w:fill="auto" w:val="clear"/>
+          <w:vertAlign w:val="baseline"/>
+          <w:rtl w:val="0"/>
         </w:rPr>
         <w:t xml:space="preserve">[Mindset objective 1]</w:t>
       </w:r>
     </w:p>
     <w:p>
       <w:pPr>
-        <w:pStyle w:val="ListParagraph"/>
+        <w:keepNext w:val="0"/>
+        <w:keepLines w:val="0"/>
+        <w:pageBreakBefore w:val="0"/>
+        <w:widowControl w:val="1"/>
         <w:numPr>
           <w:ilvl w:val="0"/>
-          <w:numId w:val="2"/>
+          <w:numId w:val="1"/>
         </w:numPr>
-        <w:spacing w:after="40" w:before="40"/>
+        <w:pBdr>
+          <w:top w:space="0" w:sz="0" w:val="nil"/>
+          <w:left w:space="0" w:sz="0" w:val="nil"/>
+          <w:bottom w:space="0" w:sz="0" w:val="nil"/>
+          <w:right w:space="0" w:sz="0" w:val="nil"/>
+          <w:between w:space="0" w:sz="0" w:val="nil"/>
+        </w:pBdr>
+        <w:shd w:fill="auto" w:val="clear"/>
+        <w:spacing w:after="40" w:before="40" w:line="240" w:lineRule="auto"/>
+        <w:ind w:left="720" w:right="0" w:hanging="360"/>
+        <w:jc w:val="left"/>
+        <w:rPr/>
       </w:pPr>
       <w:r>
         <w:rPr>
           <w:rFonts w:ascii="Open Sans" w:cs="Open Sans" w:eastAsia="Open Sans" w:hAnsi="Open Sans"/>
+          <w:b w:val="0"/>
+          <w:bCs w:val="0"/>
+          <w:i w:val="0"/>
+          <w:iCs w:val="0"/>
+          <w:smallCaps w:val="0"/>
+          <w:strike w:val="0"/>
           <w:color w:val="333333"/>
           <w:sz w:val="20"/>
           <w:szCs w:val="20"/>
+          <w:u w:val="none"/>
+          <w:shd w:fill="auto" w:val="clear"/>
+          <w:vertAlign w:val="baseline"/>
+          <w:rtl w:val="0"/>
         </w:rPr>
         <w:t xml:space="preserve">[Mindset objective 2]</w:t>
       </w:r>
     </w:p>
     <w:p>
       <w:pPr>
-        <w:spacing w:after="80" w:before="0"/>
-      </w:pPr>
+        <w:spacing w:after="80" w:before="0" w:lineRule="auto"/>
+        <w:rPr/>
+      </w:pPr>
+      <w:r>
+        <w:rPr>
+          <w:rtl w:val="0"/>
+        </w:rPr>
+      </w:r>
     </w:p>
     <w:p>
       <w:pPr>
         <w:pStyle w:val="Heading3"/>
-        <w:spacing w:after="80" w:before="200"/>
+        <w:spacing w:after="80" w:before="200" w:lineRule="auto"/>
+        <w:rPr/>
       </w:pPr>
       <w:r>
         <w:rPr>
           <w:rFonts w:ascii="Montserrat" w:cs="Montserrat" w:eastAsia="Montserrat" w:hAnsi="Montserrat"/>
-          <w:b/>
-          <w:bCs/>
+          <w:b w:val="1"/>
+          <w:bCs w:val="1"/>
           <w:color w:val="666666"/>
           <w:sz w:val="24"/>
           <w:szCs w:val="24"/>
+          <w:rtl w:val="0"/>
         </w:rPr>
         <w:t xml:space="preserve">How This Lesson Connects</w:t>
       </w:r>
-    </w:p>
-    <w:p>
-      <w:pPr>
-        <w:spacing w:after="80" w:before="0"/>
+      <w:r>
+        <w:rPr>
+          <w:rtl w:val="0"/>
+        </w:rPr>
+      </w:r>
+    </w:p>
+    <w:p>
+      <w:pPr>
+        <w:spacing w:after="80" w:before="0" w:lineRule="auto"/>
+        <w:rPr/>
       </w:pPr>
       <w:r>
         <w:rPr>
           <w:rFonts w:ascii="Open Sans" w:cs="Open Sans" w:eastAsia="Open Sans" w:hAnsi="Open Sans"/>
-          <w:i/>
-          <w:iCs/>
+          <w:i w:val="1"/>
+          <w:iCs w:val="1"/>
           <w:color w:val="666666"/>
           <w:sz w:val="20"/>
           <w:szCs w:val="20"/>
+          <w:rtl w:val="0"/>
         </w:rPr>
         <w:t xml:space="preserve">[2–3 sentences: where this lesson sits in the curriculum arc, what students bring in, and what they carry forward.]</w:t>
       </w:r>
+      <w:r>
+        <w:rPr>
+          <w:rtl w:val="0"/>
+        </w:rPr>
+      </w:r>
     </w:p>
     <w:p>
       <w:pPr>
         <w:pBdr>
-          <w:bottom w:val="single" w:color="CCCCCC" w:sz="4" w:space="1"/>
+          <w:bottom w:color="cccccc" w:space="1" w:sz="4" w:val="single"/>
         </w:pBdr>
-        <w:spacing w:after="120" w:before="120"/>
-      </w:pPr>
+        <w:spacing w:after="120" w:before="120" w:lineRule="auto"/>
+        <w:rPr/>
+      </w:pPr>
+      <w:r>
+        <w:rPr>
+          <w:rtl w:val="0"/>
+        </w:rPr>
+      </w:r>
     </w:p>
     <w:p>
       <w:pPr>
         <w:pStyle w:val="Heading2"/>
-        <w:spacing w:after="40" w:before="320"/>
+        <w:spacing w:after="40" w:before="320" w:lineRule="auto"/>
+        <w:rPr/>
       </w:pPr>
       <w:r>
         <w:rPr>
           <w:rFonts w:ascii="Montserrat" w:cs="Montserrat" w:eastAsia="Montserrat" w:hAnsi="Montserrat"/>
-          <w:b/>
-          <w:bCs/>
-          <w:color w:val="743FFD"/>
+          <w:b w:val="1"/>
+          <w:bCs w:val="1"/>
+          <w:color w:val="743ffd"/>
           <w:sz w:val="32"/>
           <w:szCs w:val="32"/>
+          <w:rtl w:val="0"/>
         </w:rPr>
         <w:t xml:space="preserve">READ STEP 1</w:t>
       </w:r>
+      <w:r>
+        <w:rPr>
+          <w:rtl w:val="0"/>
+        </w:rPr>
+      </w:r>
     </w:p>
     <w:p>
       <w:pPr>
         <w:pStyle w:val="Heading3"/>
-        <w:spacing w:after="80" w:before="200"/>
+        <w:spacing w:after="80" w:before="200" w:lineRule="auto"/>
+        <w:rPr/>
       </w:pPr>
       <w:r>
         <w:rPr>
           <w:rFonts w:ascii="Montserrat" w:cs="Montserrat" w:eastAsia="Montserrat" w:hAnsi="Montserrat"/>
-          <w:b/>
-          <w:bCs/>
+          <w:b w:val="1"/>
+          <w:bCs w:val="1"/>
           <w:color w:val="666666"/>
           <w:sz w:val="24"/>
           <w:szCs w:val="24"/>
+          <w:rtl w:val="0"/>
         </w:rPr>
         <w:t xml:space="preserve">[Read Step Title]</w:t>
       </w:r>
-    </w:p>
-    <w:p>
-      <w:pPr>
-        <w:spacing w:after="80" w:before="0"/>
+      <w:r>
+        <w:rPr>
+          <w:rtl w:val="0"/>
+        </w:rPr>
+      </w:r>
+    </w:p>
+    <w:p>
+      <w:pPr>
+        <w:spacing w:after="80" w:before="0" w:lineRule="auto"/>
+        <w:rPr/>
       </w:pPr>
       <w:r>
         <w:rPr>
           <w:rFonts w:ascii="Open Sans" w:cs="Open Sans" w:eastAsia="Open Sans" w:hAnsi="Open Sans"/>
-          <w:i/>
-          <w:iCs/>
+          <w:i w:val="1"/>
+          <w:iCs w:val="1"/>
           <w:color w:val="666666"/>
           <w:sz w:val="20"/>
           <w:szCs w:val="20"/>
+          <w:rtl w:val="0"/>
         </w:rPr>
         <w:t xml:space="preserve">[One sentence describing what this read step covers and its pedagogical purpose.]</w:t>
       </w:r>
+      <w:r>
+        <w:rPr>
+          <w:rtl w:val="0"/>
+        </w:rPr>
+      </w:r>
     </w:p>
     <w:p>
       <w:pPr>
         <w:pStyle w:val="Heading4"/>
-        <w:spacing w:after="60" w:before="160"/>
+        <w:spacing w:after="60" w:before="160" w:lineRule="auto"/>
+        <w:rPr/>
       </w:pPr>
       <w:r>
         <w:rPr>
           <w:rFonts w:ascii="Montserrat" w:cs="Montserrat" w:eastAsia="Montserrat" w:hAnsi="Montserrat"/>
-          <w:b/>
-          <w:bCs/>
+          <w:b w:val="1"/>
+          <w:bCs w:val="1"/>
           <w:color w:val="666666"/>
           <w:sz w:val="20"/>
           <w:szCs w:val="20"/>
+          <w:rtl w:val="0"/>
         </w:rPr>
         <w:t xml:space="preserve">[Cover Section 1]</w:t>
       </w:r>
-    </w:p>
-    <w:p>
-      <w:pPr>
-        <w:pStyle w:val="ListParagraph"/>
+      <w:r>
+        <w:rPr>
+          <w:rtl w:val="0"/>
+        </w:rPr>
+      </w:r>
+    </w:p>
+    <w:p>
+      <w:pPr>
+        <w:keepNext w:val="0"/>
+        <w:keepLines w:val="0"/>
+        <w:pageBreakBefore w:val="0"/>
+        <w:widowControl w:val="1"/>
         <w:numPr>
           <w:ilvl w:val="0"/>
-          <w:numId w:val="2"/>
+          <w:numId w:val="1"/>
         </w:numPr>
-        <w:spacing w:after="40" w:before="40"/>
+        <w:pBdr>
+          <w:top w:space="0" w:sz="0" w:val="nil"/>
+          <w:left w:space="0" w:sz="0" w:val="nil"/>
+          <w:bottom w:space="0" w:sz="0" w:val="nil"/>
+          <w:right w:space="0" w:sz="0" w:val="nil"/>
+          <w:between w:space="0" w:sz="0" w:val="nil"/>
+        </w:pBdr>
+        <w:shd w:fill="auto" w:val="clear"/>
+        <w:spacing w:after="40" w:before="40" w:line="240" w:lineRule="auto"/>
+        <w:ind w:left="720" w:right="0" w:hanging="360"/>
+        <w:jc w:val="left"/>
+        <w:rPr/>
       </w:pPr>
       <w:r>
         <w:rPr>
           <w:rFonts w:ascii="Open Sans" w:cs="Open Sans" w:eastAsia="Open Sans" w:hAnsi="Open Sans"/>
+          <w:b w:val="0"/>
+          <w:bCs w:val="0"/>
+          <w:i w:val="0"/>
+          <w:iCs w:val="0"/>
+          <w:smallCaps w:val="0"/>
+          <w:strike w:val="0"/>
           <w:color w:val="333333"/>
           <w:sz w:val="20"/>
           <w:szCs w:val="20"/>
+          <w:u w:val="none"/>
+          <w:shd w:fill="auto" w:val="clear"/>
+          <w:vertAlign w:val="baseline"/>
+          <w:rtl w:val="0"/>
         </w:rPr>
         <w:t xml:space="preserve">[Key point]</w:t>
       </w:r>
     </w:p>
     <w:p>
       <w:pPr>
-        <w:pStyle w:val="ListParagraph"/>
+        <w:keepNext w:val="0"/>
+        <w:keepLines w:val="0"/>
+        <w:pageBreakBefore w:val="0"/>
+        <w:widowControl w:val="1"/>
         <w:numPr>
           <w:ilvl w:val="0"/>
-          <w:numId w:val="2"/>
+          <w:numId w:val="1"/>
         </w:numPr>
-        <w:spacing w:after="40" w:before="40"/>
+        <w:pBdr>
+          <w:top w:space="0" w:sz="0" w:val="nil"/>
+          <w:left w:space="0" w:sz="0" w:val="nil"/>
+          <w:bottom w:space="0" w:sz="0" w:val="nil"/>
+          <w:right w:space="0" w:sz="0" w:val="nil"/>
+          <w:between w:space="0" w:sz="0" w:val="nil"/>
+        </w:pBdr>
+        <w:shd w:fill="auto" w:val="clear"/>
+        <w:spacing w:after="40" w:before="40" w:line="240" w:lineRule="auto"/>
+        <w:ind w:left="720" w:right="0" w:hanging="360"/>
+        <w:jc w:val="left"/>
+        <w:rPr/>
       </w:pPr>
       <w:r>
         <w:rPr>
           <w:rFonts w:ascii="Open Sans" w:cs="Open Sans" w:eastAsia="Open Sans" w:hAnsi="Open Sans"/>
+          <w:b w:val="0"/>
+          <w:bCs w:val="0"/>
+          <w:i w:val="0"/>
+          <w:iCs w:val="0"/>
+          <w:smallCaps w:val="0"/>
+          <w:strike w:val="0"/>
           <w:color w:val="333333"/>
           <w:sz w:val="20"/>
           <w:szCs w:val="20"/>
+          <w:u w:val="none"/>
+          <w:shd w:fill="auto" w:val="clear"/>
+          <w:vertAlign w:val="baseline"/>
+          <w:rtl w:val="0"/>
         </w:rPr>
         <w:t xml:space="preserve">[Key point]</w:t>
       </w:r>
     </w:p>
     <w:p>
       <w:pPr>
-        <w:spacing w:after="80" w:before="0"/>
-      </w:pPr>
+        <w:spacing w:after="80" w:before="0" w:lineRule="auto"/>
+        <w:rPr/>
+      </w:pPr>
+      <w:r>
+        <w:rPr>
+          <w:rtl w:val="0"/>
+        </w:rPr>
+      </w:r>
     </w:p>
     <w:p>
       <w:pPr>
         <w:pStyle w:val="Heading4"/>
-        <w:spacing w:after="60" w:before="160"/>
+        <w:spacing w:after="60" w:before="160" w:lineRule="auto"/>
+        <w:rPr/>
       </w:pPr>
       <w:r>
         <w:rPr>
           <w:rFonts w:ascii="Montserrat" w:cs="Montserrat" w:eastAsia="Montserrat" w:hAnsi="Montserrat"/>
-          <w:b/>
-          <w:bCs/>
+          <w:b w:val="1"/>
+          <w:bCs w:val="1"/>
           <w:color w:val="666666"/>
           <w:sz w:val="20"/>
           <w:szCs w:val="20"/>
+          <w:rtl w:val="0"/>
         </w:rPr>
         <w:t xml:space="preserve">[Cover Section 2]</w:t>
       </w:r>
-    </w:p>
-    <w:p>
-      <w:pPr>
-        <w:pStyle w:val="ListParagraph"/>
+      <w:r>
+        <w:rPr>
+          <w:rtl w:val="0"/>
+        </w:rPr>
+      </w:r>
+    </w:p>
+    <w:p>
+      <w:pPr>
+        <w:keepNext w:val="0"/>
+        <w:keepLines w:val="0"/>
+        <w:pageBreakBefore w:val="0"/>
+        <w:widowControl w:val="1"/>
         <w:numPr>
           <w:ilvl w:val="0"/>
-          <w:numId w:val="2"/>
+          <w:numId w:val="1"/>
         </w:numPr>
-        <w:spacing w:after="40" w:before="40"/>
+        <w:pBdr>
+          <w:top w:space="0" w:sz="0" w:val="nil"/>
+          <w:left w:space="0" w:sz="0" w:val="nil"/>
+          <w:bottom w:space="0" w:sz="0" w:val="nil"/>
+          <w:right w:space="0" w:sz="0" w:val="nil"/>
+          <w:between w:space="0" w:sz="0" w:val="nil"/>
+        </w:pBdr>
+        <w:shd w:fill="auto" w:val="clear"/>
+        <w:spacing w:after="40" w:before="40" w:line="240" w:lineRule="auto"/>
+        <w:ind w:left="720" w:right="0" w:hanging="360"/>
+        <w:jc w:val="left"/>
+        <w:rPr/>
       </w:pPr>
       <w:r>
         <w:rPr>
           <w:rFonts w:ascii="Open Sans" w:cs="Open Sans" w:eastAsia="Open Sans" w:hAnsi="Open Sans"/>
+          <w:b w:val="0"/>
+          <w:bCs w:val="0"/>
+          <w:i w:val="0"/>
+          <w:iCs w:val="0"/>
+          <w:smallCaps w:val="0"/>
+          <w:strike w:val="0"/>
           <w:color w:val="333333"/>
           <w:sz w:val="20"/>
           <w:szCs w:val="20"/>
+          <w:u w:val="none"/>
+          <w:shd w:fill="auto" w:val="clear"/>
+          <w:vertAlign w:val="baseline"/>
+          <w:rtl w:val="0"/>
         </w:rPr>
         <w:t xml:space="preserve">[Key point]</w:t>
       </w:r>
     </w:p>
     <w:p>
       <w:pPr>
-        <w:pStyle w:val="ListParagraph"/>
+        <w:keepNext w:val="0"/>
+        <w:keepLines w:val="0"/>
+        <w:pageBreakBefore w:val="0"/>
+        <w:widowControl w:val="1"/>
         <w:numPr>
           <w:ilvl w:val="0"/>
-          <w:numId w:val="2"/>
+          <w:numId w:val="1"/>
         </w:numPr>
-        <w:spacing w:after="40" w:before="40"/>
+        <w:pBdr>
+          <w:top w:space="0" w:sz="0" w:val="nil"/>
+          <w:left w:space="0" w:sz="0" w:val="nil"/>
+          <w:bottom w:space="0" w:sz="0" w:val="nil"/>
+          <w:right w:space="0" w:sz="0" w:val="nil"/>
+          <w:between w:space="0" w:sz="0" w:val="nil"/>
+        </w:pBdr>
+        <w:shd w:fill="auto" w:val="clear"/>
+        <w:spacing w:after="40" w:before="40" w:line="240" w:lineRule="auto"/>
+        <w:ind w:left="720" w:right="0" w:hanging="360"/>
+        <w:jc w:val="left"/>
+        <w:rPr/>
       </w:pPr>
       <w:r>
         <w:rPr>
           <w:rFonts w:ascii="Open Sans" w:cs="Open Sans" w:eastAsia="Open Sans" w:hAnsi="Open Sans"/>
+          <w:b w:val="0"/>
+          <w:bCs w:val="0"/>
+          <w:i w:val="0"/>
+          <w:iCs w:val="0"/>
+          <w:smallCaps w:val="0"/>
+          <w:strike w:val="0"/>
           <w:color w:val="333333"/>
           <w:sz w:val="20"/>
           <w:szCs w:val="20"/>
+          <w:u w:val="none"/>
+          <w:shd w:fill="auto" w:val="clear"/>
+          <w:vertAlign w:val="baseline"/>
+          <w:rtl w:val="0"/>
         </w:rPr>
         <w:t xml:space="preserve">[Key point]</w:t>
       </w:r>
     </w:p>
     <w:p>
       <w:pPr>
-        <w:spacing w:after="80" w:before="0"/>
-      </w:pPr>
+        <w:spacing w:after="80" w:before="0" w:lineRule="auto"/>
+        <w:rPr/>
+      </w:pPr>
+      <w:r>
+        <w:rPr>
+          <w:rtl w:val="0"/>
+        </w:rPr>
+      </w:r>
     </w:p>
     <w:p>
       <w:pPr>
         <w:pStyle w:val="Heading4"/>
-        <w:spacing w:after="60" w:before="160"/>
+        <w:spacing w:after="60" w:before="160" w:lineRule="auto"/>
+        <w:rPr/>
       </w:pPr>
       <w:r>
         <w:rPr>
           <w:rFonts w:ascii="Montserrat" w:cs="Montserrat" w:eastAsia="Montserrat" w:hAnsi="Montserrat"/>
-          <w:b/>
-          <w:bCs/>
+          <w:b w:val="1"/>
+          <w:bCs w:val="1"/>
           <w:color w:val="666666"/>
           <w:sz w:val="20"/>
           <w:szCs w:val="20"/>
+          <w:rtl w:val="0"/>
         </w:rPr>
         <w:t xml:space="preserve">Close</w:t>
       </w:r>
-    </w:p>
-    <w:p>
-      <w:pPr>
-        <w:pStyle w:val="ListParagraph"/>
+      <w:r>
+        <w:rPr>
+          <w:rtl w:val="0"/>
+        </w:rPr>
+      </w:r>
+    </w:p>
+    <w:p>
+      <w:pPr>
+        <w:keepNext w:val="0"/>
+        <w:keepLines w:val="0"/>
+        <w:pageBreakBefore w:val="0"/>
+        <w:widowControl w:val="1"/>
         <w:numPr>
           <w:ilvl w:val="0"/>
-          <w:numId w:val="2"/>
+          <w:numId w:val="1"/>
         </w:numPr>
-        <w:spacing w:after="40" w:before="40"/>
+        <w:pBdr>
+          <w:top w:space="0" w:sz="0" w:val="nil"/>
+          <w:left w:space="0" w:sz="0" w:val="nil"/>
+          <w:bottom w:space="0" w:sz="0" w:val="nil"/>
+          <w:right w:space="0" w:sz="0" w:val="nil"/>
+          <w:between w:space="0" w:sz="0" w:val="nil"/>
+        </w:pBdr>
+        <w:shd w:fill="auto" w:val="clear"/>
+        <w:spacing w:after="40" w:before="40" w:line="240" w:lineRule="auto"/>
+        <w:ind w:left="720" w:right="0" w:hanging="360"/>
+        <w:jc w:val="left"/>
+        <w:rPr/>
       </w:pPr>
       <w:r>
         <w:rPr>
           <w:rFonts w:ascii="Open Sans" w:cs="Open Sans" w:eastAsia="Open Sans" w:hAnsi="Open Sans"/>
+          <w:b w:val="0"/>
+          <w:bCs w:val="0"/>
+          <w:i w:val="0"/>
+          <w:iCs w:val="0"/>
+          <w:smallCaps w:val="0"/>
+          <w:strike w:val="0"/>
           <w:color w:val="333333"/>
           <w:sz w:val="20"/>
           <w:szCs w:val="20"/>
+          <w:u w:val="none"/>
+          <w:shd w:fill="auto" w:val="clear"/>
+          <w:vertAlign w:val="baseline"/>
+          <w:rtl w:val="0"/>
         </w:rPr>
         <w:t xml:space="preserve">[Closing beat or takeaway]</w:t>
       </w:r>
@@ -850,172 +1431,315 @@
     <w:p>
       <w:pPr>
         <w:pBdr>
-          <w:bottom w:val="single" w:color="CCCCCC" w:sz="4" w:space="1"/>
+          <w:bottom w:color="cccccc" w:space="1" w:sz="4" w:val="single"/>
         </w:pBdr>
-        <w:spacing w:after="120" w:before="120"/>
-      </w:pPr>
+        <w:spacing w:after="120" w:before="120" w:lineRule="auto"/>
+        <w:rPr/>
+      </w:pPr>
+      <w:r>
+        <w:rPr>
+          <w:rtl w:val="0"/>
+        </w:rPr>
+      </w:r>
     </w:p>
     <w:p>
       <w:pPr>
         <w:pStyle w:val="Heading2"/>
-        <w:spacing w:after="40" w:before="320"/>
+        <w:spacing w:after="40" w:before="320" w:lineRule="auto"/>
+        <w:rPr/>
       </w:pPr>
       <w:r>
         <w:rPr>
           <w:rFonts w:ascii="Montserrat" w:cs="Montserrat" w:eastAsia="Montserrat" w:hAnsi="Montserrat"/>
-          <w:b/>
-          <w:bCs/>
-          <w:color w:val="743FFD"/>
+          <w:b w:val="1"/>
+          <w:bCs w:val="1"/>
+          <w:color w:val="743ffd"/>
           <w:sz w:val="32"/>
           <w:szCs w:val="32"/>
+          <w:rtl w:val="0"/>
         </w:rPr>
         <w:t xml:space="preserve">READ STEP 2</w:t>
       </w:r>
+      <w:r>
+        <w:rPr>
+          <w:rtl w:val="0"/>
+        </w:rPr>
+      </w:r>
     </w:p>
     <w:p>
       <w:pPr>
         <w:pStyle w:val="Heading3"/>
-        <w:spacing w:after="80" w:before="200"/>
+        <w:spacing w:after="80" w:before="200" w:lineRule="auto"/>
+        <w:rPr/>
       </w:pPr>
       <w:r>
         <w:rPr>
           <w:rFonts w:ascii="Montserrat" w:cs="Montserrat" w:eastAsia="Montserrat" w:hAnsi="Montserrat"/>
-          <w:b/>
-          <w:bCs/>
+          <w:b w:val="1"/>
+          <w:bCs w:val="1"/>
           <w:color w:val="666666"/>
           <w:sz w:val="24"/>
           <w:szCs w:val="24"/>
+          <w:rtl w:val="0"/>
         </w:rPr>
         <w:t xml:space="preserve">[Read Step Title]</w:t>
       </w:r>
-    </w:p>
-    <w:p>
-      <w:pPr>
-        <w:spacing w:after="80" w:before="0"/>
+      <w:r>
+        <w:rPr>
+          <w:rtl w:val="0"/>
+        </w:rPr>
+      </w:r>
+    </w:p>
+    <w:p>
+      <w:pPr>
+        <w:spacing w:after="80" w:before="0" w:lineRule="auto"/>
+        <w:rPr/>
       </w:pPr>
       <w:r>
         <w:rPr>
           <w:rFonts w:ascii="Open Sans" w:cs="Open Sans" w:eastAsia="Open Sans" w:hAnsi="Open Sans"/>
-          <w:i/>
-          <w:iCs/>
+          <w:i w:val="1"/>
+          <w:iCs w:val="1"/>
           <w:color w:val="666666"/>
           <w:sz w:val="20"/>
           <w:szCs w:val="20"/>
+          <w:rtl w:val="0"/>
         </w:rPr>
         <w:t xml:space="preserve">[One sentence describing what this read step covers and its pedagogical purpose.]</w:t>
       </w:r>
+      <w:r>
+        <w:rPr>
+          <w:rtl w:val="0"/>
+        </w:rPr>
+      </w:r>
     </w:p>
     <w:p>
       <w:pPr>
         <w:pStyle w:val="Heading4"/>
-        <w:spacing w:after="60" w:before="160"/>
+        <w:spacing w:after="60" w:before="160" w:lineRule="auto"/>
+        <w:rPr/>
       </w:pPr>
       <w:r>
         <w:rPr>
           <w:rFonts w:ascii="Montserrat" w:cs="Montserrat" w:eastAsia="Montserrat" w:hAnsi="Montserrat"/>
-          <w:b/>
-          <w:bCs/>
+          <w:b w:val="1"/>
+          <w:bCs w:val="1"/>
           <w:color w:val="666666"/>
           <w:sz w:val="20"/>
           <w:szCs w:val="20"/>
+          <w:rtl w:val="0"/>
         </w:rPr>
         <w:t xml:space="preserve">[Cover Section 1]</w:t>
       </w:r>
-    </w:p>
-    <w:p>
-      <w:pPr>
-        <w:pStyle w:val="ListParagraph"/>
+      <w:r>
+        <w:rPr>
+          <w:rtl w:val="0"/>
+        </w:rPr>
+      </w:r>
+    </w:p>
+    <w:p>
+      <w:pPr>
+        <w:keepNext w:val="0"/>
+        <w:keepLines w:val="0"/>
+        <w:pageBreakBefore w:val="0"/>
+        <w:widowControl w:val="1"/>
         <w:numPr>
           <w:ilvl w:val="0"/>
-          <w:numId w:val="2"/>
+          <w:numId w:val="1"/>
         </w:numPr>
-        <w:spacing w:after="40" w:before="40"/>
+        <w:pBdr>
+          <w:top w:space="0" w:sz="0" w:val="nil"/>
+          <w:left w:space="0" w:sz="0" w:val="nil"/>
+          <w:bottom w:space="0" w:sz="0" w:val="nil"/>
+          <w:right w:space="0" w:sz="0" w:val="nil"/>
+          <w:between w:space="0" w:sz="0" w:val="nil"/>
+        </w:pBdr>
+        <w:shd w:fill="auto" w:val="clear"/>
+        <w:spacing w:after="40" w:before="40" w:line="240" w:lineRule="auto"/>
+        <w:ind w:left="720" w:right="0" w:hanging="360"/>
+        <w:jc w:val="left"/>
+        <w:rPr/>
       </w:pPr>
       <w:r>
         <w:rPr>
           <w:rFonts w:ascii="Open Sans" w:cs="Open Sans" w:eastAsia="Open Sans" w:hAnsi="Open Sans"/>
+          <w:b w:val="0"/>
+          <w:bCs w:val="0"/>
+          <w:i w:val="0"/>
+          <w:iCs w:val="0"/>
+          <w:smallCaps w:val="0"/>
+          <w:strike w:val="0"/>
           <w:color w:val="333333"/>
           <w:sz w:val="20"/>
           <w:szCs w:val="20"/>
+          <w:u w:val="none"/>
+          <w:shd w:fill="auto" w:val="clear"/>
+          <w:vertAlign w:val="baseline"/>
+          <w:rtl w:val="0"/>
         </w:rPr>
         <w:t xml:space="preserve">[Key point]</w:t>
       </w:r>
     </w:p>
     <w:p>
       <w:pPr>
-        <w:pStyle w:val="ListParagraph"/>
+        <w:keepNext w:val="0"/>
+        <w:keepLines w:val="0"/>
+        <w:pageBreakBefore w:val="0"/>
+        <w:widowControl w:val="1"/>
         <w:numPr>
           <w:ilvl w:val="0"/>
-          <w:numId w:val="2"/>
+          <w:numId w:val="1"/>
         </w:numPr>
-        <w:spacing w:after="40" w:before="40"/>
+        <w:pBdr>
+          <w:top w:space="0" w:sz="0" w:val="nil"/>
+          <w:left w:space="0" w:sz="0" w:val="nil"/>
+          <w:bottom w:space="0" w:sz="0" w:val="nil"/>
+          <w:right w:space="0" w:sz="0" w:val="nil"/>
+          <w:between w:space="0" w:sz="0" w:val="nil"/>
+        </w:pBdr>
+        <w:shd w:fill="auto" w:val="clear"/>
+        <w:spacing w:after="40" w:before="40" w:line="240" w:lineRule="auto"/>
+        <w:ind w:left="720" w:right="0" w:hanging="360"/>
+        <w:jc w:val="left"/>
+        <w:rPr/>
       </w:pPr>
       <w:r>
         <w:rPr>
           <w:rFonts w:ascii="Open Sans" w:cs="Open Sans" w:eastAsia="Open Sans" w:hAnsi="Open Sans"/>
+          <w:b w:val="0"/>
+          <w:bCs w:val="0"/>
+          <w:i w:val="0"/>
+          <w:iCs w:val="0"/>
+          <w:smallCaps w:val="0"/>
+          <w:strike w:val="0"/>
           <w:color w:val="333333"/>
           <w:sz w:val="20"/>
           <w:szCs w:val="20"/>
+          <w:u w:val="none"/>
+          <w:shd w:fill="auto" w:val="clear"/>
+          <w:vertAlign w:val="baseline"/>
+          <w:rtl w:val="0"/>
         </w:rPr>
         <w:t xml:space="preserve">[Key point]</w:t>
       </w:r>
     </w:p>
     <w:p>
       <w:pPr>
-        <w:spacing w:after="80" w:before="0"/>
-      </w:pPr>
+        <w:spacing w:after="80" w:before="0" w:lineRule="auto"/>
+        <w:rPr/>
+      </w:pPr>
+      <w:r>
+        <w:rPr>
+          <w:rtl w:val="0"/>
+        </w:rPr>
+      </w:r>
     </w:p>
     <w:p>
       <w:pPr>
         <w:pStyle w:val="Heading4"/>
-        <w:spacing w:after="60" w:before="160"/>
+        <w:spacing w:after="60" w:before="160" w:lineRule="auto"/>
+        <w:rPr/>
       </w:pPr>
       <w:r>
         <w:rPr>
           <w:rFonts w:ascii="Montserrat" w:cs="Montserrat" w:eastAsia="Montserrat" w:hAnsi="Montserrat"/>
-          <w:b/>
-          <w:bCs/>
+          <w:b w:val="1"/>
+          <w:bCs w:val="1"/>
           <w:color w:val="666666"/>
           <w:sz w:val="20"/>
           <w:szCs w:val="20"/>
+          <w:rtl w:val="0"/>
         </w:rPr>
         <w:t xml:space="preserve">[Cover Section 2]</w:t>
       </w:r>
-    </w:p>
-    <w:p>
-      <w:pPr>
-        <w:pStyle w:val="ListParagraph"/>
+      <w:r>
+        <w:rPr>
+          <w:rtl w:val="0"/>
+        </w:rPr>
+      </w:r>
+    </w:p>
+    <w:p>
+      <w:pPr>
+        <w:keepNext w:val="0"/>
+        <w:keepLines w:val="0"/>
+        <w:pageBreakBefore w:val="0"/>
+        <w:widowControl w:val="1"/>
         <w:numPr>
           <w:ilvl w:val="0"/>
-          <w:numId w:val="2"/>
+          <w:numId w:val="1"/>
         </w:numPr>
-        <w:spacing w:after="40" w:before="40"/>
+        <w:pBdr>
+          <w:top w:space="0" w:sz="0" w:val="nil"/>
+          <w:left w:space="0" w:sz="0" w:val="nil"/>
+          <w:bottom w:space="0" w:sz="0" w:val="nil"/>
+          <w:right w:space="0" w:sz="0" w:val="nil"/>
+          <w:between w:space="0" w:sz="0" w:val="nil"/>
+        </w:pBdr>
+        <w:shd w:fill="auto" w:val="clear"/>
+        <w:spacing w:after="40" w:before="40" w:line="240" w:lineRule="auto"/>
+        <w:ind w:left="720" w:right="0" w:hanging="360"/>
+        <w:jc w:val="left"/>
+        <w:rPr/>
       </w:pPr>
       <w:r>
         <w:rPr>
           <w:rFonts w:ascii="Open Sans" w:cs="Open Sans" w:eastAsia="Open Sans" w:hAnsi="Open Sans"/>
+          <w:b w:val="0"/>
+          <w:bCs w:val="0"/>
+          <w:i w:val="0"/>
+          <w:iCs w:val="0"/>
+          <w:smallCaps w:val="0"/>
+          <w:strike w:val="0"/>
           <w:color w:val="333333"/>
           <w:sz w:val="20"/>
           <w:szCs w:val="20"/>
+          <w:u w:val="none"/>
+          <w:shd w:fill="auto" w:val="clear"/>
+          <w:vertAlign w:val="baseline"/>
+          <w:rtl w:val="0"/>
         </w:rPr>
         <w:t xml:space="preserve">[Key point]</w:t>
       </w:r>
     </w:p>
     <w:p>
       <w:pPr>
-        <w:pStyle w:val="ListParagraph"/>
+        <w:keepNext w:val="0"/>
+        <w:keepLines w:val="0"/>
+        <w:pageBreakBefore w:val="0"/>
+        <w:widowControl w:val="1"/>
         <w:numPr>
           <w:ilvl w:val="0"/>
-          <w:numId w:val="2"/>
+          <w:numId w:val="1"/>
         </w:numPr>
-        <w:spacing w:after="40" w:before="40"/>
+        <w:pBdr>
+          <w:top w:space="0" w:sz="0" w:val="nil"/>
+          <w:left w:space="0" w:sz="0" w:val="nil"/>
+          <w:bottom w:space="0" w:sz="0" w:val="nil"/>
+          <w:right w:space="0" w:sz="0" w:val="nil"/>
+          <w:between w:space="0" w:sz="0" w:val="nil"/>
+        </w:pBdr>
+        <w:shd w:fill="auto" w:val="clear"/>
+        <w:spacing w:after="40" w:before="40" w:line="240" w:lineRule="auto"/>
+        <w:ind w:left="720" w:right="0" w:hanging="360"/>
+        <w:jc w:val="left"/>
+        <w:rPr/>
       </w:pPr>
       <w:r>
         <w:rPr>
           <w:rFonts w:ascii="Open Sans" w:cs="Open Sans" w:eastAsia="Open Sans" w:hAnsi="Open Sans"/>
+          <w:b w:val="0"/>
+          <w:bCs w:val="0"/>
+          <w:i w:val="0"/>
+          <w:iCs w:val="0"/>
+          <w:smallCaps w:val="0"/>
+          <w:strike w:val="0"/>
           <w:color w:val="333333"/>
           <w:sz w:val="20"/>
           <w:szCs w:val="20"/>
+          <w:u w:val="none"/>
+          <w:shd w:fill="auto" w:val="clear"/>
+          <w:vertAlign w:val="baseline"/>
+          <w:rtl w:val="0"/>
         </w:rPr>
         <w:t xml:space="preserve">[Key point]</w:t>
       </w:r>
@@ -1023,245 +1747,432 @@
     <w:p>
       <w:pPr>
         <w:pBdr>
-          <w:bottom w:val="single" w:color="CCCCCC" w:sz="4" w:space="1"/>
+          <w:bottom w:color="cccccc" w:space="1" w:sz="4" w:val="single"/>
         </w:pBdr>
-        <w:spacing w:after="120" w:before="120"/>
-      </w:pPr>
+        <w:spacing w:after="120" w:before="120" w:lineRule="auto"/>
+        <w:rPr/>
+      </w:pPr>
+      <w:r>
+        <w:rPr>
+          <w:rtl w:val="0"/>
+        </w:rPr>
+      </w:r>
     </w:p>
     <w:p>
       <w:pPr>
         <w:pStyle w:val="Heading2"/>
-        <w:spacing w:after="40" w:before="320"/>
+        <w:spacing w:after="40" w:before="320" w:lineRule="auto"/>
+        <w:rPr/>
       </w:pPr>
       <w:r>
         <w:rPr>
           <w:rFonts w:ascii="Montserrat" w:cs="Montserrat" w:eastAsia="Montserrat" w:hAnsi="Montserrat"/>
-          <w:b/>
-          <w:bCs/>
-          <w:color w:val="743FFD"/>
+          <w:b w:val="1"/>
+          <w:bCs w:val="1"/>
+          <w:color w:val="743ffd"/>
           <w:sz w:val="32"/>
           <w:szCs w:val="32"/>
+          <w:rtl w:val="0"/>
         </w:rPr>
         <w:t xml:space="preserve">DOWNLOAD STEP</w:t>
       </w:r>
+      <w:r>
+        <w:rPr>
+          <w:rtl w:val="0"/>
+        </w:rPr>
+      </w:r>
     </w:p>
     <w:p>
       <w:pPr>
         <w:pStyle w:val="Heading3"/>
-        <w:spacing w:after="80" w:before="200"/>
+        <w:spacing w:after="80" w:before="200" w:lineRule="auto"/>
+        <w:rPr/>
       </w:pPr>
       <w:r>
         <w:rPr>
           <w:rFonts w:ascii="Montserrat" w:cs="Montserrat" w:eastAsia="Montserrat" w:hAnsi="Montserrat"/>
-          <w:b/>
-          <w:bCs/>
+          <w:b w:val="1"/>
+          <w:bCs w:val="1"/>
           <w:color w:val="666666"/>
           <w:sz w:val="24"/>
           <w:szCs w:val="24"/>
+          <w:rtl w:val="0"/>
         </w:rPr>
         <w:t xml:space="preserve">[Cheat Sheet / Reference Title]</w:t>
       </w:r>
-    </w:p>
-    <w:p>
-      <w:pPr>
-        <w:spacing w:after="80" w:before="0"/>
+      <w:r>
+        <w:rPr>
+          <w:rtl w:val="0"/>
+        </w:rPr>
+      </w:r>
+    </w:p>
+    <w:p>
+      <w:pPr>
+        <w:spacing w:after="80" w:before="0" w:lineRule="auto"/>
+        <w:rPr/>
       </w:pPr>
       <w:r>
         <w:rPr>
           <w:rFonts w:ascii="Open Sans" w:cs="Open Sans" w:eastAsia="Open Sans" w:hAnsi="Open Sans"/>
-          <w:i/>
-          <w:iCs/>
+          <w:i w:val="1"/>
+          <w:iCs w:val="1"/>
           <w:color w:val="666666"/>
           <w:sz w:val="20"/>
           <w:szCs w:val="20"/>
+          <w:rtl w:val="0"/>
         </w:rPr>
         <w:t xml:space="preserve">[One sentence describing the resource and how students should use it.]</w:t>
       </w:r>
+      <w:r>
+        <w:rPr>
+          <w:rtl w:val="0"/>
+        </w:rPr>
+      </w:r>
     </w:p>
     <w:p>
       <w:pPr>
         <w:pStyle w:val="Heading3"/>
-        <w:spacing w:after="80" w:before="200"/>
+        <w:spacing w:after="80" w:before="200" w:lineRule="auto"/>
+        <w:rPr/>
       </w:pPr>
       <w:r>
         <w:rPr>
           <w:rFonts w:ascii="Montserrat" w:cs="Montserrat" w:eastAsia="Montserrat" w:hAnsi="Montserrat"/>
-          <w:b/>
-          <w:bCs/>
+          <w:b w:val="1"/>
+          <w:bCs w:val="1"/>
           <w:color w:val="666666"/>
           <w:sz w:val="24"/>
           <w:szCs w:val="24"/>
+          <w:rtl w:val="0"/>
         </w:rPr>
         <w:t xml:space="preserve">Step Copy</w:t>
       </w:r>
-    </w:p>
-    <w:p>
-      <w:pPr>
-        <w:pStyle w:val="ListParagraph"/>
+      <w:r>
+        <w:rPr>
+          <w:rtl w:val="0"/>
+        </w:rPr>
+      </w:r>
+    </w:p>
+    <w:p>
+      <w:pPr>
+        <w:keepNext w:val="0"/>
+        <w:keepLines w:val="0"/>
+        <w:pageBreakBefore w:val="0"/>
+        <w:widowControl w:val="1"/>
         <w:numPr>
           <w:ilvl w:val="0"/>
-          <w:numId w:val="2"/>
+          <w:numId w:val="1"/>
         </w:numPr>
-        <w:spacing w:after="40" w:before="40"/>
+        <w:pBdr>
+          <w:top w:space="0" w:sz="0" w:val="nil"/>
+          <w:left w:space="0" w:sz="0" w:val="nil"/>
+          <w:bottom w:space="0" w:sz="0" w:val="nil"/>
+          <w:right w:space="0" w:sz="0" w:val="nil"/>
+          <w:between w:space="0" w:sz="0" w:val="nil"/>
+        </w:pBdr>
+        <w:shd w:fill="auto" w:val="clear"/>
+        <w:spacing w:after="40" w:before="40" w:line="240" w:lineRule="auto"/>
+        <w:ind w:left="720" w:right="0" w:hanging="360"/>
+        <w:jc w:val="left"/>
+        <w:rPr/>
       </w:pPr>
       <w:r>
         <w:rPr>
           <w:rFonts w:ascii="Open Sans" w:cs="Open Sans" w:eastAsia="Open Sans" w:hAnsi="Open Sans"/>
+          <w:b w:val="0"/>
+          <w:bCs w:val="0"/>
+          <w:i w:val="0"/>
+          <w:iCs w:val="0"/>
+          <w:smallCaps w:val="0"/>
+          <w:strike w:val="0"/>
           <w:color w:val="333333"/>
           <w:sz w:val="20"/>
           <w:szCs w:val="20"/>
+          <w:u w:val="none"/>
+          <w:shd w:fill="auto" w:val="clear"/>
+          <w:vertAlign w:val="baseline"/>
+          <w:rtl w:val="0"/>
         </w:rPr>
         <w:t xml:space="preserve">[Short framing copy: what is in the doc and how to use it]</w:t>
       </w:r>
     </w:p>
     <w:p>
       <w:pPr>
-        <w:pStyle w:val="ListParagraph"/>
+        <w:keepNext w:val="0"/>
+        <w:keepLines w:val="0"/>
+        <w:pageBreakBefore w:val="0"/>
+        <w:widowControl w:val="1"/>
         <w:numPr>
           <w:ilvl w:val="0"/>
-          <w:numId w:val="2"/>
+          <w:numId w:val="1"/>
         </w:numPr>
-        <w:spacing w:after="40" w:before="40"/>
+        <w:pBdr>
+          <w:top w:space="0" w:sz="0" w:val="nil"/>
+          <w:left w:space="0" w:sz="0" w:val="nil"/>
+          <w:bottom w:space="0" w:sz="0" w:val="nil"/>
+          <w:right w:space="0" w:sz="0" w:val="nil"/>
+          <w:between w:space="0" w:sz="0" w:val="nil"/>
+        </w:pBdr>
+        <w:shd w:fill="auto" w:val="clear"/>
+        <w:spacing w:after="40" w:before="40" w:line="240" w:lineRule="auto"/>
+        <w:ind w:left="720" w:right="0" w:hanging="360"/>
+        <w:jc w:val="left"/>
+        <w:rPr/>
       </w:pPr>
       <w:r>
         <w:rPr>
           <w:rFonts w:ascii="Open Sans" w:cs="Open Sans" w:eastAsia="Open Sans" w:hAnsi="Open Sans"/>
+          <w:b w:val="0"/>
+          <w:bCs w:val="0"/>
+          <w:i w:val="0"/>
+          <w:iCs w:val="0"/>
+          <w:smallCaps w:val="0"/>
+          <w:strike w:val="0"/>
           <w:color w:val="333333"/>
           <w:sz w:val="20"/>
           <w:szCs w:val="20"/>
+          <w:u w:val="none"/>
+          <w:shd w:fill="auto" w:val="clear"/>
+          <w:vertAlign w:val="baseline"/>
+          <w:rtl w:val="0"/>
         </w:rPr>
         <w:t xml:space="preserve">[Instruction to save, copy to Drive, or keep open while working]</w:t>
       </w:r>
     </w:p>
     <w:p>
       <w:pPr>
-        <w:spacing w:after="80" w:before="0"/>
-      </w:pPr>
+        <w:spacing w:after="80" w:before="0" w:lineRule="auto"/>
+        <w:rPr/>
+      </w:pPr>
+      <w:r>
+        <w:rPr>
+          <w:rtl w:val="0"/>
+        </w:rPr>
+      </w:r>
     </w:p>
     <w:p>
       <w:pPr>
         <w:pStyle w:val="Heading3"/>
-        <w:spacing w:after="80" w:before="200"/>
+        <w:spacing w:after="80" w:before="200" w:lineRule="auto"/>
+        <w:rPr/>
       </w:pPr>
       <w:r>
         <w:rPr>
           <w:rFonts w:ascii="Montserrat" w:cs="Montserrat" w:eastAsia="Montserrat" w:hAnsi="Montserrat"/>
-          <w:b/>
-          <w:bCs/>
+          <w:b w:val="1"/>
+          <w:bCs w:val="1"/>
           <w:color w:val="666666"/>
           <w:sz w:val="24"/>
           <w:szCs w:val="24"/>
+          <w:rtl w:val="0"/>
         </w:rPr>
         <w:t xml:space="preserve">Document Contents</w:t>
       </w:r>
-    </w:p>
-    <w:p>
-      <w:pPr>
-        <w:pStyle w:val="ListParagraph"/>
+      <w:r>
+        <w:rPr>
+          <w:rtl w:val="0"/>
+        </w:rPr>
+      </w:r>
+    </w:p>
+    <w:p>
+      <w:pPr>
+        <w:keepNext w:val="0"/>
+        <w:keepLines w:val="0"/>
+        <w:pageBreakBefore w:val="0"/>
+        <w:widowControl w:val="1"/>
         <w:numPr>
           <w:ilvl w:val="0"/>
-          <w:numId w:val="2"/>
+          <w:numId w:val="1"/>
         </w:numPr>
-        <w:spacing w:after="40" w:before="40"/>
+        <w:pBdr>
+          <w:top w:space="0" w:sz="0" w:val="nil"/>
+          <w:left w:space="0" w:sz="0" w:val="nil"/>
+          <w:bottom w:space="0" w:sz="0" w:val="nil"/>
+          <w:right w:space="0" w:sz="0" w:val="nil"/>
+          <w:between w:space="0" w:sz="0" w:val="nil"/>
+        </w:pBdr>
+        <w:shd w:fill="auto" w:val="clear"/>
+        <w:spacing w:after="40" w:before="40" w:line="240" w:lineRule="auto"/>
+        <w:ind w:left="720" w:right="0" w:hanging="360"/>
+        <w:jc w:val="left"/>
+        <w:rPr/>
       </w:pPr>
       <w:r>
         <w:rPr>
           <w:rFonts w:ascii="Open Sans" w:cs="Open Sans" w:eastAsia="Open Sans" w:hAnsi="Open Sans"/>
+          <w:b w:val="0"/>
+          <w:bCs w:val="0"/>
+          <w:i w:val="0"/>
+          <w:iCs w:val="0"/>
+          <w:smallCaps w:val="0"/>
+          <w:strike w:val="0"/>
           <w:color w:val="333333"/>
           <w:sz w:val="20"/>
           <w:szCs w:val="20"/>
+          <w:u w:val="none"/>
+          <w:shd w:fill="auto" w:val="clear"/>
+          <w:vertAlign w:val="baseline"/>
+          <w:rtl w:val="0"/>
         </w:rPr>
         <w:t xml:space="preserve">[Content section 1]</w:t>
       </w:r>
     </w:p>
     <w:p>
       <w:pPr>
-        <w:pStyle w:val="ListParagraph"/>
+        <w:keepNext w:val="0"/>
+        <w:keepLines w:val="0"/>
+        <w:pageBreakBefore w:val="0"/>
+        <w:widowControl w:val="1"/>
         <w:numPr>
           <w:ilvl w:val="0"/>
-          <w:numId w:val="2"/>
+          <w:numId w:val="1"/>
         </w:numPr>
-        <w:spacing w:after="40" w:before="40"/>
+        <w:pBdr>
+          <w:top w:space="0" w:sz="0" w:val="nil"/>
+          <w:left w:space="0" w:sz="0" w:val="nil"/>
+          <w:bottom w:space="0" w:sz="0" w:val="nil"/>
+          <w:right w:space="0" w:sz="0" w:val="nil"/>
+          <w:between w:space="0" w:sz="0" w:val="nil"/>
+        </w:pBdr>
+        <w:shd w:fill="auto" w:val="clear"/>
+        <w:spacing w:after="40" w:before="40" w:line="240" w:lineRule="auto"/>
+        <w:ind w:left="720" w:right="0" w:hanging="360"/>
+        <w:jc w:val="left"/>
+        <w:rPr/>
       </w:pPr>
       <w:r>
         <w:rPr>
           <w:rFonts w:ascii="Open Sans" w:cs="Open Sans" w:eastAsia="Open Sans" w:hAnsi="Open Sans"/>
+          <w:b w:val="0"/>
+          <w:bCs w:val="0"/>
+          <w:i w:val="0"/>
+          <w:iCs w:val="0"/>
+          <w:smallCaps w:val="0"/>
+          <w:strike w:val="0"/>
           <w:color w:val="333333"/>
           <w:sz w:val="20"/>
           <w:szCs w:val="20"/>
+          <w:u w:val="none"/>
+          <w:shd w:fill="auto" w:val="clear"/>
+          <w:vertAlign w:val="baseline"/>
+          <w:rtl w:val="0"/>
         </w:rPr>
         <w:t xml:space="preserve">[Content section 2]</w:t>
       </w:r>
     </w:p>
     <w:p>
       <w:pPr>
-        <w:pStyle w:val="ListParagraph"/>
+        <w:keepNext w:val="0"/>
+        <w:keepLines w:val="0"/>
+        <w:pageBreakBefore w:val="0"/>
+        <w:widowControl w:val="1"/>
         <w:numPr>
           <w:ilvl w:val="0"/>
-          <w:numId w:val="2"/>
+          <w:numId w:val="1"/>
         </w:numPr>
-        <w:spacing w:after="40" w:before="40"/>
+        <w:pBdr>
+          <w:top w:space="0" w:sz="0" w:val="nil"/>
+          <w:left w:space="0" w:sz="0" w:val="nil"/>
+          <w:bottom w:space="0" w:sz="0" w:val="nil"/>
+          <w:right w:space="0" w:sz="0" w:val="nil"/>
+          <w:between w:space="0" w:sz="0" w:val="nil"/>
+        </w:pBdr>
+        <w:shd w:fill="auto" w:val="clear"/>
+        <w:spacing w:after="40" w:before="40" w:line="240" w:lineRule="auto"/>
+        <w:ind w:left="720" w:right="0" w:hanging="360"/>
+        <w:jc w:val="left"/>
+        <w:rPr/>
       </w:pPr>
       <w:r>
         <w:rPr>
           <w:rFonts w:ascii="Open Sans" w:cs="Open Sans" w:eastAsia="Open Sans" w:hAnsi="Open Sans"/>
+          <w:b w:val="0"/>
+          <w:bCs w:val="0"/>
+          <w:i w:val="0"/>
+          <w:iCs w:val="0"/>
+          <w:smallCaps w:val="0"/>
+          <w:strike w:val="0"/>
           <w:color w:val="333333"/>
           <w:sz w:val="20"/>
           <w:szCs w:val="20"/>
+          <w:u w:val="none"/>
+          <w:shd w:fill="auto" w:val="clear"/>
+          <w:vertAlign w:val="baseline"/>
+          <w:rtl w:val="0"/>
         </w:rPr>
         <w:t xml:space="preserve">[Content section 3]</w:t>
       </w:r>
     </w:p>
     <w:p>
       <w:pPr>
-        <w:spacing w:after="80" w:before="0"/>
-      </w:pPr>
+        <w:spacing w:after="80" w:before="0" w:lineRule="auto"/>
+        <w:rPr/>
+      </w:pPr>
+      <w:r>
+        <w:rPr>
+          <w:rtl w:val="0"/>
+        </w:rPr>
+      </w:r>
     </w:p>
     <w:tbl>
       <w:tblPr>
-        <w:tblW w:type="dxa" w:w="9360"/>
+        <w:tblStyle w:val="Table2"/>
+        <w:tblW w:w="9360.0" w:type="dxa"/>
+        <w:jc w:val="left"/>
         <w:tblBorders>
-          <w:top w:val="single" w:color="auto" w:sz="4"/>
-          <w:left w:val="single" w:color="auto" w:sz="4"/>
-          <w:bottom w:val="single" w:color="auto" w:sz="4"/>
-          <w:right w:val="single" w:color="auto" w:sz="4"/>
-          <w:insideH w:val="single" w:color="auto" w:sz="4"/>
-          <w:insideV w:val="single" w:color="auto" w:sz="4"/>
+          <w:top w:color="000000" w:space="0" w:sz="4" w:val="single"/>
+          <w:left w:color="000000" w:space="0" w:sz="4" w:val="single"/>
+          <w:bottom w:color="000000" w:space="0" w:sz="4" w:val="single"/>
+          <w:right w:color="000000" w:space="0" w:sz="4" w:val="single"/>
+          <w:insideH w:color="000000" w:space="0" w:sz="4" w:val="single"/>
+          <w:insideV w:color="000000" w:space="0" w:sz="4" w:val="single"/>
         </w:tblBorders>
+        <w:tblLayout w:type="fixed"/>
+        <w:tblLook w:val="0000"/>
       </w:tblPr>
       <w:tblGrid>
         <w:gridCol w:w="9360"/>
+        <w:tblGridChange w:id="0">
+          <w:tblGrid>
+            <w:gridCol w:w="9360"/>
+          </w:tblGrid>
+        </w:tblGridChange>
       </w:tblGrid>
       <w:tr>
+        <w:trPr>
+          <w:cantSplit w:val="0"/>
+          <w:tblHeader w:val="0"/>
+        </w:trPr>
         <w:tc>
           <w:tcPr>
-            <w:tcW w:type="dxa" w:w="9360"/>
             <w:tcBorders>
-              <w:top w:val="single" w:color="000000" w:sz="4"/>
-              <w:left w:val="single" w:color="000000" w:sz="4"/>
-              <w:bottom w:val="single" w:color="000000" w:sz="4"/>
-              <w:right w:val="single" w:color="000000" w:sz="4"/>
+              <w:top w:color="000000" w:space="0" w:sz="4" w:val="single"/>
+              <w:left w:color="000000" w:space="0" w:sz="4" w:val="single"/>
+              <w:bottom w:color="000000" w:space="0" w:sz="4" w:val="single"/>
+              <w:right w:color="000000" w:space="0" w:sz="4" w:val="single"/>
             </w:tcBorders>
-            <w:shd w:fill="F0F9FE" w:val="clear"/>
+            <w:shd w:fill="f0f9fe" w:val="clear"/>
             <w:tcMar>
-              <w:top w:type="dxa" w:w="120"/>
-              <w:left w:type="dxa" w:w="160"/>
-              <w:bottom w:type="dxa" w:w="120"/>
-              <w:right w:type="dxa" w:w="160"/>
+              <w:top w:w="120.0" w:type="dxa"/>
+              <w:left w:w="160.0" w:type="dxa"/>
+              <w:bottom w:w="120.0" w:type="dxa"/>
+              <w:right w:w="160.0" w:type="dxa"/>
             </w:tcMar>
           </w:tcPr>
           <w:p>
             <w:pPr>
-              <w:spacing w:after="0" w:before="0"/>
+              <w:spacing w:after="0" w:before="0" w:lineRule="auto"/>
+              <w:rPr/>
             </w:pPr>
             <w:r>
               <w:rPr>
                 <w:rFonts w:ascii="Montserrat" w:cs="Montserrat" w:eastAsia="Montserrat" w:hAnsi="Montserrat"/>
-                <w:b/>
-                <w:bCs/>
+                <w:b w:val="1"/>
+                <w:bCs w:val="1"/>
                 <w:color w:val="000000"/>
                 <w:sz w:val="20"/>
                 <w:szCs w:val="20"/>
+                <w:rtl w:val="0"/>
               </w:rPr>
               <w:t xml:space="preserve">NOTE: </w:t>
             </w:r>
@@ -1271,8 +2182,14 @@
                 <w:color w:val="333333"/>
                 <w:sz w:val="20"/>
                 <w:szCs w:val="20"/>
+                <w:rtl w:val="0"/>
               </w:rPr>
               <w:t xml:space="preserve">[Any production or generation notes for this deliverable go here.]</w:t>
+            </w:r>
+            <w:r>
+              <w:rPr>
+                <w:rtl w:val="0"/>
+              </w:rPr>
             </w:r>
           </w:p>
         </w:tc>
@@ -1280,524 +2197,785 @@
     </w:tbl>
     <w:p>
       <w:pPr>
-        <w:spacing w:after="80" w:before="0"/>
-      </w:pPr>
+        <w:spacing w:after="80" w:before="0" w:lineRule="auto"/>
+        <w:rPr/>
+      </w:pPr>
+      <w:r>
+        <w:rPr>
+          <w:rtl w:val="0"/>
+        </w:rPr>
+      </w:r>
     </w:p>
     <w:p>
       <w:pPr>
         <w:pBdr>
-          <w:bottom w:val="single" w:color="CCCCCC" w:sz="4" w:space="1"/>
+          <w:bottom w:color="cccccc" w:space="1" w:sz="4" w:val="single"/>
         </w:pBdr>
-        <w:spacing w:after="120" w:before="120"/>
-      </w:pPr>
+        <w:spacing w:after="120" w:before="120" w:lineRule="auto"/>
+        <w:rPr/>
+      </w:pPr>
+      <w:r>
+        <w:rPr>
+          <w:rtl w:val="0"/>
+        </w:rPr>
+      </w:r>
     </w:p>
     <w:p>
       <w:pPr>
         <w:pStyle w:val="Heading2"/>
-        <w:spacing w:after="40" w:before="320"/>
+        <w:spacing w:after="40" w:before="320" w:lineRule="auto"/>
+        <w:rPr/>
       </w:pPr>
       <w:r>
         <w:rPr>
           <w:rFonts w:ascii="Montserrat" w:cs="Montserrat" w:eastAsia="Montserrat" w:hAnsi="Montserrat"/>
-          <w:b/>
-          <w:bCs/>
-          <w:color w:val="743FFD"/>
+          <w:b w:val="1"/>
+          <w:bCs w:val="1"/>
+          <w:color w:val="743ffd"/>
           <w:sz w:val="32"/>
           <w:szCs w:val="32"/>
+          <w:rtl w:val="0"/>
         </w:rPr>
         <w:t xml:space="preserve">CHALLENGE STEP 1</w:t>
       </w:r>
+      <w:r>
+        <w:rPr>
+          <w:rtl w:val="0"/>
+        </w:rPr>
+      </w:r>
     </w:p>
     <w:p>
       <w:pPr>
         <w:pStyle w:val="Heading3"/>
-        <w:spacing w:after="80" w:before="200"/>
+        <w:spacing w:after="80" w:before="200" w:lineRule="auto"/>
+        <w:rPr/>
       </w:pPr>
       <w:r>
         <w:rPr>
           <w:rFonts w:ascii="Montserrat" w:cs="Montserrat" w:eastAsia="Montserrat" w:hAnsi="Montserrat"/>
-          <w:b/>
-          <w:bCs/>
+          <w:b w:val="1"/>
+          <w:bCs w:val="1"/>
           <w:color w:val="666666"/>
           <w:sz w:val="24"/>
           <w:szCs w:val="24"/>
+          <w:rtl w:val="0"/>
         </w:rPr>
         <w:t xml:space="preserve">[Challenge Title]</w:t>
       </w:r>
-    </w:p>
-    <w:p>
-      <w:pPr>
-        <w:spacing w:after="80" w:before="0"/>
+      <w:r>
+        <w:rPr>
+          <w:rtl w:val="0"/>
+        </w:rPr>
+      </w:r>
+    </w:p>
+    <w:p>
+      <w:pPr>
+        <w:spacing w:after="80" w:before="0" w:lineRule="auto"/>
+        <w:rPr/>
       </w:pPr>
       <w:r>
         <w:rPr>
           <w:rFonts w:ascii="Open Sans" w:cs="Open Sans" w:eastAsia="Open Sans" w:hAnsi="Open Sans"/>
-          <w:i/>
-          <w:iCs/>
+          <w:i w:val="1"/>
+          <w:iCs w:val="1"/>
           <w:color w:val="666666"/>
           <w:sz w:val="20"/>
           <w:szCs w:val="20"/>
+          <w:rtl w:val="0"/>
         </w:rPr>
         <w:t xml:space="preserve">[One sentence describing the challenge type and its purpose in the lesson arc.]</w:t>
       </w:r>
+      <w:r>
+        <w:rPr>
+          <w:rtl w:val="0"/>
+        </w:rPr>
+      </w:r>
     </w:p>
     <w:p>
       <w:pPr>
         <w:pStyle w:val="Heading4"/>
-        <w:spacing w:after="60" w:before="160"/>
+        <w:spacing w:after="60" w:before="160" w:lineRule="auto"/>
+        <w:rPr/>
       </w:pPr>
       <w:r>
         <w:rPr>
           <w:rFonts w:ascii="Montserrat" w:cs="Montserrat" w:eastAsia="Montserrat" w:hAnsi="Montserrat"/>
-          <w:b/>
-          <w:bCs/>
+          <w:b w:val="1"/>
+          <w:bCs w:val="1"/>
           <w:color w:val="666666"/>
           <w:sz w:val="20"/>
           <w:szCs w:val="20"/>
+          <w:rtl w:val="0"/>
         </w:rPr>
         <w:t xml:space="preserve">[Challenge Format or Setup]</w:t>
       </w:r>
-    </w:p>
-    <w:p>
-      <w:pPr>
-        <w:spacing w:after="80" w:before="0"/>
+      <w:r>
+        <w:rPr>
+          <w:rtl w:val="0"/>
+        </w:rPr>
+      </w:r>
+    </w:p>
+    <w:p>
+      <w:pPr>
+        <w:spacing w:after="80" w:before="0" w:lineRule="auto"/>
+        <w:rPr/>
       </w:pPr>
       <w:r>
         <w:rPr>
           <w:rFonts w:ascii="Open Sans" w:cs="Open Sans" w:eastAsia="Open Sans" w:hAnsi="Open Sans"/>
-          <w:i/>
-          <w:iCs/>
+          <w:i w:val="1"/>
+          <w:iCs w:val="1"/>
           <w:color w:val="666666"/>
           <w:sz w:val="20"/>
           <w:szCs w:val="20"/>
+          <w:rtl w:val="0"/>
         </w:rPr>
         <w:t xml:space="preserve">[Describe the interactive format, game structure, or exercise setup.]</w:t>
       </w:r>
-    </w:p>
-    <w:p>
-      <w:pPr>
-        <w:spacing w:after="80" w:before="0"/>
-      </w:pPr>
+      <w:r>
+        <w:rPr>
+          <w:rtl w:val="0"/>
+        </w:rPr>
+      </w:r>
+    </w:p>
+    <w:p>
+      <w:pPr>
+        <w:spacing w:after="80" w:before="0" w:lineRule="auto"/>
+        <w:rPr/>
+      </w:pPr>
+      <w:r>
+        <w:rPr>
+          <w:rtl w:val="0"/>
+        </w:rPr>
+      </w:r>
     </w:p>
     <w:p>
       <w:pPr>
         <w:pStyle w:val="Heading4"/>
-        <w:spacing w:after="60" w:before="160"/>
+        <w:spacing w:after="60" w:before="160" w:lineRule="auto"/>
+        <w:rPr/>
       </w:pPr>
       <w:r>
         <w:rPr>
           <w:rFonts w:ascii="Montserrat" w:cs="Montserrat" w:eastAsia="Montserrat" w:hAnsi="Montserrat"/>
-          <w:b/>
-          <w:bCs/>
+          <w:b w:val="1"/>
+          <w:bCs w:val="1"/>
           <w:color w:val="666666"/>
           <w:sz w:val="20"/>
           <w:szCs w:val="20"/>
+          <w:rtl w:val="0"/>
         </w:rPr>
         <w:t xml:space="preserve">[Sub-section or Component]</w:t>
       </w:r>
-    </w:p>
-    <w:p>
-      <w:pPr>
-        <w:pStyle w:val="ListParagraph"/>
+      <w:r>
+        <w:rPr>
+          <w:rtl w:val="0"/>
+        </w:rPr>
+      </w:r>
+    </w:p>
+    <w:p>
+      <w:pPr>
+        <w:keepNext w:val="0"/>
+        <w:keepLines w:val="0"/>
+        <w:pageBreakBefore w:val="0"/>
+        <w:widowControl w:val="1"/>
         <w:numPr>
           <w:ilvl w:val="0"/>
-          <w:numId w:val="2"/>
+          <w:numId w:val="1"/>
         </w:numPr>
-        <w:spacing w:after="40" w:before="40"/>
+        <w:pBdr>
+          <w:top w:space="0" w:sz="0" w:val="nil"/>
+          <w:left w:space="0" w:sz="0" w:val="nil"/>
+          <w:bottom w:space="0" w:sz="0" w:val="nil"/>
+          <w:right w:space="0" w:sz="0" w:val="nil"/>
+          <w:between w:space="0" w:sz="0" w:val="nil"/>
+        </w:pBdr>
+        <w:shd w:fill="auto" w:val="clear"/>
+        <w:spacing w:after="40" w:before="40" w:line="240" w:lineRule="auto"/>
+        <w:ind w:left="720" w:right="0" w:hanging="360"/>
+        <w:jc w:val="left"/>
+        <w:rPr/>
       </w:pPr>
       <w:r>
         <w:rPr>
           <w:rFonts w:ascii="Open Sans" w:cs="Open Sans" w:eastAsia="Open Sans" w:hAnsi="Open Sans"/>
+          <w:b w:val="0"/>
+          <w:bCs w:val="0"/>
+          <w:i w:val="0"/>
+          <w:iCs w:val="0"/>
+          <w:smallCaps w:val="0"/>
+          <w:strike w:val="0"/>
           <w:color w:val="333333"/>
           <w:sz w:val="20"/>
           <w:szCs w:val="20"/>
+          <w:u w:val="none"/>
+          <w:shd w:fill="auto" w:val="clear"/>
+          <w:vertAlign w:val="baseline"/>
+          <w:rtl w:val="0"/>
         </w:rPr>
         <w:t xml:space="preserve">[Item 1]</w:t>
       </w:r>
     </w:p>
     <w:p>
       <w:pPr>
-        <w:pStyle w:val="ListParagraph"/>
+        <w:keepNext w:val="0"/>
+        <w:keepLines w:val="0"/>
+        <w:pageBreakBefore w:val="0"/>
+        <w:widowControl w:val="1"/>
         <w:numPr>
           <w:ilvl w:val="0"/>
-          <w:numId w:val="2"/>
+          <w:numId w:val="1"/>
         </w:numPr>
-        <w:spacing w:after="40" w:before="40"/>
+        <w:pBdr>
+          <w:top w:space="0" w:sz="0" w:val="nil"/>
+          <w:left w:space="0" w:sz="0" w:val="nil"/>
+          <w:bottom w:space="0" w:sz="0" w:val="nil"/>
+          <w:right w:space="0" w:sz="0" w:val="nil"/>
+          <w:between w:space="0" w:sz="0" w:val="nil"/>
+        </w:pBdr>
+        <w:shd w:fill="auto" w:val="clear"/>
+        <w:spacing w:after="40" w:before="40" w:line="240" w:lineRule="auto"/>
+        <w:ind w:left="720" w:right="0" w:hanging="360"/>
+        <w:jc w:val="left"/>
+        <w:rPr/>
       </w:pPr>
       <w:r>
         <w:rPr>
           <w:rFonts w:ascii="Open Sans" w:cs="Open Sans" w:eastAsia="Open Sans" w:hAnsi="Open Sans"/>
+          <w:b w:val="0"/>
+          <w:bCs w:val="0"/>
+          <w:i w:val="0"/>
+          <w:iCs w:val="0"/>
+          <w:smallCaps w:val="0"/>
+          <w:strike w:val="0"/>
           <w:color w:val="333333"/>
           <w:sz w:val="20"/>
           <w:szCs w:val="20"/>
+          <w:u w:val="none"/>
+          <w:shd w:fill="auto" w:val="clear"/>
+          <w:vertAlign w:val="baseline"/>
+          <w:rtl w:val="0"/>
         </w:rPr>
         <w:t xml:space="preserve">[Item 2]</w:t>
       </w:r>
     </w:p>
     <w:p>
       <w:pPr>
-        <w:pStyle w:val="ListParagraph"/>
+        <w:keepNext w:val="0"/>
+        <w:keepLines w:val="0"/>
+        <w:pageBreakBefore w:val="0"/>
+        <w:widowControl w:val="1"/>
         <w:numPr>
           <w:ilvl w:val="0"/>
-          <w:numId w:val="2"/>
+          <w:numId w:val="1"/>
         </w:numPr>
-        <w:spacing w:after="40" w:before="40"/>
+        <w:pBdr>
+          <w:top w:space="0" w:sz="0" w:val="nil"/>
+          <w:left w:space="0" w:sz="0" w:val="nil"/>
+          <w:bottom w:space="0" w:sz="0" w:val="nil"/>
+          <w:right w:space="0" w:sz="0" w:val="nil"/>
+          <w:between w:space="0" w:sz="0" w:val="nil"/>
+        </w:pBdr>
+        <w:shd w:fill="auto" w:val="clear"/>
+        <w:spacing w:after="40" w:before="40" w:line="240" w:lineRule="auto"/>
+        <w:ind w:left="720" w:right="0" w:hanging="360"/>
+        <w:jc w:val="left"/>
+        <w:rPr/>
       </w:pPr>
       <w:r>
         <w:rPr>
           <w:rFonts w:ascii="Open Sans" w:cs="Open Sans" w:eastAsia="Open Sans" w:hAnsi="Open Sans"/>
+          <w:b w:val="0"/>
+          <w:bCs w:val="0"/>
+          <w:i w:val="0"/>
+          <w:iCs w:val="0"/>
+          <w:smallCaps w:val="0"/>
+          <w:strike w:val="0"/>
           <w:color w:val="333333"/>
           <w:sz w:val="20"/>
           <w:szCs w:val="20"/>
+          <w:u w:val="none"/>
+          <w:shd w:fill="auto" w:val="clear"/>
+          <w:vertAlign w:val="baseline"/>
+          <w:rtl w:val="0"/>
         </w:rPr>
         <w:t xml:space="preserve">[Item 3]</w:t>
       </w:r>
     </w:p>
     <w:p>
       <w:pPr>
-        <w:spacing w:after="80" w:before="0"/>
-      </w:pPr>
+        <w:spacing w:after="80" w:before="0" w:lineRule="auto"/>
+        <w:rPr/>
+      </w:pPr>
+      <w:r>
+        <w:rPr>
+          <w:rtl w:val="0"/>
+        </w:rPr>
+      </w:r>
     </w:p>
     <w:p>
       <w:pPr>
         <w:pStyle w:val="Heading4"/>
-        <w:spacing w:after="60" w:before="160"/>
+        <w:spacing w:after="60" w:before="160" w:lineRule="auto"/>
+        <w:rPr/>
       </w:pPr>
       <w:r>
         <w:rPr>
           <w:rFonts w:ascii="Montserrat" w:cs="Montserrat" w:eastAsia="Montserrat" w:hAnsi="Montserrat"/>
-          <w:b/>
-          <w:bCs/>
+          <w:b w:val="1"/>
+          <w:bCs w:val="1"/>
           <w:color w:val="666666"/>
           <w:sz w:val="20"/>
           <w:szCs w:val="20"/>
+          <w:rtl w:val="0"/>
         </w:rPr>
         <w:t xml:space="preserve">[Example or Scenario Table]</w:t>
       </w:r>
-    </w:p>
-    <w:p>
-      <w:pPr>
-        <w:spacing w:after="80" w:before="0"/>
-      </w:pPr>
+      <w:r>
+        <w:rPr>
+          <w:rtl w:val="0"/>
+        </w:rPr>
+      </w:r>
+    </w:p>
+    <w:p>
+      <w:pPr>
+        <w:spacing w:after="80" w:before="0" w:lineRule="auto"/>
+        <w:rPr/>
+      </w:pPr>
+      <w:r>
+        <w:rPr>
+          <w:rtl w:val="0"/>
+        </w:rPr>
+      </w:r>
     </w:p>
     <w:tbl>
       <w:tblPr>
-        <w:tblW w:type="dxa" w:w="9360"/>
+        <w:tblStyle w:val="Table3"/>
+        <w:tblW w:w="9360.0" w:type="dxa"/>
+        <w:jc w:val="left"/>
         <w:tblBorders>
-          <w:top w:val="single" w:color="auto" w:sz="4"/>
-          <w:left w:val="single" w:color="auto" w:sz="4"/>
-          <w:bottom w:val="single" w:color="auto" w:sz="4"/>
-          <w:right w:val="single" w:color="auto" w:sz="4"/>
-          <w:insideH w:val="single" w:color="auto" w:sz="4"/>
-          <w:insideV w:val="single" w:color="auto" w:sz="4"/>
+          <w:top w:color="000000" w:space="0" w:sz="4" w:val="single"/>
+          <w:left w:color="000000" w:space="0" w:sz="4" w:val="single"/>
+          <w:bottom w:color="000000" w:space="0" w:sz="4" w:val="single"/>
+          <w:right w:color="000000" w:space="0" w:sz="4" w:val="single"/>
+          <w:insideH w:color="000000" w:space="0" w:sz="4" w:val="single"/>
+          <w:insideV w:color="000000" w:space="0" w:sz="4" w:val="single"/>
         </w:tblBorders>
+        <w:tblLayout w:type="fixed"/>
+        <w:tblLook w:val="0000"/>
       </w:tblPr>
       <w:tblGrid>
         <w:gridCol w:w="3000"/>
         <w:gridCol w:w="6360"/>
+        <w:tblGridChange w:id="0">
+          <w:tblGrid>
+            <w:gridCol w:w="3000"/>
+            <w:gridCol w:w="6360"/>
+          </w:tblGrid>
+        </w:tblGridChange>
       </w:tblGrid>
       <w:tr>
+        <w:trPr>
+          <w:cantSplit w:val="0"/>
+          <w:tblHeader w:val="0"/>
+        </w:trPr>
         <w:tc>
           <w:tcPr>
-            <w:tcW w:type="dxa" w:w="3000"/>
             <w:tcBorders>
-              <w:top w:val="single" w:color="000000" w:sz="4"/>
-              <w:left w:val="single" w:color="000000" w:sz="4"/>
-              <w:bottom w:val="single" w:color="000000" w:sz="4"/>
-              <w:right w:val="single" w:color="000000" w:sz="4"/>
+              <w:top w:color="000000" w:space="0" w:sz="4" w:val="single"/>
+              <w:left w:color="000000" w:space="0" w:sz="4" w:val="single"/>
+              <w:bottom w:color="000000" w:space="0" w:sz="4" w:val="single"/>
+              <w:right w:color="000000" w:space="0" w:sz="4" w:val="single"/>
             </w:tcBorders>
-            <w:shd w:fill="23A898" w:val="clear"/>
+            <w:shd w:fill="23a898" w:val="clear"/>
             <w:tcMar>
-              <w:top w:type="dxa" w:w="80"/>
-              <w:left w:type="dxa" w:w="140"/>
-              <w:bottom w:type="dxa" w:w="80"/>
-              <w:right w:type="dxa" w:w="140"/>
+              <w:top w:w="80.0" w:type="dxa"/>
+              <w:left w:w="140.0" w:type="dxa"/>
+              <w:bottom w:w="80.0" w:type="dxa"/>
+              <w:right w:w="140.0" w:type="dxa"/>
             </w:tcMar>
             <w:vAlign w:val="center"/>
           </w:tcPr>
           <w:p>
+            <w:pPr>
+              <w:rPr/>
+            </w:pPr>
             <w:r>
               <w:rPr>
                 <w:rFonts w:ascii="Open Sans" w:cs="Open Sans" w:eastAsia="Open Sans" w:hAnsi="Open Sans"/>
-                <w:b/>
-                <w:bCs/>
-                <w:color w:val="FFFFFF"/>
+                <w:b w:val="1"/>
+                <w:bCs w:val="1"/>
+                <w:color w:val="ffffff"/>
                 <w:sz w:val="18"/>
                 <w:szCs w:val="18"/>
+                <w:rtl w:val="0"/>
               </w:rPr>
               <w:t xml:space="preserve">Column A</w:t>
+            </w:r>
+            <w:r>
+              <w:rPr>
+                <w:rtl w:val="0"/>
+              </w:rPr>
             </w:r>
           </w:p>
         </w:tc>
         <w:tc>
           <w:tcPr>
-            <w:tcW w:type="dxa" w:w="6360"/>
             <w:tcBorders>
-              <w:top w:val="single" w:color="000000" w:sz="4"/>
-              <w:left w:val="single" w:color="000000" w:sz="4"/>
-              <w:bottom w:val="single" w:color="000000" w:sz="4"/>
-              <w:right w:val="single" w:color="000000" w:sz="4"/>
+              <w:top w:color="000000" w:space="0" w:sz="4" w:val="single"/>
+              <w:left w:color="000000" w:space="0" w:sz="4" w:val="single"/>
+              <w:bottom w:color="000000" w:space="0" w:sz="4" w:val="single"/>
+              <w:right w:color="000000" w:space="0" w:sz="4" w:val="single"/>
             </w:tcBorders>
-            <w:shd w:fill="23A898" w:val="clear"/>
+            <w:shd w:fill="23a898" w:val="clear"/>
             <w:tcMar>
-              <w:top w:type="dxa" w:w="80"/>
-              <w:left w:type="dxa" w:w="140"/>
-              <w:bottom w:type="dxa" w:w="80"/>
-              <w:right w:type="dxa" w:w="140"/>
+              <w:top w:w="80.0" w:type="dxa"/>
+              <w:left w:w="140.0" w:type="dxa"/>
+              <w:bottom w:w="80.0" w:type="dxa"/>
+              <w:right w:w="140.0" w:type="dxa"/>
             </w:tcMar>
             <w:vAlign w:val="center"/>
           </w:tcPr>
           <w:p>
+            <w:pPr>
+              <w:rPr/>
+            </w:pPr>
             <w:r>
               <w:rPr>
                 <w:rFonts w:ascii="Open Sans" w:cs="Open Sans" w:eastAsia="Open Sans" w:hAnsi="Open Sans"/>
-                <w:b/>
-                <w:bCs/>
-                <w:color w:val="FFFFFF"/>
+                <w:b w:val="1"/>
+                <w:bCs w:val="1"/>
+                <w:color w:val="ffffff"/>
                 <w:sz w:val="18"/>
                 <w:szCs w:val="18"/>
+                <w:rtl w:val="0"/>
               </w:rPr>
               <w:t xml:space="preserve">Column B</w:t>
+            </w:r>
+            <w:r>
+              <w:rPr>
+                <w:rtl w:val="0"/>
+              </w:rPr>
             </w:r>
           </w:p>
         </w:tc>
       </w:tr>
       <w:tr>
+        <w:trPr>
+          <w:cantSplit w:val="0"/>
+          <w:tblHeader w:val="0"/>
+        </w:trPr>
         <w:tc>
           <w:tcPr>
-            <w:tcW w:type="dxa" w:w="3000"/>
             <w:tcBorders>
-              <w:top w:val="single" w:color="000000" w:sz="4"/>
-              <w:left w:val="single" w:color="000000" w:sz="4"/>
-              <w:bottom w:val="single" w:color="000000" w:sz="4"/>
-              <w:right w:val="single" w:color="000000" w:sz="4"/>
+              <w:top w:color="000000" w:space="0" w:sz="4" w:val="single"/>
+              <w:left w:color="000000" w:space="0" w:sz="4" w:val="single"/>
+              <w:bottom w:color="000000" w:space="0" w:sz="4" w:val="single"/>
+              <w:right w:color="000000" w:space="0" w:sz="4" w:val="single"/>
             </w:tcBorders>
-            <w:shd w:fill="FFFFFF" w:val="clear"/>
+            <w:shd w:fill="ffffff" w:val="clear"/>
             <w:tcMar>
-              <w:top w:type="dxa" w:w="80"/>
-              <w:left w:type="dxa" w:w="140"/>
-              <w:bottom w:type="dxa" w:w="80"/>
-              <w:right w:type="dxa" w:w="140"/>
+              <w:top w:w="80.0" w:type="dxa"/>
+              <w:left w:w="140.0" w:type="dxa"/>
+              <w:bottom w:w="80.0" w:type="dxa"/>
+              <w:right w:w="140.0" w:type="dxa"/>
             </w:tcMar>
           </w:tcPr>
           <w:p>
+            <w:pPr>
+              <w:rPr/>
+            </w:pPr>
             <w:r>
               <w:rPr>
                 <w:rFonts w:ascii="Open Sans" w:cs="Open Sans" w:eastAsia="Open Sans" w:hAnsi="Open Sans"/>
                 <w:color w:val="333333"/>
                 <w:sz w:val="20"/>
                 <w:szCs w:val="20"/>
+                <w:rtl w:val="0"/>
               </w:rPr>
               <w:t xml:space="preserve">[Example 1]</w:t>
+            </w:r>
+            <w:r>
+              <w:rPr>
+                <w:rtl w:val="0"/>
+              </w:rPr>
             </w:r>
           </w:p>
         </w:tc>
         <w:tc>
           <w:tcPr>
-            <w:tcW w:type="dxa" w:w="6360"/>
             <w:tcBorders>
-              <w:top w:val="single" w:color="000000" w:sz="4"/>
-              <w:left w:val="single" w:color="000000" w:sz="4"/>
-              <w:bottom w:val="single" w:color="000000" w:sz="4"/>
-              <w:right w:val="single" w:color="000000" w:sz="4"/>
+              <w:top w:color="000000" w:space="0" w:sz="4" w:val="single"/>
+              <w:left w:color="000000" w:space="0" w:sz="4" w:val="single"/>
+              <w:bottom w:color="000000" w:space="0" w:sz="4" w:val="single"/>
+              <w:right w:color="000000" w:space="0" w:sz="4" w:val="single"/>
             </w:tcBorders>
-            <w:shd w:fill="FFFFFF" w:val="clear"/>
+            <w:shd w:fill="ffffff" w:val="clear"/>
             <w:tcMar>
-              <w:top w:type="dxa" w:w="80"/>
-              <w:left w:type="dxa" w:w="140"/>
-              <w:bottom w:type="dxa" w:w="80"/>
-              <w:right w:type="dxa" w:w="140"/>
+              <w:top w:w="80.0" w:type="dxa"/>
+              <w:left w:w="140.0" w:type="dxa"/>
+              <w:bottom w:w="80.0" w:type="dxa"/>
+              <w:right w:w="140.0" w:type="dxa"/>
             </w:tcMar>
           </w:tcPr>
           <w:p>
+            <w:pPr>
+              <w:rPr/>
+            </w:pPr>
             <w:r>
               <w:rPr>
                 <w:rFonts w:ascii="Open Sans" w:cs="Open Sans" w:eastAsia="Open Sans" w:hAnsi="Open Sans"/>
                 <w:color w:val="333333"/>
                 <w:sz w:val="20"/>
                 <w:szCs w:val="20"/>
+                <w:rtl w:val="0"/>
               </w:rPr>
               <w:t xml:space="preserve">[Description or result]</w:t>
+            </w:r>
+            <w:r>
+              <w:rPr>
+                <w:rtl w:val="0"/>
+              </w:rPr>
             </w:r>
           </w:p>
         </w:tc>
       </w:tr>
       <w:tr>
+        <w:trPr>
+          <w:cantSplit w:val="0"/>
+          <w:tblHeader w:val="0"/>
+        </w:trPr>
         <w:tc>
           <w:tcPr>
-            <w:tcW w:type="dxa" w:w="3000"/>
             <w:tcBorders>
-              <w:top w:val="single" w:color="000000" w:sz="4"/>
-              <w:left w:val="single" w:color="000000" w:sz="4"/>
-              <w:bottom w:val="single" w:color="000000" w:sz="4"/>
-              <w:right w:val="single" w:color="000000" w:sz="4"/>
+              <w:top w:color="000000" w:space="0" w:sz="4" w:val="single"/>
+              <w:left w:color="000000" w:space="0" w:sz="4" w:val="single"/>
+              <w:bottom w:color="000000" w:space="0" w:sz="4" w:val="single"/>
+              <w:right w:color="000000" w:space="0" w:sz="4" w:val="single"/>
             </w:tcBorders>
-            <w:shd w:fill="EEFAF8" w:val="clear"/>
+            <w:shd w:fill="eefaf8" w:val="clear"/>
             <w:tcMar>
-              <w:top w:type="dxa" w:w="80"/>
-              <w:left w:type="dxa" w:w="140"/>
-              <w:bottom w:type="dxa" w:w="80"/>
-              <w:right w:type="dxa" w:w="140"/>
+              <w:top w:w="80.0" w:type="dxa"/>
+              <w:left w:w="140.0" w:type="dxa"/>
+              <w:bottom w:w="80.0" w:type="dxa"/>
+              <w:right w:w="140.0" w:type="dxa"/>
             </w:tcMar>
           </w:tcPr>
           <w:p>
+            <w:pPr>
+              <w:rPr/>
+            </w:pPr>
             <w:r>
               <w:rPr>
                 <w:rFonts w:ascii="Open Sans" w:cs="Open Sans" w:eastAsia="Open Sans" w:hAnsi="Open Sans"/>
                 <w:color w:val="333333"/>
                 <w:sz w:val="20"/>
                 <w:szCs w:val="20"/>
+                <w:rtl w:val="0"/>
               </w:rPr>
               <w:t xml:space="preserve">[Example 2]</w:t>
+            </w:r>
+            <w:r>
+              <w:rPr>
+                <w:rtl w:val="0"/>
+              </w:rPr>
             </w:r>
           </w:p>
         </w:tc>
         <w:tc>
           <w:tcPr>
-            <w:tcW w:type="dxa" w:w="6360"/>
             <w:tcBorders>
-              <w:top w:val="single" w:color="000000" w:sz="4"/>
-              <w:left w:val="single" w:color="000000" w:sz="4"/>
-              <w:bottom w:val="single" w:color="000000" w:sz="4"/>
-              <w:right w:val="single" w:color="000000" w:sz="4"/>
+              <w:top w:color="000000" w:space="0" w:sz="4" w:val="single"/>
+              <w:left w:color="000000" w:space="0" w:sz="4" w:val="single"/>
+              <w:bottom w:color="000000" w:space="0" w:sz="4" w:val="single"/>
+              <w:right w:color="000000" w:space="0" w:sz="4" w:val="single"/>
             </w:tcBorders>
-            <w:shd w:fill="EEFAF8" w:val="clear"/>
+            <w:shd w:fill="eefaf8" w:val="clear"/>
             <w:tcMar>
-              <w:top w:type="dxa" w:w="80"/>
-              <w:left w:type="dxa" w:w="140"/>
-              <w:bottom w:type="dxa" w:w="80"/>
-              <w:right w:type="dxa" w:w="140"/>
+              <w:top w:w="80.0" w:type="dxa"/>
+              <w:left w:w="140.0" w:type="dxa"/>
+              <w:bottom w:w="80.0" w:type="dxa"/>
+              <w:right w:w="140.0" w:type="dxa"/>
             </w:tcMar>
           </w:tcPr>
           <w:p>
+            <w:pPr>
+              <w:rPr/>
+            </w:pPr>
             <w:r>
               <w:rPr>
                 <w:rFonts w:ascii="Open Sans" w:cs="Open Sans" w:eastAsia="Open Sans" w:hAnsi="Open Sans"/>
                 <w:color w:val="333333"/>
                 <w:sz w:val="20"/>
                 <w:szCs w:val="20"/>
+                <w:rtl w:val="0"/>
               </w:rPr>
               <w:t xml:space="preserve">[Description or result]</w:t>
+            </w:r>
+            <w:r>
+              <w:rPr>
+                <w:rtl w:val="0"/>
+              </w:rPr>
             </w:r>
           </w:p>
         </w:tc>
       </w:tr>
       <w:tr>
+        <w:trPr>
+          <w:cantSplit w:val="0"/>
+          <w:tblHeader w:val="0"/>
+        </w:trPr>
         <w:tc>
           <w:tcPr>
-            <w:tcW w:type="dxa" w:w="3000"/>
             <w:tcBorders>
-              <w:top w:val="single" w:color="000000" w:sz="4"/>
-              <w:left w:val="single" w:color="000000" w:sz="4"/>
-              <w:bottom w:val="single" w:color="000000" w:sz="4"/>
-              <w:right w:val="single" w:color="000000" w:sz="4"/>
+              <w:top w:color="000000" w:space="0" w:sz="4" w:val="single"/>
+              <w:left w:color="000000" w:space="0" w:sz="4" w:val="single"/>
+              <w:bottom w:color="000000" w:space="0" w:sz="4" w:val="single"/>
+              <w:right w:color="000000" w:space="0" w:sz="4" w:val="single"/>
             </w:tcBorders>
-            <w:shd w:fill="FFFFFF" w:val="clear"/>
+            <w:shd w:fill="ffffff" w:val="clear"/>
             <w:tcMar>
-              <w:top w:type="dxa" w:w="80"/>
-              <w:left w:type="dxa" w:w="140"/>
-              <w:bottom w:type="dxa" w:w="80"/>
-              <w:right w:type="dxa" w:w="140"/>
+              <w:top w:w="80.0" w:type="dxa"/>
+              <w:left w:w="140.0" w:type="dxa"/>
+              <w:bottom w:w="80.0" w:type="dxa"/>
+              <w:right w:w="140.0" w:type="dxa"/>
             </w:tcMar>
           </w:tcPr>
           <w:p>
+            <w:pPr>
+              <w:rPr/>
+            </w:pPr>
             <w:r>
               <w:rPr>
                 <w:rFonts w:ascii="Open Sans" w:cs="Open Sans" w:eastAsia="Open Sans" w:hAnsi="Open Sans"/>
                 <w:color w:val="333333"/>
                 <w:sz w:val="20"/>
                 <w:szCs w:val="20"/>
+                <w:rtl w:val="0"/>
               </w:rPr>
               <w:t xml:space="preserve">[Example 3]</w:t>
+            </w:r>
+            <w:r>
+              <w:rPr>
+                <w:rtl w:val="0"/>
+              </w:rPr>
             </w:r>
           </w:p>
         </w:tc>
         <w:tc>
           <w:tcPr>
-            <w:tcW w:type="dxa" w:w="6360"/>
             <w:tcBorders>
-              <w:top w:val="single" w:color="000000" w:sz="4"/>
-              <w:left w:val="single" w:color="000000" w:sz="4"/>
-              <w:bottom w:val="single" w:color="000000" w:sz="4"/>
-              <w:right w:val="single" w:color="000000" w:sz="4"/>
+              <w:top w:color="000000" w:space="0" w:sz="4" w:val="single"/>
+              <w:left w:color="000000" w:space="0" w:sz="4" w:val="single"/>
+              <w:bottom w:color="000000" w:space="0" w:sz="4" w:val="single"/>
+              <w:right w:color="000000" w:space="0" w:sz="4" w:val="single"/>
             </w:tcBorders>
-            <w:shd w:fill="FFFFFF" w:val="clear"/>
+            <w:shd w:fill="ffffff" w:val="clear"/>
             <w:tcMar>
-              <w:top w:type="dxa" w:w="80"/>
-              <w:left w:type="dxa" w:w="140"/>
-              <w:bottom w:type="dxa" w:w="80"/>
-              <w:right w:type="dxa" w:w="140"/>
+              <w:top w:w="80.0" w:type="dxa"/>
+              <w:left w:w="140.0" w:type="dxa"/>
+              <w:bottom w:w="80.0" w:type="dxa"/>
+              <w:right w:w="140.0" w:type="dxa"/>
             </w:tcMar>
           </w:tcPr>
           <w:p>
+            <w:pPr>
+              <w:rPr/>
+            </w:pPr>
             <w:r>
               <w:rPr>
                 <w:rFonts w:ascii="Open Sans" w:cs="Open Sans" w:eastAsia="Open Sans" w:hAnsi="Open Sans"/>
                 <w:color w:val="333333"/>
                 <w:sz w:val="20"/>
                 <w:szCs w:val="20"/>
+                <w:rtl w:val="0"/>
               </w:rPr>
               <w:t xml:space="preserve">[Description or result]</w:t>
+            </w:r>
+            <w:r>
+              <w:rPr>
+                <w:rtl w:val="0"/>
+              </w:rPr>
             </w:r>
           </w:p>
         </w:tc>
       </w:tr>
       <w:tr>
+        <w:trPr>
+          <w:cantSplit w:val="0"/>
+          <w:tblHeader w:val="0"/>
+        </w:trPr>
         <w:tc>
           <w:tcPr>
-            <w:tcW w:type="dxa" w:w="3000"/>
             <w:tcBorders>
-              <w:top w:val="single" w:color="000000" w:sz="4"/>
-              <w:left w:val="single" w:color="000000" w:sz="4"/>
-              <w:bottom w:val="single" w:color="000000" w:sz="4"/>
-              <w:right w:val="single" w:color="000000" w:sz="4"/>
+              <w:top w:color="000000" w:space="0" w:sz="4" w:val="single"/>
+              <w:left w:color="000000" w:space="0" w:sz="4" w:val="single"/>
+              <w:bottom w:color="000000" w:space="0" w:sz="4" w:val="single"/>
+              <w:right w:color="000000" w:space="0" w:sz="4" w:val="single"/>
             </w:tcBorders>
-            <w:shd w:fill="EEFAF8" w:val="clear"/>
+            <w:shd w:fill="eefaf8" w:val="clear"/>
             <w:tcMar>
-              <w:top w:type="dxa" w:w="80"/>
-              <w:left w:type="dxa" w:w="140"/>
-              <w:bottom w:type="dxa" w:w="80"/>
-              <w:right w:type="dxa" w:w="140"/>
+              <w:top w:w="80.0" w:type="dxa"/>
+              <w:left w:w="140.0" w:type="dxa"/>
+              <w:bottom w:w="80.0" w:type="dxa"/>
+              <w:right w:w="140.0" w:type="dxa"/>
             </w:tcMar>
           </w:tcPr>
           <w:p>
+            <w:pPr>
+              <w:rPr/>
+            </w:pPr>
             <w:r>
               <w:rPr>
                 <w:rFonts w:ascii="Open Sans" w:cs="Open Sans" w:eastAsia="Open Sans" w:hAnsi="Open Sans"/>
                 <w:color w:val="333333"/>
                 <w:sz w:val="20"/>
                 <w:szCs w:val="20"/>
+                <w:rtl w:val="0"/>
               </w:rPr>
               <w:t xml:space="preserve">[Example 4]</w:t>
+            </w:r>
+            <w:r>
+              <w:rPr>
+                <w:rtl w:val="0"/>
+              </w:rPr>
             </w:r>
           </w:p>
         </w:tc>
         <w:tc>
           <w:tcPr>
-            <w:tcW w:type="dxa" w:w="6360"/>
             <w:tcBorders>
-              <w:top w:val="single" w:color="000000" w:sz="4"/>
-              <w:left w:val="single" w:color="000000" w:sz="4"/>
-              <w:bottom w:val="single" w:color="000000" w:sz="4"/>
-              <w:right w:val="single" w:color="000000" w:sz="4"/>
+              <w:top w:color="000000" w:space="0" w:sz="4" w:val="single"/>
+              <w:left w:color="000000" w:space="0" w:sz="4" w:val="single"/>
+              <w:bottom w:color="000000" w:space="0" w:sz="4" w:val="single"/>
+              <w:right w:color="000000" w:space="0" w:sz="4" w:val="single"/>
             </w:tcBorders>
-            <w:shd w:fill="EEFAF8" w:val="clear"/>
+            <w:shd w:fill="eefaf8" w:val="clear"/>
             <w:tcMar>
-              <w:top w:type="dxa" w:w="80"/>
-              <w:left w:type="dxa" w:w="140"/>
-              <w:bottom w:type="dxa" w:w="80"/>
-              <w:right w:type="dxa" w:w="140"/>
+              <w:top w:w="80.0" w:type="dxa"/>
+              <w:left w:w="140.0" w:type="dxa"/>
+              <w:bottom w:w="80.0" w:type="dxa"/>
+              <w:right w:w="140.0" w:type="dxa"/>
             </w:tcMar>
           </w:tcPr>
           <w:p>
+            <w:pPr>
+              <w:rPr/>
+            </w:pPr>
             <w:r>
               <w:rPr>
                 <w:rFonts w:ascii="Open Sans" w:cs="Open Sans" w:eastAsia="Open Sans" w:hAnsi="Open Sans"/>
                 <w:color w:val="333333"/>
                 <w:sz w:val="20"/>
                 <w:szCs w:val="20"/>
+                <w:rtl w:val="0"/>
               </w:rPr>
               <w:t xml:space="preserve">[Description or result]</w:t>
+            </w:r>
+            <w:r>
+              <w:rPr>
+                <w:rtl w:val="0"/>
+              </w:rPr>
             </w:r>
           </w:p>
         </w:tc>
@@ -1805,420 +2983,961 @@
     </w:tbl>
     <w:p>
       <w:pPr>
-        <w:spacing w:after="80" w:before="0"/>
-      </w:pPr>
+        <w:spacing w:after="80" w:before="0" w:lineRule="auto"/>
+        <w:rPr/>
+      </w:pPr>
+      <w:r>
+        <w:rPr>
+          <w:rtl w:val="0"/>
+        </w:rPr>
+      </w:r>
     </w:p>
     <w:p>
       <w:pPr>
         <w:pBdr>
-          <w:bottom w:val="single" w:color="CCCCCC" w:sz="4" w:space="1"/>
+          <w:bottom w:color="cccccc" w:space="1" w:sz="4" w:val="single"/>
         </w:pBdr>
-        <w:spacing w:after="120" w:before="120"/>
-      </w:pPr>
+        <w:spacing w:after="120" w:before="120" w:lineRule="auto"/>
+        <w:rPr/>
+      </w:pPr>
+      <w:r>
+        <w:rPr>
+          <w:rtl w:val="0"/>
+        </w:rPr>
+      </w:r>
     </w:p>
     <w:p>
       <w:pPr>
         <w:pStyle w:val="Heading2"/>
-        <w:spacing w:after="40" w:before="320"/>
+        <w:spacing w:after="40" w:before="320" w:lineRule="auto"/>
+        <w:rPr/>
       </w:pPr>
       <w:r>
         <w:rPr>
           <w:rFonts w:ascii="Montserrat" w:cs="Montserrat" w:eastAsia="Montserrat" w:hAnsi="Montserrat"/>
-          <w:b/>
-          <w:bCs/>
-          <w:color w:val="743FFD"/>
+          <w:b w:val="1"/>
+          <w:bCs w:val="1"/>
+          <w:color w:val="743ffd"/>
           <w:sz w:val="32"/>
           <w:szCs w:val="32"/>
+          <w:rtl w:val="0"/>
         </w:rPr>
         <w:t xml:space="preserve">CHALLENGE STEP 2</w:t>
       </w:r>
+      <w:r>
+        <w:rPr>
+          <w:rtl w:val="0"/>
+        </w:rPr>
+      </w:r>
     </w:p>
     <w:p>
       <w:pPr>
         <w:pStyle w:val="Heading3"/>
-        <w:spacing w:after="80" w:before="200"/>
+        <w:spacing w:after="80" w:before="200" w:lineRule="auto"/>
+        <w:rPr/>
       </w:pPr>
       <w:r>
         <w:rPr>
           <w:rFonts w:ascii="Montserrat" w:cs="Montserrat" w:eastAsia="Montserrat" w:hAnsi="Montserrat"/>
-          <w:b/>
-          <w:bCs/>
+          <w:b w:val="1"/>
+          <w:bCs w:val="1"/>
           <w:color w:val="666666"/>
           <w:sz w:val="24"/>
           <w:szCs w:val="24"/>
+          <w:rtl w:val="0"/>
         </w:rPr>
         <w:t xml:space="preserve">[Challenge Title]</w:t>
       </w:r>
-    </w:p>
-    <w:p>
-      <w:pPr>
-        <w:spacing w:after="80" w:before="0"/>
+      <w:r>
+        <w:rPr>
+          <w:rtl w:val="0"/>
+        </w:rPr>
+      </w:r>
+    </w:p>
+    <w:p>
+      <w:pPr>
+        <w:spacing w:after="80" w:before="0" w:lineRule="auto"/>
+        <w:rPr/>
       </w:pPr>
       <w:r>
         <w:rPr>
           <w:rFonts w:ascii="Open Sans" w:cs="Open Sans" w:eastAsia="Open Sans" w:hAnsi="Open Sans"/>
-          <w:i/>
-          <w:iCs/>
+          <w:i w:val="1"/>
+          <w:iCs w:val="1"/>
           <w:color w:val="666666"/>
           <w:sz w:val="20"/>
           <w:szCs w:val="20"/>
+          <w:rtl w:val="0"/>
         </w:rPr>
         <w:t xml:space="preserve">[One sentence describing the challenge type and how it connects to the curriculum.]</w:t>
       </w:r>
+      <w:r>
+        <w:rPr>
+          <w:rtl w:val="0"/>
+        </w:rPr>
+      </w:r>
     </w:p>
     <w:p>
       <w:pPr>
         <w:pStyle w:val="Heading4"/>
-        <w:spacing w:after="60" w:before="160"/>
+        <w:spacing w:after="60" w:before="160" w:lineRule="auto"/>
+        <w:rPr/>
       </w:pPr>
       <w:r>
         <w:rPr>
           <w:rFonts w:ascii="Montserrat" w:cs="Montserrat" w:eastAsia="Montserrat" w:hAnsi="Montserrat"/>
-          <w:b/>
-          <w:bCs/>
+          <w:b w:val="1"/>
+          <w:bCs w:val="1"/>
           <w:color w:val="666666"/>
           <w:sz w:val="20"/>
           <w:szCs w:val="20"/>
+          <w:rtl w:val="0"/>
         </w:rPr>
         <w:t xml:space="preserve">Context for Students</w:t>
       </w:r>
-    </w:p>
-    <w:p>
-      <w:pPr>
-        <w:pStyle w:val="ListParagraph"/>
+      <w:r>
+        <w:rPr>
+          <w:rtl w:val="0"/>
+        </w:rPr>
+      </w:r>
+    </w:p>
+    <w:p>
+      <w:pPr>
+        <w:keepNext w:val="0"/>
+        <w:keepLines w:val="0"/>
+        <w:pageBreakBefore w:val="0"/>
+        <w:widowControl w:val="1"/>
         <w:numPr>
           <w:ilvl w:val="0"/>
-          <w:numId w:val="2"/>
+          <w:numId w:val="1"/>
         </w:numPr>
-        <w:spacing w:after="40" w:before="40"/>
+        <w:pBdr>
+          <w:top w:space="0" w:sz="0" w:val="nil"/>
+          <w:left w:space="0" w:sz="0" w:val="nil"/>
+          <w:bottom w:space="0" w:sz="0" w:val="nil"/>
+          <w:right w:space="0" w:sz="0" w:val="nil"/>
+          <w:between w:space="0" w:sz="0" w:val="nil"/>
+        </w:pBdr>
+        <w:shd w:fill="auto" w:val="clear"/>
+        <w:spacing w:after="40" w:before="40" w:line="240" w:lineRule="auto"/>
+        <w:ind w:left="720" w:right="0" w:hanging="360"/>
+        <w:jc w:val="left"/>
+        <w:rPr/>
       </w:pPr>
       <w:r>
         <w:rPr>
           <w:rFonts w:ascii="Open Sans" w:cs="Open Sans" w:eastAsia="Open Sans" w:hAnsi="Open Sans"/>
+          <w:b w:val="0"/>
+          <w:bCs w:val="0"/>
+          <w:i w:val="0"/>
+          <w:iCs w:val="0"/>
+          <w:smallCaps w:val="0"/>
+          <w:strike w:val="0"/>
           <w:color w:val="333333"/>
           <w:sz w:val="20"/>
           <w:szCs w:val="20"/>
+          <w:u w:val="none"/>
+          <w:shd w:fill="auto" w:val="clear"/>
+          <w:vertAlign w:val="baseline"/>
+          <w:rtl w:val="0"/>
         </w:rPr>
         <w:t xml:space="preserve">[Student-facing context sentence 1]</w:t>
       </w:r>
     </w:p>
     <w:p>
       <w:pPr>
-        <w:pStyle w:val="ListParagraph"/>
+        <w:keepNext w:val="0"/>
+        <w:keepLines w:val="0"/>
+        <w:pageBreakBefore w:val="0"/>
+        <w:widowControl w:val="1"/>
         <w:numPr>
           <w:ilvl w:val="0"/>
-          <w:numId w:val="2"/>
+          <w:numId w:val="1"/>
         </w:numPr>
-        <w:spacing w:after="40" w:before="40"/>
+        <w:pBdr>
+          <w:top w:space="0" w:sz="0" w:val="nil"/>
+          <w:left w:space="0" w:sz="0" w:val="nil"/>
+          <w:bottom w:space="0" w:sz="0" w:val="nil"/>
+          <w:right w:space="0" w:sz="0" w:val="nil"/>
+          <w:between w:space="0" w:sz="0" w:val="nil"/>
+        </w:pBdr>
+        <w:shd w:fill="auto" w:val="clear"/>
+        <w:spacing w:after="40" w:before="40" w:line="240" w:lineRule="auto"/>
+        <w:ind w:left="720" w:right="0" w:hanging="360"/>
+        <w:jc w:val="left"/>
+        <w:rPr/>
       </w:pPr>
       <w:r>
         <w:rPr>
           <w:rFonts w:ascii="Open Sans" w:cs="Open Sans" w:eastAsia="Open Sans" w:hAnsi="Open Sans"/>
+          <w:b w:val="0"/>
+          <w:bCs w:val="0"/>
+          <w:i w:val="0"/>
+          <w:iCs w:val="0"/>
+          <w:smallCaps w:val="0"/>
+          <w:strike w:val="0"/>
           <w:color w:val="333333"/>
           <w:sz w:val="20"/>
           <w:szCs w:val="20"/>
+          <w:u w:val="none"/>
+          <w:shd w:fill="auto" w:val="clear"/>
+          <w:vertAlign w:val="baseline"/>
+          <w:rtl w:val="0"/>
         </w:rPr>
         <w:t xml:space="preserve">[Student-facing context sentence 2]</w:t>
       </w:r>
     </w:p>
     <w:p>
       <w:pPr>
-        <w:spacing w:after="80" w:before="0"/>
-      </w:pPr>
+        <w:spacing w:after="80" w:before="0" w:lineRule="auto"/>
+        <w:rPr/>
+      </w:pPr>
+      <w:r>
+        <w:rPr>
+          <w:rtl w:val="0"/>
+        </w:rPr>
+      </w:r>
     </w:p>
     <w:p>
       <w:pPr>
         <w:pStyle w:val="Heading4"/>
-        <w:spacing w:after="60" w:before="160"/>
+        <w:spacing w:after="60" w:before="160" w:lineRule="auto"/>
+        <w:rPr/>
       </w:pPr>
       <w:r>
         <w:rPr>
           <w:rFonts w:ascii="Montserrat" w:cs="Montserrat" w:eastAsia="Montserrat" w:hAnsi="Montserrat"/>
-          <w:b/>
-          <w:bCs/>
+          <w:b w:val="1"/>
+          <w:bCs w:val="1"/>
           <w:color w:val="666666"/>
           <w:sz w:val="20"/>
           <w:szCs w:val="20"/>
+          <w:rtl w:val="0"/>
         </w:rPr>
         <w:t xml:space="preserve">[Setup or Prerequisites]</w:t>
       </w:r>
-    </w:p>
-    <w:p>
-      <w:pPr>
-        <w:pStyle w:val="ListParagraph"/>
+      <w:r>
+        <w:rPr>
+          <w:rtl w:val="0"/>
+        </w:rPr>
+      </w:r>
+    </w:p>
+    <w:p>
+      <w:pPr>
+        <w:keepNext w:val="0"/>
+        <w:keepLines w:val="0"/>
+        <w:pageBreakBefore w:val="0"/>
+        <w:widowControl w:val="1"/>
         <w:numPr>
           <w:ilvl w:val="0"/>
-          <w:numId w:val="2"/>
+          <w:numId w:val="1"/>
         </w:numPr>
-        <w:spacing w:after="40" w:before="40"/>
+        <w:pBdr>
+          <w:top w:space="0" w:sz="0" w:val="nil"/>
+          <w:left w:space="0" w:sz="0" w:val="nil"/>
+          <w:bottom w:space="0" w:sz="0" w:val="nil"/>
+          <w:right w:space="0" w:sz="0" w:val="nil"/>
+          <w:between w:space="0" w:sz="0" w:val="nil"/>
+        </w:pBdr>
+        <w:shd w:fill="auto" w:val="clear"/>
+        <w:spacing w:after="40" w:before="40" w:line="240" w:lineRule="auto"/>
+        <w:ind w:left="720" w:right="0" w:hanging="360"/>
+        <w:jc w:val="left"/>
+        <w:rPr/>
       </w:pPr>
       <w:r>
         <w:rPr>
           <w:rFonts w:ascii="Open Sans" w:cs="Open Sans" w:eastAsia="Open Sans" w:hAnsi="Open Sans"/>
+          <w:b w:val="0"/>
+          <w:bCs w:val="0"/>
+          <w:i w:val="0"/>
+          <w:iCs w:val="0"/>
+          <w:smallCaps w:val="0"/>
+          <w:strike w:val="0"/>
           <w:color w:val="333333"/>
           <w:sz w:val="20"/>
           <w:szCs w:val="20"/>
+          <w:u w:val="none"/>
+          <w:shd w:fill="auto" w:val="clear"/>
+          <w:vertAlign w:val="baseline"/>
+          <w:rtl w:val="0"/>
         </w:rPr>
         <w:t xml:space="preserve">[Setup item 1]</w:t>
       </w:r>
     </w:p>
     <w:p>
       <w:pPr>
-        <w:pStyle w:val="ListParagraph"/>
+        <w:keepNext w:val="0"/>
+        <w:keepLines w:val="0"/>
+        <w:pageBreakBefore w:val="0"/>
+        <w:widowControl w:val="1"/>
         <w:numPr>
           <w:ilvl w:val="0"/>
-          <w:numId w:val="2"/>
+          <w:numId w:val="1"/>
         </w:numPr>
-        <w:spacing w:after="40" w:before="40"/>
+        <w:pBdr>
+          <w:top w:space="0" w:sz="0" w:val="nil"/>
+          <w:left w:space="0" w:sz="0" w:val="nil"/>
+          <w:bottom w:space="0" w:sz="0" w:val="nil"/>
+          <w:right w:space="0" w:sz="0" w:val="nil"/>
+          <w:between w:space="0" w:sz="0" w:val="nil"/>
+        </w:pBdr>
+        <w:shd w:fill="auto" w:val="clear"/>
+        <w:spacing w:after="40" w:before="40" w:line="240" w:lineRule="auto"/>
+        <w:ind w:left="720" w:right="0" w:hanging="360"/>
+        <w:jc w:val="left"/>
+        <w:rPr/>
       </w:pPr>
       <w:r>
         <w:rPr>
           <w:rFonts w:ascii="Open Sans" w:cs="Open Sans" w:eastAsia="Open Sans" w:hAnsi="Open Sans"/>
+          <w:b w:val="0"/>
+          <w:bCs w:val="0"/>
+          <w:i w:val="0"/>
+          <w:iCs w:val="0"/>
+          <w:smallCaps w:val="0"/>
+          <w:strike w:val="0"/>
           <w:color w:val="333333"/>
           <w:sz w:val="20"/>
           <w:szCs w:val="20"/>
+          <w:u w:val="none"/>
+          <w:shd w:fill="auto" w:val="clear"/>
+          <w:vertAlign w:val="baseline"/>
+          <w:rtl w:val="0"/>
         </w:rPr>
         <w:t xml:space="preserve">[Setup item 2]</w:t>
       </w:r>
     </w:p>
     <w:p>
       <w:pPr>
-        <w:spacing w:after="80" w:before="0"/>
-      </w:pPr>
+        <w:spacing w:after="80" w:before="0" w:lineRule="auto"/>
+        <w:rPr/>
+      </w:pPr>
+      <w:r>
+        <w:rPr>
+          <w:rtl w:val="0"/>
+        </w:rPr>
+      </w:r>
     </w:p>
     <w:p>
       <w:pPr>
         <w:pStyle w:val="Heading4"/>
-        <w:spacing w:after="60" w:before="160"/>
+        <w:spacing w:after="60" w:before="160" w:lineRule="auto"/>
+        <w:rPr/>
       </w:pPr>
       <w:r>
         <w:rPr>
           <w:rFonts w:ascii="Montserrat" w:cs="Montserrat" w:eastAsia="Montserrat" w:hAnsi="Montserrat"/>
-          <w:b/>
-          <w:bCs/>
+          <w:b w:val="1"/>
+          <w:bCs w:val="1"/>
           <w:color w:val="666666"/>
           <w:sz w:val="20"/>
           <w:szCs w:val="20"/>
+          <w:rtl w:val="0"/>
         </w:rPr>
         <w:t xml:space="preserve">What Students Do</w:t>
       </w:r>
-    </w:p>
-    <w:p>
-      <w:pPr>
-        <w:pStyle w:val="ListParagraph"/>
+      <w:r>
+        <w:rPr>
+          <w:rtl w:val="0"/>
+        </w:rPr>
+      </w:r>
+    </w:p>
+    <w:p>
+      <w:pPr>
+        <w:keepNext w:val="0"/>
+        <w:keepLines w:val="0"/>
+        <w:pageBreakBefore w:val="0"/>
+        <w:widowControl w:val="1"/>
         <w:numPr>
           <w:ilvl w:val="0"/>
-          <w:numId w:val="2"/>
+          <w:numId w:val="1"/>
         </w:numPr>
-        <w:spacing w:after="40" w:before="40"/>
+        <w:pBdr>
+          <w:top w:space="0" w:sz="0" w:val="nil"/>
+          <w:left w:space="0" w:sz="0" w:val="nil"/>
+          <w:bottom w:space="0" w:sz="0" w:val="nil"/>
+          <w:right w:space="0" w:sz="0" w:val="nil"/>
+          <w:between w:space="0" w:sz="0" w:val="nil"/>
+        </w:pBdr>
+        <w:shd w:fill="auto" w:val="clear"/>
+        <w:spacing w:after="40" w:before="40" w:line="240" w:lineRule="auto"/>
+        <w:ind w:left="720" w:right="0" w:hanging="360"/>
+        <w:jc w:val="left"/>
+        <w:rPr/>
       </w:pPr>
       <w:r>
         <w:rPr>
           <w:rFonts w:ascii="Open Sans" w:cs="Open Sans" w:eastAsia="Open Sans" w:hAnsi="Open Sans"/>
+          <w:b w:val="0"/>
+          <w:bCs w:val="0"/>
+          <w:i w:val="0"/>
+          <w:iCs w:val="0"/>
+          <w:smallCaps w:val="0"/>
+          <w:strike w:val="0"/>
           <w:color w:val="333333"/>
           <w:sz w:val="20"/>
           <w:szCs w:val="20"/>
+          <w:u w:val="none"/>
+          <w:shd w:fill="auto" w:val="clear"/>
+          <w:vertAlign w:val="baseline"/>
+          <w:rtl w:val="0"/>
         </w:rPr>
         <w:t xml:space="preserve">[Action step 1]</w:t>
       </w:r>
     </w:p>
     <w:p>
       <w:pPr>
-        <w:pStyle w:val="ListParagraph"/>
+        <w:keepNext w:val="0"/>
+        <w:keepLines w:val="0"/>
+        <w:pageBreakBefore w:val="0"/>
+        <w:widowControl w:val="1"/>
         <w:numPr>
           <w:ilvl w:val="0"/>
-          <w:numId w:val="2"/>
+          <w:numId w:val="1"/>
         </w:numPr>
-        <w:spacing w:after="40" w:before="40"/>
+        <w:pBdr>
+          <w:top w:space="0" w:sz="0" w:val="nil"/>
+          <w:left w:space="0" w:sz="0" w:val="nil"/>
+          <w:bottom w:space="0" w:sz="0" w:val="nil"/>
+          <w:right w:space="0" w:sz="0" w:val="nil"/>
+          <w:between w:space="0" w:sz="0" w:val="nil"/>
+        </w:pBdr>
+        <w:shd w:fill="auto" w:val="clear"/>
+        <w:spacing w:after="40" w:before="40" w:line="240" w:lineRule="auto"/>
+        <w:ind w:left="720" w:right="0" w:hanging="360"/>
+        <w:jc w:val="left"/>
+        <w:rPr/>
       </w:pPr>
       <w:r>
         <w:rPr>
           <w:rFonts w:ascii="Open Sans" w:cs="Open Sans" w:eastAsia="Open Sans" w:hAnsi="Open Sans"/>
+          <w:b w:val="0"/>
+          <w:bCs w:val="0"/>
+          <w:i w:val="0"/>
+          <w:iCs w:val="0"/>
+          <w:smallCaps w:val="0"/>
+          <w:strike w:val="0"/>
           <w:color w:val="333333"/>
           <w:sz w:val="20"/>
           <w:szCs w:val="20"/>
+          <w:u w:val="none"/>
+          <w:shd w:fill="auto" w:val="clear"/>
+          <w:vertAlign w:val="baseline"/>
+          <w:rtl w:val="0"/>
         </w:rPr>
         <w:t xml:space="preserve">[Action step 2]</w:t>
       </w:r>
     </w:p>
     <w:p>
       <w:pPr>
-        <w:pStyle w:val="ListParagraph"/>
+        <w:keepNext w:val="0"/>
+        <w:keepLines w:val="0"/>
+        <w:pageBreakBefore w:val="0"/>
+        <w:widowControl w:val="1"/>
         <w:numPr>
           <w:ilvl w:val="0"/>
-          <w:numId w:val="2"/>
+          <w:numId w:val="1"/>
         </w:numPr>
-        <w:spacing w:after="40" w:before="40"/>
+        <w:pBdr>
+          <w:top w:space="0" w:sz="0" w:val="nil"/>
+          <w:left w:space="0" w:sz="0" w:val="nil"/>
+          <w:bottom w:space="0" w:sz="0" w:val="nil"/>
+          <w:right w:space="0" w:sz="0" w:val="nil"/>
+          <w:between w:space="0" w:sz="0" w:val="nil"/>
+        </w:pBdr>
+        <w:shd w:fill="auto" w:val="clear"/>
+        <w:spacing w:after="40" w:before="40" w:line="240" w:lineRule="auto"/>
+        <w:ind w:left="720" w:right="0" w:hanging="360"/>
+        <w:jc w:val="left"/>
+        <w:rPr/>
       </w:pPr>
       <w:r>
         <w:rPr>
           <w:rFonts w:ascii="Open Sans" w:cs="Open Sans" w:eastAsia="Open Sans" w:hAnsi="Open Sans"/>
+          <w:b w:val="0"/>
+          <w:bCs w:val="0"/>
+          <w:i w:val="0"/>
+          <w:iCs w:val="0"/>
+          <w:smallCaps w:val="0"/>
+          <w:strike w:val="0"/>
           <w:color w:val="333333"/>
           <w:sz w:val="20"/>
           <w:szCs w:val="20"/>
+          <w:u w:val="none"/>
+          <w:shd w:fill="auto" w:val="clear"/>
+          <w:vertAlign w:val="baseline"/>
+          <w:rtl w:val="0"/>
         </w:rPr>
         <w:t xml:space="preserve">[Action step 3]</w:t>
       </w:r>
     </w:p>
     <w:p>
       <w:pPr>
-        <w:spacing w:after="80" w:before="0"/>
-      </w:pPr>
+        <w:spacing w:after="80" w:before="0" w:lineRule="auto"/>
+        <w:rPr/>
+      </w:pPr>
+      <w:r>
+        <w:rPr>
+          <w:rtl w:val="0"/>
+        </w:rPr>
+      </w:r>
     </w:p>
     <w:p>
       <w:pPr>
         <w:pStyle w:val="Heading4"/>
-        <w:spacing w:after="60" w:before="160"/>
+        <w:spacing w:after="60" w:before="160" w:lineRule="auto"/>
+        <w:rPr/>
       </w:pPr>
       <w:r>
         <w:rPr>
           <w:rFonts w:ascii="Montserrat" w:cs="Montserrat" w:eastAsia="Montserrat" w:hAnsi="Montserrat"/>
-          <w:b/>
-          <w:bCs/>
+          <w:b w:val="1"/>
+          <w:bCs w:val="1"/>
           <w:color w:val="666666"/>
           <w:sz w:val="20"/>
           <w:szCs w:val="20"/>
+          <w:rtl w:val="0"/>
         </w:rPr>
         <w:t xml:space="preserve">What Students Submit</w:t>
       </w:r>
-    </w:p>
-    <w:p>
-      <w:pPr>
-        <w:pStyle w:val="ListParagraph"/>
+      <w:r>
+        <w:rPr>
+          <w:rtl w:val="0"/>
+        </w:rPr>
+      </w:r>
+    </w:p>
+    <w:p>
+      <w:pPr>
+        <w:keepNext w:val="0"/>
+        <w:keepLines w:val="0"/>
+        <w:pageBreakBefore w:val="0"/>
+        <w:widowControl w:val="1"/>
         <w:numPr>
           <w:ilvl w:val="0"/>
-          <w:numId w:val="2"/>
+          <w:numId w:val="1"/>
         </w:numPr>
-        <w:spacing w:after="40" w:before="40"/>
+        <w:pBdr>
+          <w:top w:space="0" w:sz="0" w:val="nil"/>
+          <w:left w:space="0" w:sz="0" w:val="nil"/>
+          <w:bottom w:space="0" w:sz="0" w:val="nil"/>
+          <w:right w:space="0" w:sz="0" w:val="nil"/>
+          <w:between w:space="0" w:sz="0" w:val="nil"/>
+        </w:pBdr>
+        <w:shd w:fill="auto" w:val="clear"/>
+        <w:spacing w:after="40" w:before="40" w:line="240" w:lineRule="auto"/>
+        <w:ind w:left="720" w:right="0" w:hanging="360"/>
+        <w:jc w:val="left"/>
+        <w:rPr/>
       </w:pPr>
       <w:r>
         <w:rPr>
           <w:rFonts w:ascii="Open Sans" w:cs="Open Sans" w:eastAsia="Open Sans" w:hAnsi="Open Sans"/>
+          <w:b w:val="0"/>
+          <w:bCs w:val="0"/>
+          <w:i w:val="0"/>
+          <w:iCs w:val="0"/>
+          <w:smallCaps w:val="0"/>
+          <w:strike w:val="0"/>
           <w:color w:val="333333"/>
           <w:sz w:val="20"/>
           <w:szCs w:val="20"/>
+          <w:u w:val="none"/>
+          <w:shd w:fill="auto" w:val="clear"/>
+          <w:vertAlign w:val="baseline"/>
+          <w:rtl w:val="0"/>
         </w:rPr>
         <w:t xml:space="preserve">[Submission item 1]</w:t>
       </w:r>
     </w:p>
     <w:p>
       <w:pPr>
-        <w:pStyle w:val="ListParagraph"/>
+        <w:keepNext w:val="0"/>
+        <w:keepLines w:val="0"/>
+        <w:pageBreakBefore w:val="0"/>
+        <w:widowControl w:val="1"/>
         <w:numPr>
           <w:ilvl w:val="0"/>
-          <w:numId w:val="2"/>
+          <w:numId w:val="1"/>
         </w:numPr>
-        <w:spacing w:after="40" w:before="40"/>
+        <w:pBdr>
+          <w:top w:space="0" w:sz="0" w:val="nil"/>
+          <w:left w:space="0" w:sz="0" w:val="nil"/>
+          <w:bottom w:space="0" w:sz="0" w:val="nil"/>
+          <w:right w:space="0" w:sz="0" w:val="nil"/>
+          <w:between w:space="0" w:sz="0" w:val="nil"/>
+        </w:pBdr>
+        <w:shd w:fill="auto" w:val="clear"/>
+        <w:spacing w:after="40" w:before="40" w:line="240" w:lineRule="auto"/>
+        <w:ind w:left="720" w:right="0" w:hanging="360"/>
+        <w:jc w:val="left"/>
+        <w:rPr/>
       </w:pPr>
       <w:r>
         <w:rPr>
           <w:rFonts w:ascii="Open Sans" w:cs="Open Sans" w:eastAsia="Open Sans" w:hAnsi="Open Sans"/>
+          <w:b w:val="0"/>
+          <w:bCs w:val="0"/>
+          <w:i w:val="0"/>
+          <w:iCs w:val="0"/>
+          <w:smallCaps w:val="0"/>
+          <w:strike w:val="0"/>
           <w:color w:val="333333"/>
           <w:sz w:val="20"/>
           <w:szCs w:val="20"/>
+          <w:u w:val="none"/>
+          <w:shd w:fill="auto" w:val="clear"/>
+          <w:vertAlign w:val="baseline"/>
+          <w:rtl w:val="0"/>
         </w:rPr>
         <w:t xml:space="preserve">[Submission item 2]</w:t>
       </w:r>
     </w:p>
     <w:p>
       <w:pPr>
-        <w:spacing w:after="80" w:before="0"/>
-      </w:pPr>
+        <w:spacing w:after="80" w:before="0" w:lineRule="auto"/>
+        <w:rPr/>
+      </w:pPr>
+      <w:r>
+        <w:rPr>
+          <w:rtl w:val="0"/>
+        </w:rPr>
+      </w:r>
     </w:p>
     <w:p>
       <w:pPr>
         <w:pStyle w:val="Heading4"/>
-        <w:spacing w:after="60" w:before="160"/>
+        <w:spacing w:after="60" w:before="160" w:lineRule="auto"/>
+        <w:rPr/>
       </w:pPr>
       <w:r>
         <w:rPr>
           <w:rFonts w:ascii="Montserrat" w:cs="Montserrat" w:eastAsia="Montserrat" w:hAnsi="Montserrat"/>
-          <w:b/>
-          <w:bCs/>
+          <w:b w:val="1"/>
+          <w:bCs w:val="1"/>
           <w:color w:val="666666"/>
           <w:sz w:val="20"/>
           <w:szCs w:val="20"/>
+          <w:rtl w:val="0"/>
         </w:rPr>
         <w:t xml:space="preserve">Payoff Framing</w:t>
       </w:r>
-    </w:p>
-    <w:p>
-      <w:pPr>
-        <w:pStyle w:val="ListParagraph"/>
+      <w:r>
+        <w:rPr>
+          <w:rtl w:val="0"/>
+        </w:rPr>
+      </w:r>
+    </w:p>
+    <w:p>
+      <w:pPr>
+        <w:keepNext w:val="0"/>
+        <w:keepLines w:val="0"/>
+        <w:pageBreakBefore w:val="0"/>
+        <w:widowControl w:val="1"/>
         <w:numPr>
           <w:ilvl w:val="0"/>
-          <w:numId w:val="2"/>
+          <w:numId w:val="1"/>
         </w:numPr>
-        <w:spacing w:after="40" w:before="40"/>
+        <w:pBdr>
+          <w:top w:space="0" w:sz="0" w:val="nil"/>
+          <w:left w:space="0" w:sz="0" w:val="nil"/>
+          <w:bottom w:space="0" w:sz="0" w:val="nil"/>
+          <w:right w:space="0" w:sz="0" w:val="nil"/>
+          <w:between w:space="0" w:sz="0" w:val="nil"/>
+        </w:pBdr>
+        <w:shd w:fill="auto" w:val="clear"/>
+        <w:spacing w:after="40" w:before="40" w:line="240" w:lineRule="auto"/>
+        <w:ind w:left="720" w:right="0" w:hanging="360"/>
+        <w:jc w:val="left"/>
+        <w:rPr/>
       </w:pPr>
       <w:r>
         <w:rPr>
           <w:rFonts w:ascii="Open Sans" w:cs="Open Sans" w:eastAsia="Open Sans" w:hAnsi="Open Sans"/>
+          <w:b w:val="0"/>
+          <w:bCs w:val="0"/>
+          <w:i w:val="0"/>
+          <w:iCs w:val="0"/>
+          <w:smallCaps w:val="0"/>
+          <w:strike w:val="0"/>
           <w:color w:val="333333"/>
           <w:sz w:val="20"/>
           <w:szCs w:val="20"/>
+          <w:u w:val="none"/>
+          <w:shd w:fill="auto" w:val="clear"/>
+          <w:vertAlign w:val="baseline"/>
+          <w:rtl w:val="0"/>
         </w:rPr>
         <w:t xml:space="preserve">[How this connects forward to the next lesson or project]</w:t>
       </w:r>
     </w:p>
+    <w:p>
+      <w:pPr>
+        <w:keepNext w:val="0"/>
+        <w:keepLines w:val="0"/>
+        <w:pageBreakBefore w:val="0"/>
+        <w:widowControl w:val="1"/>
+        <w:pBdr>
+          <w:top w:space="0" w:sz="0" w:val="nil"/>
+          <w:left w:space="0" w:sz="0" w:val="nil"/>
+          <w:bottom w:space="0" w:sz="0" w:val="nil"/>
+          <w:right w:space="0" w:sz="0" w:val="nil"/>
+          <w:between w:space="0" w:sz="0" w:val="nil"/>
+        </w:pBdr>
+        <w:shd w:fill="auto" w:val="clear"/>
+        <w:spacing w:after="40" w:before="40" w:line="240" w:lineRule="auto"/>
+        <w:ind w:right="0"/>
+        <w:jc w:val="left"/>
+        <w:rPr/>
+      </w:pPr>
+      <w:r>
+        <w:rPr>
+          <w:rtl w:val="0"/>
+        </w:rPr>
+      </w:r>
+    </w:p>
+    <w:p>
+      <w:pPr>
+        <w:pBdr>
+          <w:bottom w:color="cccccc" w:space="1" w:sz="4" w:val="single"/>
+        </w:pBdr>
+        <w:spacing w:after="120" w:before="120" w:lineRule="auto"/>
+        <w:rPr/>
+      </w:pPr>
+      <w:r>
+        <w:rPr>
+          <w:rtl w:val="0"/>
+        </w:rPr>
+      </w:r>
+    </w:p>
+    <w:p>
+      <w:pPr>
+        <w:pStyle w:val="Heading2"/>
+        <w:spacing w:after="40" w:before="320" w:lineRule="auto"/>
+        <w:rPr/>
+      </w:pPr>
+      <w:bookmarkStart w:colFirst="0" w:colLast="0" w:name="_oqidbuhbwce9" w:id="0"/>
+      <w:bookmarkEnd w:id="0"/>
+      <w:r>
+        <w:rPr>
+          <w:rtl w:val="0"/>
+        </w:rPr>
+        <w:t xml:space="preserve">Quiz</w:t>
+      </w:r>
+    </w:p>
+    <w:p>
+      <w:pPr>
+        <w:rPr/>
+      </w:pPr>
+      <w:r>
+        <w:rPr>
+          <w:rtl w:val="0"/>
+        </w:rPr>
+      </w:r>
+    </w:p>
+    <w:p>
+      <w:pPr>
+        <w:rPr/>
+      </w:pPr>
+      <w:r>
+        <w:rPr>
+          <w:rtl w:val="0"/>
+        </w:rPr>
+        <w:t xml:space="preserve">3-5 Concepts that are nuanced or easy to confuse that students may have trouble with.</w:t>
+      </w:r>
+    </w:p>
+    <w:p>
+      <w:pPr>
+        <w:rPr/>
+      </w:pPr>
+      <w:r>
+        <w:rPr>
+          <w:rtl w:val="0"/>
+        </w:rPr>
+      </w:r>
+    </w:p>
+    <w:p>
+      <w:pPr>
+        <w:pStyle w:val="Heading4"/>
+        <w:rPr/>
+      </w:pPr>
+      <w:bookmarkStart w:colFirst="0" w:colLast="0" w:name="_x5f62reqq88n" w:id="1"/>
+      <w:bookmarkEnd w:id="1"/>
+      <w:r>
+        <w:rPr>
+          <w:rtl w:val="0"/>
+        </w:rPr>
+        <w:t xml:space="preserve">Concept 1:</w:t>
+      </w:r>
+    </w:p>
+    <w:p>
+      <w:pPr>
+        <w:numPr>
+          <w:ilvl w:val="0"/>
+          <w:numId w:val="1"/>
+        </w:numPr>
+        <w:spacing w:after="40" w:before="40" w:lineRule="auto"/>
+        <w:ind w:left="720" w:hanging="360"/>
+      </w:pPr>
+      <w:r>
+        <w:rPr>
+          <w:rtl w:val="0"/>
+        </w:rPr>
+        <w:t xml:space="preserve">Why this is confusing</w:t>
+      </w:r>
+    </w:p>
+    <w:p>
+      <w:pPr>
+        <w:numPr>
+          <w:ilvl w:val="0"/>
+          <w:numId w:val="1"/>
+        </w:numPr>
+        <w:spacing w:after="40" w:before="40" w:lineRule="auto"/>
+        <w:ind w:left="720" w:hanging="360"/>
+      </w:pPr>
+      <w:r>
+        <w:rPr>
+          <w:rtl w:val="0"/>
+        </w:rPr>
+        <w:t xml:space="preserve">A note about how the correct approach makes a difference</w:t>
+      </w:r>
+    </w:p>
+    <w:p>
+      <w:pPr>
+        <w:spacing w:after="40" w:before="40" w:lineRule="auto"/>
+        <w:rPr/>
+      </w:pPr>
+      <w:r>
+        <w:rPr>
+          <w:rtl w:val="0"/>
+        </w:rPr>
+      </w:r>
+    </w:p>
+    <w:p>
+      <w:pPr>
+        <w:pStyle w:val="Heading4"/>
+        <w:rPr/>
+      </w:pPr>
+      <w:bookmarkStart w:colFirst="0" w:colLast="0" w:name="_4bz3pautmo9w" w:id="2"/>
+      <w:bookmarkEnd w:id="2"/>
+      <w:r>
+        <w:rPr>
+          <w:rtl w:val="0"/>
+        </w:rPr>
+        <w:t xml:space="preserve">Concept 2:</w:t>
+      </w:r>
+    </w:p>
+    <w:p>
+      <w:pPr>
+        <w:numPr>
+          <w:ilvl w:val="0"/>
+          <w:numId w:val="1"/>
+        </w:numPr>
+        <w:spacing w:after="40" w:before="40" w:lineRule="auto"/>
+        <w:ind w:left="720" w:hanging="360"/>
+      </w:pPr>
+      <w:r>
+        <w:rPr>
+          <w:rtl w:val="0"/>
+        </w:rPr>
+        <w:t xml:space="preserve">Why this is confusing</w:t>
+      </w:r>
+    </w:p>
+    <w:p>
+      <w:pPr>
+        <w:numPr>
+          <w:ilvl w:val="0"/>
+          <w:numId w:val="1"/>
+        </w:numPr>
+        <w:spacing w:after="40" w:before="40" w:lineRule="auto"/>
+        <w:ind w:left="720" w:hanging="360"/>
+      </w:pPr>
+      <w:r>
+        <w:rPr>
+          <w:rtl w:val="0"/>
+        </w:rPr>
+        <w:t xml:space="preserve">A note about how the correct approach makes a difference</w:t>
+      </w:r>
+    </w:p>
+    <w:p>
+      <w:pPr>
+        <w:spacing w:after="40" w:before="40" w:lineRule="auto"/>
+        <w:rPr/>
+      </w:pPr>
+      <w:r>
+        <w:rPr>
+          <w:rtl w:val="0"/>
+        </w:rPr>
+      </w:r>
+    </w:p>
+    <w:p>
+      <w:pPr>
+        <w:pStyle w:val="Heading4"/>
+        <w:rPr/>
+      </w:pPr>
+      <w:bookmarkStart w:colFirst="0" w:colLast="0" w:name="_xofcgpe2qp18" w:id="3"/>
+      <w:bookmarkEnd w:id="3"/>
+      <w:r>
+        <w:rPr>
+          <w:rtl w:val="0"/>
+        </w:rPr>
+        <w:t xml:space="preserve">Concept 2:</w:t>
+      </w:r>
+    </w:p>
+    <w:p>
+      <w:pPr>
+        <w:numPr>
+          <w:ilvl w:val="0"/>
+          <w:numId w:val="1"/>
+        </w:numPr>
+        <w:spacing w:after="40" w:before="40" w:lineRule="auto"/>
+        <w:ind w:left="720" w:hanging="360"/>
+      </w:pPr>
+      <w:r>
+        <w:rPr>
+          <w:rtl w:val="0"/>
+        </w:rPr>
+        <w:t xml:space="preserve">Why this is confusing</w:t>
+      </w:r>
+    </w:p>
+    <w:p>
+      <w:pPr>
+        <w:numPr>
+          <w:ilvl w:val="0"/>
+          <w:numId w:val="1"/>
+        </w:numPr>
+        <w:spacing w:after="40" w:before="40" w:lineRule="auto"/>
+        <w:ind w:left="720" w:hanging="360"/>
+      </w:pPr>
+      <w:r>
+        <w:rPr>
+          <w:rtl w:val="0"/>
+        </w:rPr>
+        <w:t xml:space="preserve">A note about how the correct approach makes a difference</w:t>
+      </w:r>
+      <w:r>
+        <w:rPr>
+          <w:rtl w:val="0"/>
+        </w:rPr>
+      </w:r>
+    </w:p>
     <w:sectPr>
-      <w:headerReference w:type="default" r:id="rId7"/>
-      <w:footerReference w:type="default" r:id="rId8"/>
-      <w:pgSz w:w="12240" w:h="15840" w:orient="portrait"/>
-      <w:pgMar w:top="1440" w:right="1440" w:bottom="1440" w:left="1440" w:header="708" w:footer="708" w:gutter="0"/>
-      <w:pgNumType/>
-      <w:docGrid w:linePitch="360"/>
+      <w:headerReference r:id="rId6" w:type="default"/>
+      <w:footerReference r:id="rId7" w:type="default"/>
+      <w:pgSz w:h="15840" w:w="12240" w:orient="portrait"/>
+      <w:pgMar w:bottom="1440" w:top="1440" w:left="1440" w:right="1440" w:header="708" w:footer="708"/>
+      <w:pgNumType w:start="1"/>
     </w:sectPr>
   </w:body>
 </w:document>
 </file>
 
-<file path=word/comments.xml><?xml version="1.0" encoding="utf-8"?>
-<w:comments xmlns:cx="http://schemas.microsoft.com/office/drawing/2014/chartex" xmlns:cx1="http://schemas.microsoft.com/office/drawing/2015/9/8/chartex" xmlns:cx2="http://schemas.microsoft.com/office/drawing/2015/10/21/chartex" xmlns:cx3="http://schemas.microsoft.com/office/drawing/2016/5/9/chartex" xmlns:cx4="http://schemas.microsoft.com/office/drawing/2016/5/10/chartex" xmlns:cx5="http://schemas.microsoft.com/office/drawing/2016/5/11/chartex" xmlns:cx6="http://schemas.microsoft.com/office/drawing/2016/5/12/chartex" xmlns:cx7="http://schemas.microsoft.com/office/drawing/2016/5/13/chartex" xmlns:cx8="http://schemas.microsoft.com/office/drawing/2016/5/14/chartex" xmlns:mc="http://schemas.openxmlformats.org/markup-compatibility/2006" xmlns:aink="http://schemas.microsoft.com/office/drawing/2016/ink" xmlns:am3d="http://schemas.microsoft.com/office/drawing/2017/model3d" xmlns:o="urn:schemas-microsoft-com:office:office" xmlns:r="http://schemas.openxmlformats.org/officeDocument/2006/relationships" xmlns:m="http://schemas.openxmlformats.org/officeDocument/2006/math" xmlns:v="urn:schemas-microsoft-com:vml" xmlns:wp14="http://schemas.microsoft.com/office/word/2010/wordprocessingDrawing" xmlns:wp="http://schemas.openxmlformats.org/drawingml/2006/wordprocessingDrawing" xmlns:w10="urn:schemas-microsoft-com:office:word" xmlns:w="http://schemas.openxmlformats.org/wordprocessingml/2006/main" xmlns:w14="http://schemas.microsoft.com/office/word/2010/wordml" xmlns:w15="http://schemas.microsoft.com/office/word/2012/wordml" xmlns:w16cex="http://schemas.microsoft.com/office/word/2018/wordml/cex" xmlns:w16cid="http://schemas.microsoft.com/office/word/2016/wordml/cid" xmlns:w16="http://schemas.microsoft.com/office/word/2018/wordml" xmlns:w16sdtdh="http://schemas.microsoft.com/office/word/2020/wordml/sdtdatahash" xmlns:w16se="http://schemas.microsoft.com/office/word/2015/wordml/symex" xmlns:wpg="http://schemas.microsoft.com/office/word/2010/wordprocessingGroup" xmlns:wpi="http://schemas.microsoft.com/office/word/2010/wordprocessingInk" xmlns:wne="http://schemas.microsoft.com/office/word/2006/wordml" xmlns:wps="http://schemas.microsoft.com/office/word/2010/wordprocessingShape"/>
-</file>
-
-<file path=word/endnotes.xml><?xml version="1.0" encoding="utf-8"?>
-<w:endnotes xmlns:wpc="http://schemas.microsoft.com/office/word/2010/wordprocessingCanvas" xmlns:mc="http://schemas.openxmlformats.org/markup-compatibility/2006" xmlns:o="urn:schemas-microsoft-com:office:office" xmlns:r="http://schemas.openxmlformats.org/officeDocument/2006/relationships" xmlns:m="http://schemas.openxmlformats.org/officeDocument/2006/math" xmlns:v="urn:schemas-microsoft-com:vml" xmlns:wp14="http://schemas.microsoft.com/office/word/2010/wordprocessingDrawing" xmlns:wp="http://schemas.openxmlformats.org/drawingml/2006/wordprocessingDrawing" xmlns:w10="urn:schemas-microsoft-com:office:word" xmlns:w="http://schemas.openxmlformats.org/wordprocessingml/2006/main" xmlns:w14="http://schemas.microsoft.com/office/word/2010/wordml" xmlns:w15="http://schemas.microsoft.com/office/word/2012/wordml" xmlns:wpg="http://schemas.microsoft.com/office/word/2010/wordprocessingGroup" xmlns:wpi="http://schemas.microsoft.com/office/word/2010/wordprocessingInk" xmlns:wne="http://schemas.microsoft.com/office/word/2006/wordml" xmlns:wps="http://schemas.microsoft.com/office/word/2010/wordprocessingShape" mc:Ignorable="w14 w15 wp14">
-  <w:endnote w:type="separator" w:id="-1">
-    <w:p>
-      <w:pPr>
-        <w:spacing w:after="0" w:line="240" w:lineRule="auto"/>
-      </w:pPr>
-      <w:r>
-        <w:rPr>
-          <w:rStyle w:val="EndnoteReference"/>
-        </w:rPr>
-        <w:endnoteRef/>
-      </w:r>
-      <w:r>
-        <w:separator/>
-      </w:r>
-    </w:p>
-  </w:endnote>
-  <w:endnote w:type="continuationSeparator" w:id="0">
-    <w:p>
-      <w:pPr>
-        <w:spacing w:after="0" w:line="240" w:lineRule="auto"/>
-      </w:pPr>
-      <w:r>
-        <w:rPr>
-          <w:rStyle w:val="EndnoteReference"/>
-        </w:rPr>
-        <w:endnoteRef/>
-      </w:r>
-      <w:r>
-        <w:continuationSeparator/>
-      </w:r>
-    </w:p>
-  </w:endnote>
-</w:endnotes>
-</file>
-
 <file path=word/footer1.xml><?xml version="1.0" encoding="utf-8"?>
-<w:ftr xmlns:wpc="http://schemas.microsoft.com/office/word/2010/wordprocessingCanvas" xmlns:mc="http://schemas.openxmlformats.org/markup-compatibility/2006" xmlns:o="urn:schemas-microsoft-com:office:office" xmlns:r="http://schemas.openxmlformats.org/officeDocument/2006/relationships" xmlns:m="http://schemas.openxmlformats.org/officeDocument/2006/math" xmlns:v="urn:schemas-microsoft-com:vml" xmlns:wp14="http://schemas.microsoft.com/office/word/2010/wordprocessingDrawing" xmlns:wp="http://schemas.openxmlformats.org/drawingml/2006/wordprocessingDrawing" xmlns:w10="urn:schemas-microsoft-com:office:word" xmlns:w="http://schemas.openxmlformats.org/wordprocessingml/2006/main" xmlns:w14="http://schemas.microsoft.com/office/word/2010/wordml" xmlns:w15="http://schemas.microsoft.com/office/word/2012/wordml" xmlns:wpg="http://schemas.microsoft.com/office/word/2010/wordprocessingGroup" xmlns:wpi="http://schemas.microsoft.com/office/word/2010/wordprocessingInk" xmlns:wne="http://schemas.microsoft.com/office/word/2006/wordml" xmlns:wps="http://schemas.microsoft.com/office/word/2010/wordprocessingShape">
+<w:ftr xmlns:mc="http://schemas.openxmlformats.org/markup-compatibility/2006" xmlns:o="urn:schemas-microsoft-com:office:office" xmlns:r="http://schemas.openxmlformats.org/officeDocument/2006/relationships" xmlns:m="http://schemas.openxmlformats.org/officeDocument/2006/math" xmlns:v="urn:schemas-microsoft-com:vml" xmlns:wp="http://schemas.openxmlformats.org/drawingml/2006/wordprocessingDrawing" xmlns:w10="urn:schemas-microsoft-com:office:word" xmlns:w="http://schemas.openxmlformats.org/wordprocessingml/2006/main" xmlns:wne="http://schemas.microsoft.com/office/word/2006/wordml" xmlns:sl="http://schemas.openxmlformats.org/schemaLibrary/2006/main" xmlns:a="http://schemas.openxmlformats.org/drawingml/2006/main" xmlns:pic="http://schemas.openxmlformats.org/drawingml/2006/picture" xmlns:c="http://schemas.openxmlformats.org/drawingml/2006/chart" xmlns:lc="http://schemas.openxmlformats.org/drawingml/2006/lockedCanvas" xmlns:dgm="http://schemas.openxmlformats.org/drawingml/2006/diagram" xmlns:wps="http://schemas.microsoft.com/office/word/2010/wordprocessingShape" xmlns:wpg="http://schemas.microsoft.com/office/word/2010/wordprocessingGroup" xmlns:w14="http://schemas.microsoft.com/office/word/2010/wordml" xmlns:w15="http://schemas.microsoft.com/office/word/2012/wordml" xmlns:w16="http://schemas.microsoft.com/office/word/2018/wordml" xmlns:w16cex="http://schemas.microsoft.com/office/word/2018/wordml/cex" xmlns:w16cid="http://schemas.microsoft.com/office/word/2016/wordml/cid" xmlns="http://schemas.microsoft.com/office/tasks/2019/documenttasks" xmlns:cr="http://schemas.microsoft.com/office/comments/2020/reactions">
   <w:p>
     <w:pPr>
       <w:jc w:val="right"/>
+      <w:rPr/>
     </w:pPr>
     <w:r>
       <w:rPr>
@@ -2226,6 +3945,7 @@
         <w:color w:val="666666"/>
         <w:sz w:val="18"/>
         <w:szCs w:val="18"/>
+        <w:rtl w:val="0"/>
       </w:rPr>
       <w:t xml:space="preserve">Page </w:t>
     </w:r>
@@ -2241,152 +3961,44 @@
       <w:fldChar w:fldCharType="separate"/>
       <w:fldChar w:fldCharType="end"/>
     </w:r>
+    <w:r>
+      <w:rPr>
+        <w:rtl w:val="0"/>
+      </w:rPr>
+    </w:r>
   </w:p>
 </w:ftr>
 </file>
 
-<file path=word/footnotes.xml><?xml version="1.0" encoding="utf-8"?>
-<w:footnotes xmlns:wpc="http://schemas.microsoft.com/office/word/2010/wordprocessingCanvas" xmlns:mc="http://schemas.openxmlformats.org/markup-compatibility/2006" xmlns:o="urn:schemas-microsoft-com:office:office" xmlns:r="http://schemas.openxmlformats.org/officeDocument/2006/relationships" xmlns:m="http://schemas.openxmlformats.org/officeDocument/2006/math" xmlns:v="urn:schemas-microsoft-com:vml" xmlns:wp14="http://schemas.microsoft.com/office/word/2010/wordprocessingDrawing" xmlns:wp="http://schemas.openxmlformats.org/drawingml/2006/wordprocessingDrawing" xmlns:w10="urn:schemas-microsoft-com:office:word" xmlns:w="http://schemas.openxmlformats.org/wordprocessingml/2006/main" xmlns:w14="http://schemas.microsoft.com/office/word/2010/wordml" xmlns:w15="http://schemas.microsoft.com/office/word/2012/wordml" xmlns:wpg="http://schemas.microsoft.com/office/word/2010/wordprocessingGroup" xmlns:wpi="http://schemas.microsoft.com/office/word/2010/wordprocessingInk" xmlns:wne="http://schemas.microsoft.com/office/word/2006/wordml" xmlns:wps="http://schemas.microsoft.com/office/word/2010/wordprocessingShape" mc:Ignorable="w14 w15 wp14">
-  <w:footnote w:type="separator" w:id="-1">
-    <w:p>
-      <w:pPr>
-        <w:spacing w:after="0" w:line="240" w:lineRule="auto"/>
-      </w:pPr>
-      <w:r>
-        <w:rPr>
-          <w:rStyle w:val="FootnoteReference"/>
-        </w:rPr>
-        <w:footnoteRef/>
-      </w:r>
-      <w:r>
-        <w:separator/>
-      </w:r>
-    </w:p>
-  </w:footnote>
-  <w:footnote w:type="continuationSeparator" w:id="0">
-    <w:p>
-      <w:pPr>
-        <w:spacing w:after="0" w:line="240" w:lineRule="auto"/>
-      </w:pPr>
-      <w:r>
-        <w:rPr>
-          <w:rStyle w:val="FootnoteReference"/>
-        </w:rPr>
-        <w:footnoteRef/>
-      </w:r>
-      <w:r>
-        <w:continuationSeparator/>
-      </w:r>
-    </w:p>
-  </w:footnote>
-</w:footnotes>
-</file>
-
 <file path=word/header1.xml><?xml version="1.0" encoding="utf-8"?>
-<w:hdr xmlns:wpc="http://schemas.microsoft.com/office/word/2010/wordprocessingCanvas" xmlns:mc="http://schemas.openxmlformats.org/markup-compatibility/2006" xmlns:o="urn:schemas-microsoft-com:office:office" xmlns:r="http://schemas.openxmlformats.org/officeDocument/2006/relationships" xmlns:m="http://schemas.openxmlformats.org/officeDocument/2006/math" xmlns:v="urn:schemas-microsoft-com:vml" xmlns:wp14="http://schemas.microsoft.com/office/word/2010/wordprocessingDrawing" xmlns:wp="http://schemas.openxmlformats.org/drawingml/2006/wordprocessingDrawing" xmlns:w10="urn:schemas-microsoft-com:office:word" xmlns:w="http://schemas.openxmlformats.org/wordprocessingml/2006/main" xmlns:w14="http://schemas.microsoft.com/office/word/2010/wordml" xmlns:w15="http://schemas.microsoft.com/office/word/2012/wordml" xmlns:wpg="http://schemas.microsoft.com/office/word/2010/wordprocessingGroup" xmlns:wpi="http://schemas.microsoft.com/office/word/2010/wordprocessingInk" xmlns:wne="http://schemas.microsoft.com/office/word/2006/wordml" xmlns:wps="http://schemas.microsoft.com/office/word/2010/wordprocessingShape" xmlns:cx="http://schemas.microsoft.com/office/drawing/2014/chartex" xmlns:cx1="http://schemas.microsoft.com/office/drawing/2015/9/8/chartex" xmlns:cx2="http://schemas.microsoft.com/office/drawing/2015/10/21/chartex" xmlns:cx3="http://schemas.microsoft.com/office/drawing/2016/5/9/chartex" xmlns:cx4="http://schemas.microsoft.com/office/drawing/2016/5/10/chartex" xmlns:cx5="http://schemas.microsoft.com/office/drawing/2016/5/11/chartex" xmlns:cx6="http://schemas.microsoft.com/office/drawing/2016/5/12/chartex" xmlns:cx7="http://schemas.microsoft.com/office/drawing/2016/5/13/chartex" xmlns:cx8="http://schemas.microsoft.com/office/drawing/2016/5/14/chartex" xmlns:w16cid="http://schemas.microsoft.com/office/word/2016/wordml/cid" xmlns:w16se="http://schemas.microsoft.com/office/word/2015/wordml/symex">
+<w:hdr xmlns:mc="http://schemas.openxmlformats.org/markup-compatibility/2006" xmlns:o="urn:schemas-microsoft-com:office:office" xmlns:r="http://schemas.openxmlformats.org/officeDocument/2006/relationships" xmlns:m="http://schemas.openxmlformats.org/officeDocument/2006/math" xmlns:v="urn:schemas-microsoft-com:vml" xmlns:wp="http://schemas.openxmlformats.org/drawingml/2006/wordprocessingDrawing" xmlns:w10="urn:schemas-microsoft-com:office:word" xmlns:w="http://schemas.openxmlformats.org/wordprocessingml/2006/main" xmlns:wne="http://schemas.microsoft.com/office/word/2006/wordml" xmlns:sl="http://schemas.openxmlformats.org/schemaLibrary/2006/main" xmlns:a="http://schemas.openxmlformats.org/drawingml/2006/main" xmlns:pic="http://schemas.openxmlformats.org/drawingml/2006/picture" xmlns:c="http://schemas.openxmlformats.org/drawingml/2006/chart" xmlns:lc="http://schemas.openxmlformats.org/drawingml/2006/lockedCanvas" xmlns:dgm="http://schemas.openxmlformats.org/drawingml/2006/diagram" xmlns:wps="http://schemas.microsoft.com/office/word/2010/wordprocessingShape" xmlns:wpg="http://schemas.microsoft.com/office/word/2010/wordprocessingGroup" xmlns:w14="http://schemas.microsoft.com/office/word/2010/wordml" xmlns:w15="http://schemas.microsoft.com/office/word/2012/wordml" xmlns:w16="http://schemas.microsoft.com/office/word/2018/wordml" xmlns:w16cex="http://schemas.microsoft.com/office/word/2018/wordml/cex" xmlns:w16cid="http://schemas.microsoft.com/office/word/2016/wordml/cid" xmlns="http://schemas.microsoft.com/office/tasks/2019/documenttasks" xmlns:cr="http://schemas.microsoft.com/office/comments/2020/reactions">
   <w:p>
+    <w:pPr>
+      <w:rPr/>
+    </w:pPr>
     <w:r>
       <w:rPr>
         <w:rFonts w:ascii="Open Sans" w:cs="Open Sans" w:eastAsia="Open Sans" w:hAnsi="Open Sans"/>
         <w:color w:val="666666"/>
         <w:sz w:val="18"/>
         <w:szCs w:val="18"/>
+        <w:rtl w:val="0"/>
       </w:rPr>
       <w:t xml:space="preserve">Lesson Outline</w:t>
+    </w:r>
+    <w:r>
+      <w:rPr>
+        <w:rtl w:val="0"/>
+      </w:rPr>
     </w:r>
   </w:p>
 </w:hdr>
 </file>
 
 <file path=word/numbering.xml><?xml version="1.0" encoding="utf-8"?>
-<w:numbering xmlns:wpc="http://schemas.microsoft.com/office/word/2010/wordprocessingCanvas" xmlns:mc="http://schemas.openxmlformats.org/markup-compatibility/2006" xmlns:o="urn:schemas-microsoft-com:office:office" xmlns:r="http://schemas.openxmlformats.org/officeDocument/2006/relationships" xmlns:m="http://schemas.openxmlformats.org/officeDocument/2006/math" xmlns:v="urn:schemas-microsoft-com:vml" xmlns:wp14="http://schemas.microsoft.com/office/word/2010/wordprocessingDrawing" xmlns:wp="http://schemas.openxmlformats.org/drawingml/2006/wordprocessingDrawing" xmlns:w10="urn:schemas-microsoft-com:office:word" xmlns:w="http://schemas.openxmlformats.org/wordprocessingml/2006/main" xmlns:w14="http://schemas.microsoft.com/office/word/2010/wordml" xmlns:w15="http://schemas.microsoft.com/office/word/2012/wordml" xmlns:wpg="http://schemas.microsoft.com/office/word/2010/wordprocessingGroup" xmlns:wpi="http://schemas.microsoft.com/office/word/2010/wordprocessingInk" xmlns:wne="http://schemas.microsoft.com/office/word/2006/wordml" xmlns:wps="http://schemas.microsoft.com/office/word/2010/wordprocessingShape" mc:Ignorable="w14 w15 wp14">
-  <w:abstractNum w:abstractNumId="1" w15:restartNumberingAfterBreak="0">
-    <w:multiLevelType w:val="hybridMultilevel"/>
-    <w:lvl w:ilvl="0" w15:tentative="1">
-      <w:start w:val="1"/>
-      <w:numFmt w:val="bullet"/>
-      <w:lvlText w:val="●"/>
-      <w:lvlJc w:val="left"/>
-      <w:pPr>
-        <w:ind w:left="720" w:hanging="360"/>
-      </w:pPr>
-    </w:lvl>
-    <w:lvl w:ilvl="1" w15:tentative="1">
-      <w:start w:val="1"/>
-      <w:numFmt w:val="bullet"/>
-      <w:lvlText w:val="○"/>
-      <w:lvlJc w:val="left"/>
-      <w:pPr>
-        <w:ind w:left="1440" w:hanging="360"/>
-      </w:pPr>
-    </w:lvl>
-    <w:lvl w:ilvl="2" w15:tentative="1">
-      <w:start w:val="1"/>
-      <w:numFmt w:val="bullet"/>
-      <w:lvlText w:val="■"/>
-      <w:lvlJc w:val="left"/>
-      <w:pPr>
-        <w:ind w:left="2160" w:hanging="360"/>
-      </w:pPr>
-    </w:lvl>
-    <w:lvl w:ilvl="3" w15:tentative="1">
-      <w:start w:val="1"/>
-      <w:numFmt w:val="bullet"/>
-      <w:lvlText w:val="●"/>
-      <w:lvlJc w:val="left"/>
-      <w:pPr>
-        <w:ind w:left="2880" w:hanging="360"/>
-      </w:pPr>
-    </w:lvl>
-    <w:lvl w:ilvl="4" w15:tentative="1">
-      <w:start w:val="1"/>
-      <w:numFmt w:val="bullet"/>
-      <w:lvlText w:val="○"/>
-      <w:lvlJc w:val="left"/>
-      <w:pPr>
-        <w:ind w:left="3600" w:hanging="360"/>
-      </w:pPr>
-    </w:lvl>
-    <w:lvl w:ilvl="5" w15:tentative="1">
-      <w:start w:val="1"/>
-      <w:numFmt w:val="bullet"/>
-      <w:lvlText w:val="■"/>
-      <w:lvlJc w:val="left"/>
-      <w:pPr>
-        <w:ind w:left="4320" w:hanging="360"/>
-      </w:pPr>
-    </w:lvl>
-    <w:lvl w:ilvl="6" w15:tentative="1">
-      <w:start w:val="1"/>
-      <w:numFmt w:val="bullet"/>
-      <w:lvlText w:val="●"/>
-      <w:lvlJc w:val="left"/>
-      <w:pPr>
-        <w:ind w:left="5040" w:hanging="360"/>
-      </w:pPr>
-    </w:lvl>
-    <w:lvl w:ilvl="7" w15:tentative="1">
-      <w:start w:val="1"/>
-      <w:numFmt w:val="bullet"/>
-      <w:lvlText w:val="●"/>
-      <w:lvlJc w:val="left"/>
-      <w:pPr>
-        <w:ind w:left="5760" w:hanging="360"/>
-      </w:pPr>
-    </w:lvl>
-    <w:lvl w:ilvl="8" w15:tentative="1">
-      <w:start w:val="1"/>
-      <w:numFmt w:val="bullet"/>
-      <w:lvlText w:val="●"/>
-      <w:lvlJc w:val="left"/>
-      <w:pPr>
-        <w:ind w:left="6480" w:hanging="360"/>
-      </w:pPr>
-    </w:lvl>
-  </w:abstractNum>
-  <w:abstractNum w:abstractNumId="2" w15:restartNumberingAfterBreak="0">
-    <w:multiLevelType w:val="hybridMultilevel"/>
-    <w:lvl w:ilvl="0" w15:tentative="1">
+<w:numbering xmlns:mc="http://schemas.openxmlformats.org/markup-compatibility/2006" xmlns:o="urn:schemas-microsoft-com:office:office" xmlns:r="http://schemas.openxmlformats.org/officeDocument/2006/relationships" xmlns:m="http://schemas.openxmlformats.org/officeDocument/2006/math" xmlns:v="urn:schemas-microsoft-com:vml" xmlns:wp="http://schemas.openxmlformats.org/drawingml/2006/wordprocessingDrawing" xmlns:w10="urn:schemas-microsoft-com:office:word" xmlns:w="http://schemas.openxmlformats.org/wordprocessingml/2006/main" xmlns:wne="http://schemas.microsoft.com/office/word/2006/wordml" xmlns:sl="http://schemas.openxmlformats.org/schemaLibrary/2006/main" xmlns:a="http://schemas.openxmlformats.org/drawingml/2006/main" xmlns:pic="http://schemas.openxmlformats.org/drawingml/2006/picture" xmlns:c="http://schemas.openxmlformats.org/drawingml/2006/chart" xmlns:lc="http://schemas.openxmlformats.org/drawingml/2006/lockedCanvas" xmlns:dgm="http://schemas.openxmlformats.org/drawingml/2006/diagram" xmlns:wps="http://schemas.microsoft.com/office/word/2010/wordprocessingShape" xmlns:wpg="http://schemas.microsoft.com/office/word/2010/wordprocessingGroup" xmlns:w14="http://schemas.microsoft.com/office/word/2010/wordml" xmlns:w15="http://schemas.microsoft.com/office/word/2012/wordml" xmlns:w16="http://schemas.microsoft.com/office/word/2018/wordml" xmlns:w16cex="http://schemas.microsoft.com/office/word/2018/wordml/cex" xmlns:w16cid="http://schemas.microsoft.com/office/word/2016/wordml/cid" xmlns="http://schemas.microsoft.com/office/tasks/2019/documenttasks" xmlns:cr="http://schemas.microsoft.com/office/comments/2020/reactions">
+  <w:abstractNum w:abstractNumId="1">
+    <w:lvl w:ilvl="0">
       <w:start w:val="1"/>
       <w:numFmt w:val="bullet"/>
       <w:lvlText w:val="•"/>
@@ -2394,8 +4006,9 @@
       <w:pPr>
         <w:ind w:left="720" w:hanging="360"/>
       </w:pPr>
+      <w:rPr/>
     </w:lvl>
-    <w:lvl w:ilvl="1" w15:tentative="1">
+    <w:lvl w:ilvl="1">
       <w:start w:val="1"/>
       <w:numFmt w:val="bullet"/>
       <w:lvlText w:val="◦"/>
@@ -2403,278 +4016,748 @@
       <w:pPr>
         <w:ind w:left="1080" w:hanging="360"/>
       </w:pPr>
+      <w:rPr/>
+    </w:lvl>
+    <w:lvl w:ilvl="2">
+      <w:start w:val="1"/>
+      <w:numFmt w:val="bullet"/>
+      <w:lvlText w:val=""/>
+      <w:lvlJc w:val="left"/>
+      <w:pPr>
+        <w:ind w:left="0" w:firstLine="0"/>
+      </w:pPr>
+      <w:rPr/>
+    </w:lvl>
+    <w:lvl w:ilvl="3">
+      <w:start w:val="1"/>
+      <w:numFmt w:val="bullet"/>
+      <w:lvlText w:val=""/>
+      <w:lvlJc w:val="left"/>
+      <w:pPr>
+        <w:ind w:left="0" w:firstLine="0"/>
+      </w:pPr>
+      <w:rPr/>
+    </w:lvl>
+    <w:lvl w:ilvl="4">
+      <w:start w:val="1"/>
+      <w:numFmt w:val="bullet"/>
+      <w:lvlText w:val=""/>
+      <w:lvlJc w:val="left"/>
+      <w:pPr>
+        <w:ind w:left="0" w:firstLine="0"/>
+      </w:pPr>
+      <w:rPr/>
+    </w:lvl>
+    <w:lvl w:ilvl="5">
+      <w:start w:val="1"/>
+      <w:numFmt w:val="bullet"/>
+      <w:lvlText w:val=""/>
+      <w:lvlJc w:val="left"/>
+      <w:pPr>
+        <w:ind w:left="0" w:firstLine="0"/>
+      </w:pPr>
+      <w:rPr/>
+    </w:lvl>
+    <w:lvl w:ilvl="6">
+      <w:start w:val="1"/>
+      <w:numFmt w:val="bullet"/>
+      <w:lvlText w:val=""/>
+      <w:lvlJc w:val="left"/>
+      <w:pPr>
+        <w:ind w:left="0" w:firstLine="0"/>
+      </w:pPr>
+      <w:rPr/>
+    </w:lvl>
+    <w:lvl w:ilvl="7">
+      <w:start w:val="1"/>
+      <w:numFmt w:val="bullet"/>
+      <w:lvlText w:val=""/>
+      <w:lvlJc w:val="left"/>
+      <w:pPr>
+        <w:ind w:left="0" w:firstLine="0"/>
+      </w:pPr>
+      <w:rPr/>
+    </w:lvl>
+    <w:lvl w:ilvl="8">
+      <w:start w:val="1"/>
+      <w:numFmt w:val="bullet"/>
+      <w:lvlText w:val=""/>
+      <w:lvlJc w:val="left"/>
+      <w:pPr>
+        <w:ind w:left="0" w:firstLine="0"/>
+      </w:pPr>
+      <w:rPr/>
     </w:lvl>
   </w:abstractNum>
   <w:num w:numId="1">
     <w:abstractNumId w:val="1"/>
-    <w:lvlOverride w:ilvl="0">
-      <w:startOverride w:val="1"/>
-    </w:lvlOverride>
-  </w:num>
-  <w:num w:numId="2">
-    <w:abstractNumId w:val="2"/>
-    <w:lvlOverride w:ilvl="0">
-      <w:startOverride w:val="1"/>
-    </w:lvlOverride>
   </w:num>
 </w:numbering>
 </file>
 
 <file path=word/styles.xml><?xml version="1.0" encoding="utf-8"?>
-<w:styles xmlns:mc="http://schemas.openxmlformats.org/markup-compatibility/2006" xmlns:r="http://schemas.openxmlformats.org/officeDocument/2006/relationships" xmlns:w="http://schemas.openxmlformats.org/wordprocessingml/2006/main" xmlns:w14="http://schemas.microsoft.com/office/word/2010/wordml" xmlns:w15="http://schemas.microsoft.com/office/word/2012/wordml" mc:Ignorable="w14 w15">
+<w:styles xmlns:mc="http://schemas.openxmlformats.org/markup-compatibility/2006" xmlns:o="urn:schemas-microsoft-com:office:office" xmlns:r="http://schemas.openxmlformats.org/officeDocument/2006/relationships" xmlns:m="http://schemas.openxmlformats.org/officeDocument/2006/math" xmlns:v="urn:schemas-microsoft-com:vml" xmlns:wp="http://schemas.openxmlformats.org/drawingml/2006/wordprocessingDrawing" xmlns:w10="urn:schemas-microsoft-com:office:word" xmlns:w="http://schemas.openxmlformats.org/wordprocessingml/2006/main" xmlns:wne="http://schemas.microsoft.com/office/word/2006/wordml" xmlns:sl="http://schemas.openxmlformats.org/schemaLibrary/2006/main" xmlns:a="http://schemas.openxmlformats.org/drawingml/2006/main" xmlns:pic="http://schemas.openxmlformats.org/drawingml/2006/picture" xmlns:c="http://schemas.openxmlformats.org/drawingml/2006/chart" xmlns:lc="http://schemas.openxmlformats.org/drawingml/2006/lockedCanvas" xmlns:dgm="http://schemas.openxmlformats.org/drawingml/2006/diagram" xmlns:wps="http://schemas.microsoft.com/office/word/2010/wordprocessingShape" xmlns:wpg="http://schemas.microsoft.com/office/word/2010/wordprocessingGroup" xmlns:w14="http://schemas.microsoft.com/office/word/2010/wordml" xmlns:w15="http://schemas.microsoft.com/office/word/2012/wordml" xmlns:w16="http://schemas.microsoft.com/office/word/2018/wordml" xmlns:w16cex="http://schemas.microsoft.com/office/word/2018/wordml/cex" xmlns:w16cid="http://schemas.microsoft.com/office/word/2016/wordml/cid" xmlns="http://schemas.microsoft.com/office/tasks/2019/documenttasks" xmlns:cr="http://schemas.microsoft.com/office/comments/2020/reactions">
   <w:docDefaults>
     <w:rPrDefault>
       <w:rPr>
         <w:rFonts w:ascii="Open Sans" w:cs="Open Sans" w:eastAsia="Open Sans" w:hAnsi="Open Sans"/>
         <w:color w:val="333333"/>
-        <w:sz w:val="20"/>
-        <w:szCs w:val="20"/>
       </w:rPr>
     </w:rPrDefault>
-    <w:pPrDefault/>
+    <w:pPrDefault>
+      <w:pPr/>
+    </w:pPrDefault>
   </w:docDefaults>
+  <w:style w:type="table" w:styleId="TableNormal" w:default="1">
+    <w:name w:val="TableNormal"/>
+    <w:tblPr>
+      <w:tblCellMar>
+        <w:top w:w="100.0" w:type="dxa"/>
+        <w:left w:w="100.0" w:type="dxa"/>
+        <w:bottom w:w="100.0" w:type="dxa"/>
+        <w:right w:w="100.0" w:type="dxa"/>
+      </w:tblCellMar>
+    </w:tblPr>
+  </w:style>
+  <w:style w:type="paragraph" w:styleId="Normal" w:default="1">
+    <w:name w:val="normal"/>
+  </w:style>
+  <w:style w:type="paragraph" w:styleId="Heading1">
+    <w:name w:val="heading 1"/>
+    <w:basedOn w:val="Normal"/>
+    <w:next w:val="Normal"/>
+    <w:pPr>
+      <w:keepNext w:val="0"/>
+      <w:keepLines w:val="0"/>
+      <w:pageBreakBefore w:val="0"/>
+      <w:widowControl w:val="1"/>
+      <w:pBdr>
+        <w:top w:space="0" w:sz="0" w:val="nil"/>
+        <w:left w:space="0" w:sz="0" w:val="nil"/>
+        <w:bottom w:space="0" w:sz="0" w:val="nil"/>
+        <w:right w:space="0" w:sz="0" w:val="nil"/>
+        <w:between w:space="0" w:sz="0" w:val="nil"/>
+      </w:pBdr>
+      <w:shd w:fill="auto" w:val="clear"/>
+      <w:spacing w:after="160" w:before="0" w:line="240" w:lineRule="auto"/>
+      <w:ind w:left="0" w:right="0" w:firstLine="0"/>
+      <w:jc w:val="left"/>
+    </w:pPr>
+    <w:rPr>
+      <w:rFonts w:ascii="Montserrat" w:cs="Montserrat" w:eastAsia="Montserrat" w:hAnsi="Montserrat"/>
+      <w:b w:val="1"/>
+      <w:bCs w:val="1"/>
+      <w:i w:val="0"/>
+      <w:iCs w:val="0"/>
+      <w:smallCaps w:val="0"/>
+      <w:strike w:val="0"/>
+      <w:color w:val="f86d58"/>
+      <w:sz w:val="38"/>
+      <w:szCs w:val="38"/>
+      <w:u w:val="none"/>
+      <w:shd w:fill="auto" w:val="clear"/>
+      <w:vertAlign w:val="baseline"/>
+    </w:rPr>
+  </w:style>
+  <w:style w:type="paragraph" w:styleId="Heading2">
+    <w:name w:val="heading 2"/>
+    <w:basedOn w:val="Normal"/>
+    <w:next w:val="Normal"/>
+    <w:pPr>
+      <w:keepNext w:val="0"/>
+      <w:keepLines w:val="0"/>
+      <w:pageBreakBefore w:val="0"/>
+      <w:widowControl w:val="1"/>
+      <w:pBdr>
+        <w:top w:space="0" w:sz="0" w:val="nil"/>
+        <w:left w:space="0" w:sz="0" w:val="nil"/>
+        <w:bottom w:space="0" w:sz="0" w:val="nil"/>
+        <w:right w:space="0" w:sz="0" w:val="nil"/>
+        <w:between w:space="0" w:sz="0" w:val="nil"/>
+      </w:pBdr>
+      <w:shd w:fill="auto" w:val="clear"/>
+      <w:spacing w:after="100" w:before="280" w:line="240" w:lineRule="auto"/>
+      <w:ind w:left="0" w:right="0" w:firstLine="0"/>
+      <w:jc w:val="left"/>
+    </w:pPr>
+    <w:rPr>
+      <w:rFonts w:ascii="Montserrat" w:cs="Montserrat" w:eastAsia="Montserrat" w:hAnsi="Montserrat"/>
+      <w:b w:val="1"/>
+      <w:bCs w:val="1"/>
+      <w:i w:val="0"/>
+      <w:iCs w:val="0"/>
+      <w:smallCaps w:val="0"/>
+      <w:strike w:val="0"/>
+      <w:color w:val="743ffd"/>
+      <w:sz w:val="32"/>
+      <w:szCs w:val="32"/>
+      <w:u w:val="none"/>
+      <w:shd w:fill="auto" w:val="clear"/>
+      <w:vertAlign w:val="baseline"/>
+    </w:rPr>
+  </w:style>
+  <w:style w:type="paragraph" w:styleId="Heading3">
+    <w:name w:val="heading 3"/>
+    <w:basedOn w:val="Normal"/>
+    <w:next w:val="Normal"/>
+    <w:pPr>
+      <w:keepNext w:val="0"/>
+      <w:keepLines w:val="0"/>
+      <w:pageBreakBefore w:val="0"/>
+      <w:widowControl w:val="1"/>
+      <w:pBdr>
+        <w:top w:space="0" w:sz="0" w:val="nil"/>
+        <w:left w:space="0" w:sz="0" w:val="nil"/>
+        <w:bottom w:space="0" w:sz="0" w:val="nil"/>
+        <w:right w:space="0" w:sz="0" w:val="nil"/>
+        <w:between w:space="0" w:sz="0" w:val="nil"/>
+      </w:pBdr>
+      <w:shd w:fill="auto" w:val="clear"/>
+      <w:spacing w:after="80" w:before="200" w:line="240" w:lineRule="auto"/>
+      <w:ind w:left="0" w:right="0" w:firstLine="0"/>
+      <w:jc w:val="left"/>
+    </w:pPr>
+    <w:rPr>
+      <w:rFonts w:ascii="Montserrat" w:cs="Montserrat" w:eastAsia="Montserrat" w:hAnsi="Montserrat"/>
+      <w:b w:val="1"/>
+      <w:bCs w:val="1"/>
+      <w:i w:val="0"/>
+      <w:iCs w:val="0"/>
+      <w:smallCaps w:val="0"/>
+      <w:strike w:val="0"/>
+      <w:color w:val="666666"/>
+      <w:sz w:val="24"/>
+      <w:szCs w:val="24"/>
+      <w:u w:val="none"/>
+      <w:shd w:fill="auto" w:val="clear"/>
+      <w:vertAlign w:val="baseline"/>
+    </w:rPr>
+  </w:style>
+  <w:style w:type="paragraph" w:styleId="Heading4">
+    <w:name w:val="heading 4"/>
+    <w:basedOn w:val="Normal"/>
+    <w:next w:val="Normal"/>
+    <w:pPr>
+      <w:keepNext w:val="0"/>
+      <w:keepLines w:val="0"/>
+      <w:pageBreakBefore w:val="0"/>
+      <w:widowControl w:val="1"/>
+      <w:pBdr>
+        <w:top w:space="0" w:sz="0" w:val="nil"/>
+        <w:left w:space="0" w:sz="0" w:val="nil"/>
+        <w:bottom w:space="0" w:sz="0" w:val="nil"/>
+        <w:right w:space="0" w:sz="0" w:val="nil"/>
+        <w:between w:space="0" w:sz="0" w:val="nil"/>
+      </w:pBdr>
+      <w:shd w:fill="auto" w:val="clear"/>
+      <w:spacing w:after="60" w:before="160" w:line="240" w:lineRule="auto"/>
+      <w:ind w:left="0" w:right="0" w:firstLine="0"/>
+      <w:jc w:val="left"/>
+    </w:pPr>
+    <w:rPr>
+      <w:rFonts w:ascii="Montserrat" w:cs="Montserrat" w:eastAsia="Montserrat" w:hAnsi="Montserrat"/>
+      <w:b w:val="1"/>
+      <w:bCs w:val="1"/>
+      <w:i w:val="0"/>
+      <w:iCs w:val="0"/>
+      <w:smallCaps w:val="0"/>
+      <w:strike w:val="0"/>
+      <w:color w:val="666666"/>
+      <w:sz w:val="20"/>
+      <w:szCs w:val="20"/>
+      <w:u w:val="none"/>
+      <w:shd w:fill="auto" w:val="clear"/>
+      <w:vertAlign w:val="baseline"/>
+    </w:rPr>
+  </w:style>
+  <w:style w:type="paragraph" w:styleId="Heading5">
+    <w:name w:val="heading 5"/>
+    <w:basedOn w:val="Normal"/>
+    <w:next w:val="Normal"/>
+    <w:pPr>
+      <w:keepNext w:val="0"/>
+      <w:keepLines w:val="0"/>
+      <w:pageBreakBefore w:val="0"/>
+      <w:widowControl w:val="1"/>
+      <w:pBdr>
+        <w:top w:space="0" w:sz="0" w:val="nil"/>
+        <w:left w:space="0" w:sz="0" w:val="nil"/>
+        <w:bottom w:space="0" w:sz="0" w:val="nil"/>
+        <w:right w:space="0" w:sz="0" w:val="nil"/>
+        <w:between w:space="0" w:sz="0" w:val="nil"/>
+      </w:pBdr>
+      <w:shd w:fill="auto" w:val="clear"/>
+      <w:spacing w:after="0" w:before="0" w:line="240" w:lineRule="auto"/>
+      <w:ind w:left="0" w:right="0" w:firstLine="0"/>
+      <w:jc w:val="left"/>
+    </w:pPr>
+    <w:rPr>
+      <w:rFonts w:ascii="Open Sans" w:cs="Open Sans" w:eastAsia="Open Sans" w:hAnsi="Open Sans"/>
+      <w:b w:val="0"/>
+      <w:bCs w:val="0"/>
+      <w:i w:val="0"/>
+      <w:iCs w:val="0"/>
+      <w:smallCaps w:val="0"/>
+      <w:strike w:val="0"/>
+      <w:color w:val="2e74b5"/>
+      <w:sz w:val="20"/>
+      <w:szCs w:val="20"/>
+      <w:u w:val="none"/>
+      <w:shd w:fill="auto" w:val="clear"/>
+      <w:vertAlign w:val="baseline"/>
+    </w:rPr>
+  </w:style>
+  <w:style w:type="paragraph" w:styleId="Heading6">
+    <w:name w:val="heading 6"/>
+    <w:basedOn w:val="Normal"/>
+    <w:next w:val="Normal"/>
+    <w:pPr>
+      <w:keepNext w:val="0"/>
+      <w:keepLines w:val="0"/>
+      <w:pageBreakBefore w:val="0"/>
+      <w:widowControl w:val="1"/>
+      <w:pBdr>
+        <w:top w:space="0" w:sz="0" w:val="nil"/>
+        <w:left w:space="0" w:sz="0" w:val="nil"/>
+        <w:bottom w:space="0" w:sz="0" w:val="nil"/>
+        <w:right w:space="0" w:sz="0" w:val="nil"/>
+        <w:between w:space="0" w:sz="0" w:val="nil"/>
+      </w:pBdr>
+      <w:shd w:fill="auto" w:val="clear"/>
+      <w:spacing w:after="0" w:before="0" w:line="240" w:lineRule="auto"/>
+      <w:ind w:left="0" w:right="0" w:firstLine="0"/>
+      <w:jc w:val="left"/>
+    </w:pPr>
+    <w:rPr>
+      <w:rFonts w:ascii="Open Sans" w:cs="Open Sans" w:eastAsia="Open Sans" w:hAnsi="Open Sans"/>
+      <w:b w:val="0"/>
+      <w:bCs w:val="0"/>
+      <w:i w:val="0"/>
+      <w:iCs w:val="0"/>
+      <w:smallCaps w:val="0"/>
+      <w:strike w:val="0"/>
+      <w:color w:val="1f4d78"/>
+      <w:sz w:val="20"/>
+      <w:szCs w:val="20"/>
+      <w:u w:val="none"/>
+      <w:shd w:fill="auto" w:val="clear"/>
+      <w:vertAlign w:val="baseline"/>
+    </w:rPr>
+  </w:style>
   <w:style w:type="paragraph" w:styleId="Title">
     <w:name w:val="Title"/>
     <w:basedOn w:val="Normal"/>
     <w:next w:val="Normal"/>
-    <w:qFormat/>
+    <w:pPr>
+      <w:keepNext w:val="0"/>
+      <w:keepLines w:val="0"/>
+      <w:pageBreakBefore w:val="0"/>
+      <w:widowControl w:val="1"/>
+      <w:pBdr>
+        <w:top w:space="0" w:sz="0" w:val="nil"/>
+        <w:left w:space="0" w:sz="0" w:val="nil"/>
+        <w:bottom w:space="0" w:sz="0" w:val="nil"/>
+        <w:right w:space="0" w:sz="0" w:val="nil"/>
+        <w:between w:space="0" w:sz="0" w:val="nil"/>
+      </w:pBdr>
+      <w:shd w:fill="auto" w:val="clear"/>
+      <w:spacing w:after="0" w:before="0" w:line="240" w:lineRule="auto"/>
+      <w:ind w:left="0" w:right="0" w:firstLine="0"/>
+      <w:jc w:val="left"/>
+    </w:pPr>
     <w:rPr>
+      <w:rFonts w:ascii="Open Sans" w:cs="Open Sans" w:eastAsia="Open Sans" w:hAnsi="Open Sans"/>
+      <w:b w:val="0"/>
+      <w:bCs w:val="0"/>
+      <w:i w:val="0"/>
+      <w:iCs w:val="0"/>
+      <w:smallCaps w:val="0"/>
+      <w:strike w:val="0"/>
+      <w:color w:val="333333"/>
       <w:sz w:val="56"/>
       <w:szCs w:val="56"/>
+      <w:u w:val="none"/>
+      <w:shd w:fill="auto" w:val="clear"/>
+      <w:vertAlign w:val="baseline"/>
     </w:rPr>
   </w:style>
-  <w:style w:type="paragraph" w:styleId="Heading1">
-    <w:name w:val="Heading 1"/>
+  <w:style w:type="paragraph" w:styleId="Subtitle">
+    <w:name w:val="Subtitle"/>
     <w:basedOn w:val="Normal"/>
     <w:next w:val="Normal"/>
-    <w:qFormat/>
+    <w:pPr>
+      <w:keepNext w:val="1"/>
+      <w:keepLines w:val="1"/>
+      <w:pageBreakBefore w:val="0"/>
+      <w:spacing w:after="80" w:before="360" w:lineRule="auto"/>
+    </w:pPr>
     <w:rPr>
-      <w:color w:val="2E74B5"/>
-      <w:sz w:val="32"/>
-      <w:szCs w:val="32"/>
+      <w:rFonts w:ascii="Georgia" w:cs="Georgia" w:eastAsia="Georgia" w:hAnsi="Georgia"/>
+      <w:i w:val="1"/>
+      <w:iCs w:val="1"/>
+      <w:color w:val="666666"/>
+      <w:sz w:val="48"/>
+      <w:szCs w:val="48"/>
     </w:rPr>
   </w:style>
-  <w:style w:type="paragraph" w:styleId="Heading2">
-    <w:name w:val="Heading 2"/>
-    <w:basedOn w:val="Normal"/>
-    <w:next w:val="Normal"/>
-    <w:qFormat/>
-    <w:rPr>
-      <w:color w:val="2E74B5"/>
-      <w:sz w:val="26"/>
-      <w:szCs w:val="26"/>
-    </w:rPr>
+  <w:style w:type="table" w:styleId="Table1">
+    <w:basedOn w:val="TableNormal"/>
+    <w:tblPr>
+      <w:tblStyleRowBandSize w:val="1"/>
+      <w:tblStyleColBandSize w:val="1"/>
+      <w:tblCellMar>
+        <w:top w:w="0.0" w:type="dxa"/>
+        <w:left w:w="115.0" w:type="dxa"/>
+        <w:bottom w:w="0.0" w:type="dxa"/>
+        <w:right w:w="115.0" w:type="dxa"/>
+      </w:tblCellMar>
+    </w:tblPr>
   </w:style>
-  <w:style w:type="paragraph" w:styleId="Heading3">
-    <w:name w:val="Heading 3"/>
-    <w:basedOn w:val="Normal"/>
-    <w:next w:val="Normal"/>
-    <w:qFormat/>
-    <w:rPr>
-      <w:color w:val="1F4D78"/>
-      <w:sz w:val="24"/>
-      <w:szCs w:val="24"/>
-    </w:rPr>
+  <w:style w:type="table" w:styleId="Table2">
+    <w:basedOn w:val="TableNormal"/>
+    <w:tblPr>
+      <w:tblStyleRowBandSize w:val="1"/>
+      <w:tblStyleColBandSize w:val="1"/>
+      <w:tblCellMar>
+        <w:top w:w="0.0" w:type="dxa"/>
+        <w:left w:w="115.0" w:type="dxa"/>
+        <w:bottom w:w="0.0" w:type="dxa"/>
+        <w:right w:w="115.0" w:type="dxa"/>
+      </w:tblCellMar>
+    </w:tblPr>
   </w:style>
-  <w:style w:type="paragraph" w:styleId="Heading4">
-    <w:name w:val="Heading 4"/>
-    <w:basedOn w:val="Normal"/>
-    <w:next w:val="Normal"/>
-    <w:qFormat/>
-    <w:rPr>
-      <w:i/>
-      <w:iCs/>
-      <w:color w:val="2E74B5"/>
-    </w:rPr>
-  </w:style>
-  <w:style w:type="paragraph" w:styleId="Heading5">
-    <w:name w:val="Heading 5"/>
-    <w:basedOn w:val="Normal"/>
-    <w:next w:val="Normal"/>
-    <w:qFormat/>
-    <w:rPr>
-      <w:color w:val="2E74B5"/>
-    </w:rPr>
-  </w:style>
-  <w:style w:type="paragraph" w:styleId="Heading6">
-    <w:name w:val="Heading 6"/>
-    <w:basedOn w:val="Normal"/>
-    <w:next w:val="Normal"/>
-    <w:qFormat/>
-    <w:rPr>
-      <w:color w:val="1F4D78"/>
-    </w:rPr>
-  </w:style>
-  <w:style w:type="paragraph" w:styleId="Strong">
-    <w:name w:val="Strong"/>
-    <w:basedOn w:val="Normal"/>
-    <w:next w:val="Normal"/>
-    <w:qFormat/>
-    <w:rPr>
-      <w:b/>
-      <w:bCs/>
-    </w:rPr>
-  </w:style>
-  <w:style w:type="paragraph" w:styleId="ListParagraph">
-    <w:name w:val="List Paragraph"/>
-    <w:basedOn w:val="Normal"/>
-    <w:qFormat/>
-  </w:style>
-  <w:style w:type="character" w:styleId="Hyperlink">
-    <w:name w:val="Hyperlink"/>
-    <w:basedOn w:val="DefaultParagraphFont"/>
-    <w:uiPriority w:val="99"/>
-    <w:unhideWhenUsed/>
-    <w:rPr>
-      <w:color w:val="0563C1"/>
-      <w:u w:val="single"/>
-    </w:rPr>
-  </w:style>
-  <w:style w:type="character" w:styleId="FootnoteReference">
-    <w:name w:val="footnote reference"/>
-    <w:basedOn w:val="DefaultParagraphFont"/>
-    <w:uiPriority w:val="99"/>
-    <w:semiHidden/>
-    <w:unhideWhenUsed/>
-    <w:rPr>
-      <w:vertAlign w:val="superscript"/>
-    </w:rPr>
-  </w:style>
-  <w:style w:type="paragraph" w:styleId="FootnoteText">
-    <w:name w:val="footnote text"/>
-    <w:basedOn w:val="Normal"/>
-    <w:link w:val="FootnoteTextChar"/>
-    <w:uiPriority w:val="99"/>
-    <w:semiHidden/>
-    <w:unhideWhenUsed/>
-    <w:pPr>
-      <w:spacing w:after="0" w:line="240" w:lineRule="auto"/>
-    </w:pPr>
-    <w:rPr>
-      <w:sz w:val="20"/>
-      <w:szCs w:val="20"/>
-    </w:rPr>
-  </w:style>
-  <w:style w:type="character" w:styleId="FootnoteTextChar">
-    <w:name w:val="Footnote Text Char"/>
-    <w:basedOn w:val="DefaultParagraphFont"/>
-    <w:link w:val="FootnoteText"/>
-    <w:uiPriority w:val="99"/>
-    <w:semiHidden/>
-    <w:unhideWhenUsed/>
-    <w:rPr>
-      <w:sz w:val="20"/>
-      <w:szCs w:val="20"/>
-    </w:rPr>
-  </w:style>
-  <w:style w:type="character" w:styleId="EndnoteReference">
-    <w:name w:val="endnote reference"/>
-    <w:basedOn w:val="DefaultParagraphFont"/>
-    <w:uiPriority w:val="99"/>
-    <w:semiHidden/>
-    <w:unhideWhenUsed/>
-    <w:rPr>
-      <w:vertAlign w:val="superscript"/>
-    </w:rPr>
-  </w:style>
-  <w:style w:type="paragraph" w:styleId="EndnoteText">
-    <w:name w:val="endnote text"/>
-    <w:basedOn w:val="Normal"/>
-    <w:link w:val="EndnoteTextChar"/>
-    <w:uiPriority w:val="99"/>
-    <w:semiHidden/>
-    <w:unhideWhenUsed/>
-    <w:pPr>
-      <w:spacing w:after="0" w:line="240" w:lineRule="auto"/>
-    </w:pPr>
-    <w:rPr>
-      <w:sz w:val="20"/>
-      <w:szCs w:val="20"/>
-    </w:rPr>
-  </w:style>
-  <w:style w:type="character" w:styleId="EndnoteTextChar">
-    <w:name w:val="Endnote Text Char"/>
-    <w:basedOn w:val="DefaultParagraphFont"/>
-    <w:link w:val="EndnoteText"/>
-    <w:uiPriority w:val="99"/>
-    <w:semiHidden/>
-    <w:unhideWhenUsed/>
-    <w:rPr>
-      <w:sz w:val="20"/>
-      <w:szCs w:val="20"/>
-    </w:rPr>
-  </w:style>
-  <w:style w:type="paragraph" w:styleId="Heading1">
-    <w:name w:val="Heading 1"/>
-    <w:basedOn w:val="Normal"/>
-    <w:next w:val="Normal"/>
-    <w:qFormat/>
-    <w:pPr>
-      <w:spacing w:after="160" w:before="0"/>
-      <w:outlineLvl w:val="0"/>
-    </w:pPr>
-    <w:rPr>
-      <w:rFonts w:ascii="Montserrat" w:cs="Montserrat" w:eastAsia="Montserrat" w:hAnsi="Montserrat"/>
-      <w:b/>
-      <w:bCs/>
-      <w:color w:val="F86D58"/>
-      <w:sz w:val="38"/>
-      <w:szCs w:val="38"/>
-    </w:rPr>
-  </w:style>
-  <w:style w:type="paragraph" w:styleId="Heading2">
-    <w:name w:val="Heading 2"/>
-    <w:basedOn w:val="Normal"/>
-    <w:next w:val="Normal"/>
-    <w:qFormat/>
-    <w:pPr>
-      <w:spacing w:after="100" w:before="280"/>
-      <w:outlineLvl w:val="1"/>
-    </w:pPr>
-    <w:rPr>
-      <w:rFonts w:ascii="Montserrat" w:cs="Montserrat" w:eastAsia="Montserrat" w:hAnsi="Montserrat"/>
-      <w:b/>
-      <w:bCs/>
-      <w:color w:val="743FFD"/>
-      <w:sz w:val="32"/>
-      <w:szCs w:val="32"/>
-    </w:rPr>
-  </w:style>
-  <w:style w:type="paragraph" w:styleId="Heading3">
-    <w:name w:val="Heading 3"/>
-    <w:basedOn w:val="Normal"/>
-    <w:next w:val="Normal"/>
-    <w:qFormat/>
-    <w:pPr>
-      <w:spacing w:after="80" w:before="200"/>
-      <w:outlineLvl w:val="2"/>
-    </w:pPr>
-    <w:rPr>
-      <w:rFonts w:ascii="Montserrat" w:cs="Montserrat" w:eastAsia="Montserrat" w:hAnsi="Montserrat"/>
-      <w:b/>
-      <w:bCs/>
-      <w:color w:val="666666"/>
-      <w:sz w:val="24"/>
-      <w:szCs w:val="24"/>
-    </w:rPr>
-  </w:style>
-  <w:style w:type="paragraph" w:styleId="Heading4">
-    <w:name w:val="Heading 4"/>
-    <w:basedOn w:val="Normal"/>
-    <w:next w:val="Normal"/>
-    <w:qFormat/>
-    <w:pPr>
-      <w:spacing w:after="60" w:before="160"/>
-      <w:outlineLvl w:val="3"/>
-    </w:pPr>
-    <w:rPr>
-      <w:rFonts w:ascii="Montserrat" w:cs="Montserrat" w:eastAsia="Montserrat" w:hAnsi="Montserrat"/>
-      <w:b/>
-      <w:bCs/>
-      <w:color w:val="666666"/>
-      <w:sz w:val="20"/>
-      <w:szCs w:val="20"/>
-    </w:rPr>
+  <w:style w:type="table" w:styleId="Table3">
+    <w:basedOn w:val="TableNormal"/>
+    <w:tblPr>
+      <w:tblStyleRowBandSize w:val="1"/>
+      <w:tblStyleColBandSize w:val="1"/>
+      <w:tblCellMar>
+        <w:top w:w="0.0" w:type="dxa"/>
+        <w:left w:w="115.0" w:type="dxa"/>
+        <w:bottom w:w="0.0" w:type="dxa"/>
+        <w:right w:w="115.0" w:type="dxa"/>
+      </w:tblCellMar>
+    </w:tblPr>
   </w:style>
 </w:styles>
+</file>
+
+<file path=word/theme/theme1.xml><?xml version="1.0" encoding="utf-8"?>
+<a:theme xmlns:a="http://schemas.openxmlformats.org/drawingml/2006/main" name="Office Theme">
+  <a:themeElements>
+    <a:clrScheme name="Office">
+      <a:dk1>
+        <a:sysClr val="windowText" lastClr="000000"/>
+      </a:dk1>
+      <a:lt1>
+        <a:sysClr val="window" lastClr="FFFFFF"/>
+      </a:lt1>
+      <a:dk2>
+        <a:srgbClr val="1F497D"/>
+      </a:dk2>
+      <a:lt2>
+        <a:srgbClr val="EEECE1"/>
+      </a:lt2>
+      <a:accent1>
+        <a:srgbClr val="4F81BD"/>
+      </a:accent1>
+      <a:accent2>
+        <a:srgbClr val="C0504D"/>
+      </a:accent2>
+      <a:accent3>
+        <a:srgbClr val="9BBB59"/>
+      </a:accent3>
+      <a:accent4>
+        <a:srgbClr val="8064A2"/>
+      </a:accent4>
+      <a:accent5>
+        <a:srgbClr val="4BACC6"/>
+      </a:accent5>
+      <a:accent6>
+        <a:srgbClr val="F79646"/>
+      </a:accent6>
+      <a:hlink>
+        <a:srgbClr val="0000FF"/>
+      </a:hlink>
+      <a:folHlink>
+        <a:srgbClr val="800080"/>
+      </a:folHlink>
+    </a:clrScheme>
+    <a:fontScheme name="Office">
+      <a:majorFont>
+        <a:latin typeface="Calibri"/>
+        <a:ea typeface=""/>
+        <a:cs typeface=""/>
+        <a:font script="Jpan" typeface="ＭＳ ゴシック"/>
+        <a:font script="Hang" typeface="맑은 고딕"/>
+        <a:font script="Hans" typeface="宋体"/>
+        <a:font script="Hant" typeface="新細明體"/>
+        <a:font script="Arab" typeface="Times New Roman"/>
+        <a:font script="Hebr" typeface="Times New Roman"/>
+        <a:font script="Thai" typeface="Angsana New"/>
+        <a:font script="Ethi" typeface="Nyala"/>
+        <a:font script="Beng" typeface="Vrinda"/>
+        <a:font script="Gujr" typeface="Shruti"/>
+        <a:font script="Khmr" typeface="MoolBoran"/>
+        <a:font script="Knda" typeface="Tunga"/>
+        <a:font script="Guru" typeface="Raavi"/>
+        <a:font script="Cans" typeface="Euphemia"/>
+        <a:font script="Cher" typeface="Plantagenet Cherokee"/>
+        <a:font script="Yiii" typeface="Microsoft Yi Baiti"/>
+        <a:font script="Tibt" typeface="Microsoft Himalaya"/>
+        <a:font script="Thaa" typeface="MV Boli"/>
+        <a:font script="Deva" typeface="Mangal"/>
+        <a:font script="Telu" typeface="Gautami"/>
+        <a:font script="Taml" typeface="Latha"/>
+        <a:font script="Syrc" typeface="Estrangelo Edessa"/>
+        <a:font script="Orya" typeface="Kalinga"/>
+        <a:font script="Mlym" typeface="Kartika"/>
+        <a:font script="Laoo" typeface="DokChampa"/>
+        <a:font script="Sinh" typeface="Iskoola Pota"/>
+        <a:font script="Mong" typeface="Mongolian Baiti"/>
+        <a:font script="Viet" typeface="Times New Roman"/>
+        <a:font script="Uigh" typeface="Microsoft Uighur"/>
+        <a:font script="Geor" typeface="Sylfaen"/>
+      </a:majorFont>
+      <a:minorFont>
+        <a:latin typeface="Cambria"/>
+        <a:ea typeface=""/>
+        <a:cs typeface=""/>
+        <a:font script="Jpan" typeface="ＭＳ 明朝"/>
+        <a:font script="Hang" typeface="맑은 고딕"/>
+        <a:font script="Hans" typeface="宋体"/>
+        <a:font script="Hant" typeface="新細明體"/>
+        <a:font script="Arab" typeface="Arial"/>
+        <a:font script="Hebr" typeface="Arial"/>
+        <a:font script="Thai" typeface="Cordia New"/>
+        <a:font script="Ethi" typeface="Nyala"/>
+        <a:font script="Beng" typeface="Vrinda"/>
+        <a:font script="Gujr" typeface="Shruti"/>
+        <a:font script="Khmr" typeface="DaunPenh"/>
+        <a:font script="Knda" typeface="Tunga"/>
+        <a:font script="Guru" typeface="Raavi"/>
+        <a:font script="Cans" typeface="Euphemia"/>
+        <a:font script="Cher" typeface="Plantagenet Cherokee"/>
+        <a:font script="Yiii" typeface="Microsoft Yi Baiti"/>
+        <a:font script="Tibt" typeface="Microsoft Himalaya"/>
+        <a:font script="Thaa" typeface="MV Boli"/>
+        <a:font script="Deva" typeface="Mangal"/>
+        <a:font script="Telu" typeface="Gautami"/>
+        <a:font script="Taml" typeface="Latha"/>
+        <a:font script="Syrc" typeface="Estrangelo Edessa"/>
+        <a:font script="Orya" typeface="Kalinga"/>
+        <a:font script="Mlym" typeface="Kartika"/>
+        <a:font script="Laoo" typeface="DokChampa"/>
+        <a:font script="Sinh" typeface="Iskoola Pota"/>
+        <a:font script="Mong" typeface="Mongolian Baiti"/>
+        <a:font script="Viet" typeface="Arial"/>
+        <a:font script="Uigh" typeface="Microsoft Uighur"/>
+        <a:font script="Geor" typeface="Sylfaen"/>
+      </a:minorFont>
+    </a:fontScheme>
+    <a:fmtScheme name="Office">
+      <a:fillStyleLst>
+        <a:solidFill>
+          <a:schemeClr val="phClr"/>
+        </a:solidFill>
+        <a:gradFill rotWithShape="1">
+          <a:gsLst>
+            <a:gs pos="0">
+              <a:schemeClr val="phClr">
+                <a:tint val="50000"/>
+                <a:satMod val="300000"/>
+              </a:schemeClr>
+            </a:gs>
+            <a:gs pos="35000">
+              <a:schemeClr val="phClr">
+                <a:tint val="37000"/>
+                <a:satMod val="300000"/>
+              </a:schemeClr>
+            </a:gs>
+            <a:gs pos="100000">
+              <a:schemeClr val="phClr">
+                <a:tint val="15000"/>
+                <a:satMod val="350000"/>
+              </a:schemeClr>
+            </a:gs>
+          </a:gsLst>
+          <a:lin ang="16200000" scaled="1"/>
+        </a:gradFill>
+        <a:gradFill rotWithShape="1">
+          <a:gsLst>
+            <a:gs pos="0">
+              <a:schemeClr val="phClr">
+                <a:tint val="100000"/>
+                <a:shade val="100000"/>
+                <a:satMod val="130000"/>
+              </a:schemeClr>
+            </a:gs>
+            <a:gs pos="100000">
+              <a:schemeClr val="phClr">
+                <a:tint val="50000"/>
+                <a:shade val="100000"/>
+                <a:satMod val="350000"/>
+              </a:schemeClr>
+            </a:gs>
+          </a:gsLst>
+          <a:lin ang="16200000" scaled="0"/>
+        </a:gradFill>
+      </a:fillStyleLst>
+      <a:lnStyleLst>
+        <a:ln w="9525" cap="flat" cmpd="sng" algn="ctr">
+          <a:solidFill>
+            <a:schemeClr val="phClr">
+              <a:shade val="95000"/>
+              <a:satMod val="105000"/>
+            </a:schemeClr>
+          </a:solidFill>
+          <a:prstDash val="solid"/>
+        </a:ln>
+        <a:ln w="25400" cap="flat" cmpd="sng" algn="ctr">
+          <a:solidFill>
+            <a:schemeClr val="phClr"/>
+          </a:solidFill>
+          <a:prstDash val="solid"/>
+        </a:ln>
+        <a:ln w="38100" cap="flat" cmpd="sng" algn="ctr">
+          <a:solidFill>
+            <a:schemeClr val="phClr"/>
+          </a:solidFill>
+          <a:prstDash val="solid"/>
+        </a:ln>
+      </a:lnStyleLst>
+      <a:effectStyleLst>
+        <a:effectStyle>
+          <a:effectLst>
+            <a:outerShdw blurRad="40000" dist="20000" dir="5400000" rotWithShape="0">
+              <a:srgbClr val="000000">
+                <a:alpha val="38000"/>
+              </a:srgbClr>
+            </a:outerShdw>
+          </a:effectLst>
+        </a:effectStyle>
+        <a:effectStyle>
+          <a:effectLst>
+            <a:outerShdw blurRad="40000" dist="23000" dir="5400000" rotWithShape="0">
+              <a:srgbClr val="000000">
+                <a:alpha val="35000"/>
+              </a:srgbClr>
+            </a:outerShdw>
+          </a:effectLst>
+        </a:effectStyle>
+        <a:effectStyle>
+          <a:effectLst>
+            <a:outerShdw blurRad="40000" dist="23000" dir="5400000" rotWithShape="0">
+              <a:srgbClr val="000000">
+                <a:alpha val="35000"/>
+              </a:srgbClr>
+            </a:outerShdw>
+          </a:effectLst>
+          <a:scene3d>
+            <a:camera prst="orthographicFront">
+              <a:rot lat="0" lon="0" rev="0"/>
+            </a:camera>
+            <a:lightRig rig="threePt" dir="t">
+              <a:rot lat="0" lon="0" rev="1200000"/>
+            </a:lightRig>
+          </a:scene3d>
+          <a:sp3d>
+            <a:bevelT w="63500" h="25400"/>
+          </a:sp3d>
+        </a:effectStyle>
+      </a:effectStyleLst>
+      <a:bgFillStyleLst>
+        <a:solidFill>
+          <a:schemeClr val="phClr"/>
+        </a:solidFill>
+        <a:gradFill rotWithShape="1">
+          <a:gsLst>
+            <a:gs pos="0">
+              <a:schemeClr val="phClr">
+                <a:tint val="40000"/>
+                <a:satMod val="350000"/>
+              </a:schemeClr>
+            </a:gs>
+            <a:gs pos="40000">
+              <a:schemeClr val="phClr">
+                <a:tint val="45000"/>
+                <a:shade val="99000"/>
+                <a:satMod val="350000"/>
+              </a:schemeClr>
+            </a:gs>
+            <a:gs pos="100000">
+              <a:schemeClr val="phClr">
+                <a:shade val="20000"/>
+                <a:satMod val="255000"/>
+              </a:schemeClr>
+            </a:gs>
+          </a:gsLst>
+          <a:path path="circle">
+            <a:fillToRect l="50000" t="-80000" r="50000" b="180000"/>
+          </a:path>
+        </a:gradFill>
+        <a:gradFill rotWithShape="1">
+          <a:gsLst>
+            <a:gs pos="0">
+              <a:schemeClr val="phClr">
+                <a:tint val="80000"/>
+                <a:satMod val="300000"/>
+              </a:schemeClr>
+            </a:gs>
+            <a:gs pos="100000">
+              <a:schemeClr val="phClr">
+                <a:shade val="30000"/>
+                <a:satMod val="200000"/>
+              </a:schemeClr>
+            </a:gs>
+          </a:gsLst>
+          <a:path path="circle">
+            <a:fillToRect l="50000" t="50000" r="50000" b="50000"/>
+          </a:path>
+        </a:gradFill>
+      </a:bgFillStyleLst>
+    </a:fmtScheme>
+  </a:themeElements>
+  <a:objectDefaults>
+    <a:spDef>
+      <a:spPr/>
+      <a:bodyPr/>
+      <a:lstStyle/>
+      <a:style>
+        <a:lnRef idx="1">
+          <a:schemeClr val="accent1"/>
+        </a:lnRef>
+        <a:fillRef idx="3">
+          <a:schemeClr val="accent1"/>
+        </a:fillRef>
+        <a:effectRef idx="2">
+          <a:schemeClr val="accent1"/>
+        </a:effectRef>
+        <a:fontRef idx="minor">
+          <a:schemeClr val="lt1"/>
+        </a:fontRef>
+      </a:style>
+    </a:spDef>
+    <a:lnDef>
+      <a:spPr/>
+      <a:bodyPr/>
+      <a:lstStyle/>
+      <a:style>
+        <a:lnRef idx="2">
+          <a:schemeClr val="accent1"/>
+        </a:lnRef>
+        <a:fillRef idx="0">
+          <a:schemeClr val="accent1"/>
+        </a:fillRef>
+        <a:effectRef idx="1">
+          <a:schemeClr val="accent1"/>
+        </a:effectRef>
+        <a:fontRef idx="minor">
+          <a:schemeClr val="tx1"/>
+        </a:fontRef>
+      </a:style>
+    </a:lnDef>
+  </a:objectDefaults>
+  <a:extraClrSchemeLst/>
+</a:theme>
 </file>